--- a/flow/20230914_vu_template/drafts/2024-08-u/31-СБ-положення_поясу.docx
+++ b/flow/20230914_vu_template/drafts/2024-08-u/31-СБ-положення_поясу.docx
@@ -101,30 +101,19 @@
       </w:pPr>
       <w:r>
         <w:rPr>
-          <w:rFonts w:ascii="Times New Roman" w:hAnsi="Times New Roman" w:cs="Times New Roman"/>
-          <w:i/>
-          <w:color w:val="FF0000"/>
-          <w:sz w:val="24"/>
-          <w:szCs w:val="24"/>
+          <w:rFonts w:ascii="Times New Roman" w:hAnsi="Times New Roman"/>
+          <w:i/>
+          <w:color w:val="FF4400"/>
+          <w:sz w:val="24"/>
         </w:rPr>
         <w:t>Священик:</w:t>
       </w:r>
       <w:r>
         <w:rPr>
-          <w:rFonts w:ascii="Times New Roman" w:hAnsi="Times New Roman" w:cs="Times New Roman"/>
-          <w:color w:val="000000"/>
-          <w:sz w:val="24"/>
-          <w:szCs w:val="24"/>
-        </w:rPr>
-        <w:t xml:space="preserve"> </w:t>
-      </w:r>
-      <w:r>
-        <w:rPr>
-          <w:rFonts w:ascii="Times New Roman" w:hAnsi="Times New Roman" w:cs="Times New Roman"/>
-          <w:sz w:val="24"/>
-          <w:szCs w:val="24"/>
-        </w:rPr>
-        <w:t>Благословенний Бог наш завжди, нині і повсякчас, і на віки віків.</w:t>
+          <w:rFonts w:ascii="Times New Roman" w:hAnsi="Times New Roman"/>
+          <w:sz w:val="24"/>
+        </w:rPr>
+        <w:t xml:space="preserve"> Благословенний Бог наш завжди, нині і повсякчас, і на віки віків.</w:t>
       </w:r>
     </w:p>
     <w:p>
@@ -10663,30 +10652,19 @@
       </w:pPr>
       <w:r>
         <w:rPr>
-          <w:rFonts w:ascii="Times New Roman" w:hAnsi="Times New Roman" w:cs="Times New Roman"/>
-          <w:i/>
-          <w:color w:val="FF0000"/>
-          <w:sz w:val="24"/>
-          <w:szCs w:val="24"/>
+          <w:rFonts w:ascii="Times New Roman" w:hAnsi="Times New Roman"/>
+          <w:i/>
+          <w:color w:val="FF4400"/>
+          <w:sz w:val="24"/>
         </w:rPr>
         <w:t>Священик:</w:t>
       </w:r>
       <w:r>
         <w:rPr>
-          <w:rFonts w:ascii="Times New Roman" w:hAnsi="Times New Roman" w:cs="Times New Roman"/>
-          <w:color w:val="FF0000"/>
-          <w:sz w:val="24"/>
-          <w:szCs w:val="24"/>
-        </w:rPr>
-        <w:t xml:space="preserve"> </w:t>
-      </w:r>
-      <w:r>
-        <w:rPr>
-          <w:rFonts w:ascii="Times New Roman" w:hAnsi="Times New Roman" w:cs="Times New Roman"/>
-          <w:sz w:val="24"/>
-          <w:szCs w:val="24"/>
-        </w:rPr>
-        <w:t>Мир всім.</w:t>
+          <w:rFonts w:ascii="Times New Roman" w:hAnsi="Times New Roman"/>
+          <w:sz w:val="24"/>
+        </w:rPr>
+        <w:t xml:space="preserve"> Мир всім.</w:t>
       </w:r>
     </w:p>
     <w:p>
@@ -13283,23 +13261,40 @@
       </w:pPr>
       <w:r>
         <w:rPr>
-          <w:rFonts w:ascii="Times New Roman" w:hAnsi="Times New Roman" w:cs="Times New Roman"/>
-          <w:i/>
-          <w:color w:val="FF0000"/>
-          <w:sz w:val="24"/>
-          <w:szCs w:val="24"/>
-        </w:rPr>
-        <w:t>Свящ</w:t>
-      </w:r>
-      <w:r>
-        <w:rPr>
-          <w:rFonts w:ascii="Times New Roman" w:hAnsi="Times New Roman" w:cs="Times New Roman"/>
-          <w:i/>
-          <w:color w:val="FF0000"/>
-          <w:sz w:val="24"/>
-          <w:szCs w:val="24"/>
-        </w:rPr>
-        <w:t>еник:</w:t>
+          <w:rFonts w:ascii="Times New Roman" w:hAnsi="Times New Roman"/>
+          <w:i/>
+          <w:color w:val="FF4400"/>
+          <w:sz w:val="24"/>
+        </w:rPr>
+        <w:t>Священик:</w:t>
+      </w:r>
+      <w:r>
+        <w:rPr>
+          <w:rFonts w:ascii="Times New Roman" w:hAnsi="Times New Roman"/>
+          <w:sz w:val="24"/>
+        </w:rPr>
+        <w:t xml:space="preserve"> Бо Ти – Бог милости, ласк і людинолюбности, і Тобі славу віддаємо, Отцю, і Сину, і Святому Духові, нині, і повсякчас, і на віки віків.</w:t>
+      </w:r>
+    </w:p>
+    <w:p>
+      <w:pPr>
+        <w:spacing w:after="120"/>
+        <w:jc w:val="both"/>
+        <w:rPr>
+          <w:rFonts w:ascii="Times New Roman" w:hAnsi="Times New Roman" w:cs="Times New Roman"/>
+          <w:sz w:val="24"/>
+          <w:szCs w:val="24"/>
+        </w:rPr>
+      </w:pPr>
+      <w:r>
+        <w:rPr>
+          <w:rFonts w:ascii="Times New Roman" w:hAnsi="Times New Roman" w:cs="Times New Roman"/>
+          <w:i/>
+          <w:color w:val="FF0000"/>
+          <w:sz w:val="24"/>
+          <w:szCs w:val="24"/>
+        </w:rPr>
+        <w:t>Вірні:</w:t>
       </w:r>
       <w:r>
         <w:rPr>
@@ -13313,11 +13308,37 @@
       <w:r>
         <w:rPr>
           <w:rFonts w:ascii="Times New Roman" w:hAnsi="Times New Roman" w:cs="Times New Roman"/>
-          <w:color w:val="000000"/>
-          <w:sz w:val="24"/>
-          <w:szCs w:val="24"/>
-        </w:rPr>
-        <w:t>Бо Ти – Бог милости, ласк і людинолюбности, і Тобі славу віддаємо, Отцю, і Сину, і Святому Духові, нині, і повсякчас, і на віки віків.</w:t>
+          <w:sz w:val="24"/>
+          <w:szCs w:val="24"/>
+        </w:rPr>
+        <w:t>Амінь.</w:t>
+      </w:r>
+    </w:p>
+    <w:p>
+      <w:pPr>
+        <w:spacing w:after="120"/>
+        <w:jc w:val="both"/>
+        <w:rPr>
+          <w:rFonts w:ascii="Times New Roman" w:hAnsi="Times New Roman" w:cs="Times New Roman"/>
+          <w:sz w:val="24"/>
+          <w:szCs w:val="24"/>
+        </w:rPr>
+      </w:pPr>
+      <w:r>
+        <w:rPr>
+          <w:rFonts w:ascii="Times New Roman" w:hAnsi="Times New Roman"/>
+          <w:i/>
+          <w:color w:val="FF4400"/>
+          <w:sz w:val="24"/>
+        </w:rPr>
+        <w:t>Священик:</w:t>
+      </w:r>
+      <w:r>
+        <w:rPr>
+          <w:rFonts w:ascii="Times New Roman" w:hAnsi="Times New Roman"/>
+          <w:sz w:val="24"/>
+        </w:rPr>
+        <w:t xml:space="preserve"> Мир всім.</w:t>
       </w:r>
     </w:p>
     <w:p>
@@ -13355,208 +13376,123 @@
           <w:sz w:val="24"/>
           <w:szCs w:val="24"/>
         </w:rPr>
-        <w:t>Амінь.</w:t>
-      </w:r>
-    </w:p>
-    <w:p>
-      <w:pPr>
-        <w:spacing w:after="120"/>
-        <w:jc w:val="both"/>
-        <w:rPr>
-          <w:rFonts w:ascii="Times New Roman" w:hAnsi="Times New Roman" w:cs="Times New Roman"/>
-          <w:sz w:val="24"/>
-          <w:szCs w:val="24"/>
-        </w:rPr>
-      </w:pPr>
-      <w:r>
-        <w:rPr>
-          <w:rFonts w:ascii="Times New Roman" w:hAnsi="Times New Roman" w:cs="Times New Roman"/>
-          <w:i/>
-          <w:color w:val="FF0000"/>
-          <w:sz w:val="24"/>
-          <w:szCs w:val="24"/>
+        <w:t>І духові твоєму.</w:t>
+      </w:r>
+    </w:p>
+    <w:p>
+      <w:pPr>
+        <w:spacing w:after="120"/>
+        <w:jc w:val="both"/>
+        <w:rPr>
+          <w:rFonts w:ascii="Times New Roman" w:hAnsi="Times New Roman" w:cs="Times New Roman"/>
+          <w:sz w:val="24"/>
+          <w:szCs w:val="24"/>
+        </w:rPr>
+      </w:pPr>
+      <w:r>
+        <w:rPr>
+          <w:rFonts w:ascii="Times New Roman" w:hAnsi="Times New Roman" w:cs="Times New Roman"/>
+          <w:sz w:val="24"/>
+          <w:szCs w:val="24"/>
+        </w:rPr>
+        <w:t>Голови ваші перед Господом схиліть.</w:t>
+      </w:r>
+    </w:p>
+    <w:p>
+      <w:pPr>
+        <w:spacing w:after="120"/>
+        <w:jc w:val="both"/>
+        <w:rPr>
+          <w:rFonts w:ascii="Times New Roman" w:hAnsi="Times New Roman" w:cs="Times New Roman"/>
+          <w:sz w:val="24"/>
+          <w:szCs w:val="24"/>
+        </w:rPr>
+      </w:pPr>
+      <w:r>
+        <w:rPr>
+          <w:rFonts w:ascii="Times New Roman" w:hAnsi="Times New Roman" w:cs="Times New Roman"/>
+          <w:i/>
+          <w:color w:val="FF0000"/>
+          <w:sz w:val="24"/>
+          <w:szCs w:val="24"/>
+        </w:rPr>
+        <w:t>Вірні:</w:t>
+      </w:r>
+      <w:r>
+        <w:rPr>
+          <w:rFonts w:ascii="Times New Roman" w:hAnsi="Times New Roman" w:cs="Times New Roman"/>
+          <w:color w:val="FF0000"/>
+          <w:sz w:val="24"/>
+          <w:szCs w:val="24"/>
+        </w:rPr>
+        <w:t xml:space="preserve"> </w:t>
+      </w:r>
+      <w:r>
+        <w:rPr>
+          <w:rFonts w:ascii="Times New Roman" w:hAnsi="Times New Roman" w:cs="Times New Roman"/>
+          <w:sz w:val="24"/>
+          <w:szCs w:val="24"/>
+        </w:rPr>
+        <w:t>Тобі, Господи.</w:t>
+      </w:r>
+    </w:p>
+    <w:p>
+      <w:pPr>
+        <w:spacing w:after="120"/>
+        <w:jc w:val="both"/>
+        <w:rPr>
+          <w:rFonts w:ascii="Times New Roman" w:hAnsi="Times New Roman" w:cs="Times New Roman"/>
+          <w:sz w:val="24"/>
+          <w:szCs w:val="24"/>
+        </w:rPr>
+      </w:pPr>
+      <w:r>
+        <w:rPr>
+          <w:rFonts w:ascii="Times New Roman" w:hAnsi="Times New Roman" w:cs="Times New Roman"/>
+          <w:i/>
+          <w:color w:val="FF0000"/>
+          <w:sz w:val="24"/>
+          <w:szCs w:val="24"/>
+        </w:rPr>
+        <w:t>Священик читає молитву:</w:t>
+      </w:r>
+      <w:r>
+        <w:rPr>
+          <w:rFonts w:ascii="Times New Roman" w:hAnsi="Times New Roman" w:cs="Times New Roman"/>
+          <w:sz w:val="24"/>
+          <w:szCs w:val="24"/>
+        </w:rPr>
+        <w:t xml:space="preserve"> Господи, Боже наш, що прихилив небо і зійшов на спасіння людського роду! Зглянься на слуг твоїх і на спадкоємство твоє, бо перед тобою, страшним і людинолюбним Суддею, слуги твої схилили свої голови і зігнули свої шиї, не від людей</w:t>
+      </w:r>
+      <w:r>
+        <w:rPr>
+          <w:rFonts w:ascii="Times New Roman" w:hAnsi="Times New Roman" w:cs="Times New Roman"/>
+          <w:sz w:val="24"/>
+          <w:szCs w:val="24"/>
+        </w:rPr>
+        <w:t xml:space="preserve"> очікуючи допомоги, але на твою надіючись милість і твого очікуючи спасіння; тож оберігай їх повсякчасно, і в цей вечір, і в прийдешню ніч збережи від усякого ворога, і від будь-якого зазіхання диявольського, і від думок марних, і спогадів лукавих.</w:t>
+      </w:r>
+    </w:p>
+    <w:p>
+      <w:pPr>
+        <w:pStyle w:val="a"/>
+        <w:spacing w:after="120"/>
+      </w:pPr>
+      <w:r>
+        <w:rPr>
+          <w:rFonts w:ascii="Times New Roman" w:hAnsi="Times New Roman"/>
+          <w:i/>
+          <w:color w:val="FF4400"/>
+          <w:sz w:val="24"/>
         </w:rPr>
         <w:t>Священик:</w:t>
       </w:r>
       <w:r>
         <w:rPr>
-          <w:rFonts w:ascii="Times New Roman" w:hAnsi="Times New Roman" w:cs="Times New Roman"/>
-          <w:color w:val="FF0000"/>
-          <w:sz w:val="24"/>
-          <w:szCs w:val="24"/>
-        </w:rPr>
-        <w:t xml:space="preserve"> </w:t>
-      </w:r>
-      <w:r>
-        <w:rPr>
-          <w:rFonts w:ascii="Times New Roman" w:hAnsi="Times New Roman" w:cs="Times New Roman"/>
-          <w:sz w:val="24"/>
-          <w:szCs w:val="24"/>
-        </w:rPr>
-        <w:t>Мир всім.</w:t>
-      </w:r>
-    </w:p>
-    <w:p>
-      <w:pPr>
-        <w:spacing w:after="120"/>
-        <w:jc w:val="both"/>
-        <w:rPr>
-          <w:rFonts w:ascii="Times New Roman" w:hAnsi="Times New Roman" w:cs="Times New Roman"/>
-          <w:sz w:val="24"/>
-          <w:szCs w:val="24"/>
-        </w:rPr>
-      </w:pPr>
-      <w:r>
-        <w:rPr>
-          <w:rFonts w:ascii="Times New Roman" w:hAnsi="Times New Roman" w:cs="Times New Roman"/>
-          <w:i/>
-          <w:color w:val="FF0000"/>
-          <w:sz w:val="24"/>
-          <w:szCs w:val="24"/>
-        </w:rPr>
-        <w:t>Вірні:</w:t>
-      </w:r>
-      <w:r>
-        <w:rPr>
-          <w:rFonts w:ascii="Times New Roman" w:hAnsi="Times New Roman" w:cs="Times New Roman"/>
-          <w:color w:val="FF0000"/>
-          <w:sz w:val="24"/>
-          <w:szCs w:val="24"/>
-        </w:rPr>
-        <w:t xml:space="preserve"> </w:t>
-      </w:r>
-      <w:r>
-        <w:rPr>
-          <w:rFonts w:ascii="Times New Roman" w:hAnsi="Times New Roman" w:cs="Times New Roman"/>
-          <w:sz w:val="24"/>
-          <w:szCs w:val="24"/>
-        </w:rPr>
-        <w:t>І духові твоєму.</w:t>
-      </w:r>
-    </w:p>
-    <w:p>
-      <w:pPr>
-        <w:spacing w:after="120"/>
-        <w:jc w:val="both"/>
-        <w:rPr>
-          <w:rFonts w:ascii="Times New Roman" w:hAnsi="Times New Roman" w:cs="Times New Roman"/>
-          <w:sz w:val="24"/>
-          <w:szCs w:val="24"/>
-        </w:rPr>
-      </w:pPr>
-      <w:r>
-        <w:rPr>
-          <w:rFonts w:ascii="Times New Roman" w:hAnsi="Times New Roman" w:cs="Times New Roman"/>
-          <w:sz w:val="24"/>
-          <w:szCs w:val="24"/>
-        </w:rPr>
-        <w:t>Голови ваші перед Господом схиліть.</w:t>
-      </w:r>
-    </w:p>
-    <w:p>
-      <w:pPr>
-        <w:spacing w:after="120"/>
-        <w:jc w:val="both"/>
-        <w:rPr>
-          <w:rFonts w:ascii="Times New Roman" w:hAnsi="Times New Roman" w:cs="Times New Roman"/>
-          <w:sz w:val="24"/>
-          <w:szCs w:val="24"/>
-        </w:rPr>
-      </w:pPr>
-      <w:r>
-        <w:rPr>
-          <w:rFonts w:ascii="Times New Roman" w:hAnsi="Times New Roman" w:cs="Times New Roman"/>
-          <w:i/>
-          <w:color w:val="FF0000"/>
-          <w:sz w:val="24"/>
-          <w:szCs w:val="24"/>
-        </w:rPr>
-        <w:t>Вірні:</w:t>
-      </w:r>
-      <w:r>
-        <w:rPr>
-          <w:rFonts w:ascii="Times New Roman" w:hAnsi="Times New Roman" w:cs="Times New Roman"/>
-          <w:color w:val="FF0000"/>
-          <w:sz w:val="24"/>
-          <w:szCs w:val="24"/>
-        </w:rPr>
-        <w:t xml:space="preserve"> </w:t>
-      </w:r>
-      <w:r>
-        <w:rPr>
-          <w:rFonts w:ascii="Times New Roman" w:hAnsi="Times New Roman" w:cs="Times New Roman"/>
-          <w:sz w:val="24"/>
-          <w:szCs w:val="24"/>
-        </w:rPr>
-        <w:t>Тобі, Господи.</w:t>
-      </w:r>
-    </w:p>
-    <w:p>
-      <w:pPr>
-        <w:spacing w:after="120"/>
-        <w:jc w:val="both"/>
-        <w:rPr>
-          <w:rFonts w:ascii="Times New Roman" w:hAnsi="Times New Roman" w:cs="Times New Roman"/>
-          <w:sz w:val="24"/>
-          <w:szCs w:val="24"/>
-        </w:rPr>
-      </w:pPr>
-      <w:r>
-        <w:rPr>
-          <w:rFonts w:ascii="Times New Roman" w:hAnsi="Times New Roman" w:cs="Times New Roman"/>
-          <w:i/>
-          <w:color w:val="FF0000"/>
-          <w:sz w:val="24"/>
-          <w:szCs w:val="24"/>
-        </w:rPr>
-        <w:t>Священик читає молитву:</w:t>
-      </w:r>
-      <w:r>
-        <w:rPr>
-          <w:rFonts w:ascii="Times New Roman" w:hAnsi="Times New Roman" w:cs="Times New Roman"/>
-          <w:sz w:val="24"/>
-          <w:szCs w:val="24"/>
-        </w:rPr>
-        <w:t xml:space="preserve"> Господи, Боже наш, що прихилив небо і зійшов на спасіння людського роду! Зглянься на слуг твоїх і на спадкоємство твоє, бо перед тобою, страшним і людинолюбним Суддею, слуги твої схилили свої голови і зігнули свої шиї, не від людей</w:t>
-      </w:r>
-      <w:r>
-        <w:rPr>
-          <w:rFonts w:ascii="Times New Roman" w:hAnsi="Times New Roman" w:cs="Times New Roman"/>
-          <w:sz w:val="24"/>
-          <w:szCs w:val="24"/>
-        </w:rPr>
-        <w:t xml:space="preserve"> очікуючи допомоги, але на твою надіючись милість і твого очікуючи спасіння; тож оберігай їх повсякчасно, і в цей вечір, і в прийдешню ніч збережи від усякого ворога, і від будь-якого зазіхання диявольського, і від думок марних, і спогадів лукавих.</w:t>
-      </w:r>
-    </w:p>
-    <w:p>
-      <w:pPr>
-        <w:pStyle w:val="a"/>
-        <w:spacing w:after="120"/>
-      </w:pPr>
-      <w:r>
-        <w:rPr>
-          <w:rFonts w:ascii="Times New Roman" w:hAnsi="Times New Roman"/>
-          <w:i/>
-          <w:color w:val="FF0000"/>
-          <w:sz w:val="24"/>
-        </w:rPr>
-        <w:t>Священик:</w:t>
-      </w:r>
-      <w:r>
-        <w:rPr>
-          <w:rFonts w:ascii="Times New Roman" w:hAnsi="Times New Roman"/>
-          <w:color w:val="FF0000"/>
-          <w:sz w:val="24"/>
-        </w:rPr>
-        <w:t xml:space="preserve"> </w:t>
-      </w:r>
-      <w:r>
-        <w:rPr>
-          <w:rFonts w:ascii="Times New Roman" w:hAnsi="Times New Roman"/>
-          <w:color w:val="000000"/>
-          <w:sz w:val="24"/>
-        </w:rPr>
-        <w:t>Нехай буде влада царства Твого благословенна і дуже прославлена: Отця, і Сина, і Святого Духа, нині і повсякчас, і на віки віків.</w:t>
+          <w:rFonts w:ascii="Times New Roman" w:hAnsi="Times New Roman"/>
+          <w:sz w:val="24"/>
+        </w:rPr>
+        <w:t xml:space="preserve"> Нехай буде влада царства Твого благословенна і дуже прославлена: Отця, і Сина, і Святого Духа, нині і повсякчас, і на віки віків.</w:t>
       </w:r>
     </w:p>
     <w:p>
@@ -14433,16 +14369,43 @@
       </w:pPr>
       <w:r>
         <w:rPr>
-          <w:rFonts w:ascii="Times New Roman" w:hAnsi="Times New Roman" w:cs="Times New Roman"/>
-          <w:i/>
-          <w:color w:val="FF0000"/>
-          <w:sz w:val="24"/>
-          <w:szCs w:val="24"/>
+          <w:rFonts w:ascii="Times New Roman" w:hAnsi="Times New Roman"/>
+          <w:i/>
+          <w:color w:val="FF4400"/>
+          <w:sz w:val="24"/>
         </w:rPr>
         <w:t>Священик:</w:t>
       </w:r>
       <w:r>
         <w:rPr>
+          <w:rFonts w:ascii="Times New Roman" w:hAnsi="Times New Roman"/>
+          <w:sz w:val="24"/>
+        </w:rPr>
+        <w:t xml:space="preserve"> Благословенний Христос, Бог наш, завжди, нині і повсякчас, і на віки віків.</w:t>
+      </w:r>
+    </w:p>
+    <w:p>
+      <w:pPr>
+        <w:spacing w:after="120"/>
+        <w:jc w:val="both"/>
+        <w:rPr>
+          <w:rFonts w:ascii="Times New Roman" w:hAnsi="Times New Roman" w:cs="Times New Roman"/>
+          <w:sz w:val="24"/>
+          <w:szCs w:val="24"/>
+        </w:rPr>
+      </w:pPr>
+      <w:r>
+        <w:rPr>
+          <w:rFonts w:ascii="Times New Roman" w:hAnsi="Times New Roman" w:cs="Times New Roman"/>
+          <w:i/>
+          <w:color w:val="FF0000"/>
+          <w:sz w:val="24"/>
+          <w:szCs w:val="24"/>
+        </w:rPr>
+        <w:t>Вірні:</w:t>
+      </w:r>
+      <w:r>
+        <w:rPr>
           <w:rFonts w:ascii="Times New Roman" w:hAnsi="Times New Roman" w:cs="Times New Roman"/>
           <w:color w:val="FF0000"/>
           <w:sz w:val="24"/>
@@ -14456,7 +14419,34 @@
           <w:sz w:val="24"/>
           <w:szCs w:val="24"/>
         </w:rPr>
-        <w:t>Благословенний Христос, Бог наш, завжди, нині і повсякчас, і на віки віків.</w:t>
+        <w:t>Амінь. Утверди, Боже, святу православну віру на віки віків.</w:t>
+      </w:r>
+    </w:p>
+    <w:p>
+      <w:pPr>
+        <w:spacing w:after="120"/>
+        <w:jc w:val="both"/>
+        <w:rPr>
+          <w:rFonts w:ascii="Times New Roman" w:hAnsi="Times New Roman" w:cs="Times New Roman"/>
+          <w:sz w:val="24"/>
+          <w:szCs w:val="24"/>
+        </w:rPr>
+      </w:pPr>
+      <w:r>
+        <w:rPr>
+          <w:rFonts w:ascii="Times New Roman" w:hAnsi="Times New Roman"/>
+          <w:i/>
+          <w:color w:val="FF4400"/>
+          <w:sz w:val="24"/>
+        </w:rPr>
+        <w:t>Священик:</w:t>
+      </w:r>
+      <w:r>
+        <w:rPr>
+          <w:rFonts w:ascii="Times New Roman" w:hAnsi="Times New Roman"/>
+          <w:sz w:val="24"/>
+        </w:rPr>
+        <w:t xml:space="preserve"> Пресвята Богородице, спаси нас.</w:t>
       </w:r>
     </w:p>
     <w:p>
@@ -14482,57 +14472,37 @@
       <w:r>
         <w:rPr>
           <w:rFonts w:ascii="Times New Roman" w:hAnsi="Times New Roman" w:cs="Times New Roman"/>
-          <w:color w:val="FF0000"/>
-          <w:sz w:val="24"/>
-          <w:szCs w:val="24"/>
-        </w:rPr>
-        <w:t xml:space="preserve"> </w:t>
-      </w:r>
-      <w:r>
-        <w:rPr>
-          <w:rFonts w:ascii="Times New Roman" w:hAnsi="Times New Roman" w:cs="Times New Roman"/>
-          <w:sz w:val="24"/>
-          <w:szCs w:val="24"/>
-        </w:rPr>
-        <w:t>Амінь. Утверди, Боже, святу православну віру на віки віків.</w:t>
-      </w:r>
-    </w:p>
-    <w:p>
-      <w:pPr>
-        <w:spacing w:after="120"/>
-        <w:jc w:val="both"/>
-        <w:rPr>
-          <w:rFonts w:ascii="Times New Roman" w:hAnsi="Times New Roman" w:cs="Times New Roman"/>
-          <w:sz w:val="24"/>
-          <w:szCs w:val="24"/>
-        </w:rPr>
-      </w:pPr>
-      <w:r>
-        <w:rPr>
-          <w:rFonts w:ascii="Times New Roman" w:hAnsi="Times New Roman" w:cs="Times New Roman"/>
-          <w:i/>
-          <w:color w:val="FF0000"/>
-          <w:sz w:val="24"/>
-          <w:szCs w:val="24"/>
+          <w:sz w:val="24"/>
+          <w:szCs w:val="24"/>
+        </w:rPr>
+        <w:t xml:space="preserve"> Чеснішу від херувимів і незрівнянно славнішу від серафимів, що без зотління Бога Слово породила, сущу Богородицю, тебе величаємо.</w:t>
+      </w:r>
+    </w:p>
+    <w:p>
+      <w:pPr>
+        <w:spacing w:after="120"/>
+        <w:jc w:val="both"/>
+        <w:rPr>
+          <w:rFonts w:ascii="Times New Roman" w:hAnsi="Times New Roman" w:cs="Times New Roman"/>
+          <w:sz w:val="24"/>
+          <w:szCs w:val="24"/>
+        </w:rPr>
+      </w:pPr>
+      <w:r>
+        <w:rPr>
+          <w:rFonts w:ascii="Times New Roman" w:hAnsi="Times New Roman"/>
+          <w:i/>
+          <w:color w:val="FF4400"/>
+          <w:sz w:val="24"/>
         </w:rPr>
         <w:t>Священик:</w:t>
       </w:r>
       <w:r>
         <w:rPr>
-          <w:rFonts w:ascii="Times New Roman" w:hAnsi="Times New Roman" w:cs="Times New Roman"/>
-          <w:color w:val="FF0000"/>
-          <w:sz w:val="24"/>
-          <w:szCs w:val="24"/>
-        </w:rPr>
-        <w:t xml:space="preserve"> </w:t>
-      </w:r>
-      <w:r>
-        <w:rPr>
-          <w:rFonts w:ascii="Times New Roman" w:hAnsi="Times New Roman" w:cs="Times New Roman"/>
-          <w:sz w:val="24"/>
-          <w:szCs w:val="24"/>
-        </w:rPr>
-        <w:t>Пресвята Богородице, спаси нас.</w:t>
+          <w:rFonts w:ascii="Times New Roman" w:hAnsi="Times New Roman"/>
+          <w:sz w:val="24"/>
+        </w:rPr>
+        <w:t xml:space="preserve"> Слава тобі, Христе Боже, надіє наша, слава тобі!</w:t>
       </w:r>
     </w:p>
     <w:p>
@@ -14561,163 +14531,76 @@
           <w:sz w:val="24"/>
           <w:szCs w:val="24"/>
         </w:rPr>
-        <w:t xml:space="preserve"> Чеснішу від херувимів і незрівнянно славнішу від серафимів, що без зотління Бога Слово породила, сущу Богородицю, тебе величаємо.</w:t>
-      </w:r>
-    </w:p>
-    <w:p>
-      <w:pPr>
-        <w:spacing w:after="120"/>
-        <w:jc w:val="both"/>
-        <w:rPr>
-          <w:rFonts w:ascii="Times New Roman" w:hAnsi="Times New Roman" w:cs="Times New Roman"/>
-          <w:sz w:val="24"/>
-          <w:szCs w:val="24"/>
-        </w:rPr>
-      </w:pPr>
-      <w:r>
-        <w:rPr>
-          <w:rFonts w:ascii="Times New Roman" w:hAnsi="Times New Roman" w:cs="Times New Roman"/>
-          <w:i/>
-          <w:color w:val="FF0000"/>
-          <w:sz w:val="24"/>
-          <w:szCs w:val="24"/>
+        <w:t xml:space="preserve"> Слава Отцю і Сину, і </w:t>
+      </w:r>
+      <w:r>
+        <w:rPr>
+          <w:rFonts w:ascii="Times New Roman" w:hAnsi="Times New Roman" w:cs="Times New Roman"/>
+          <w:sz w:val="24"/>
+          <w:szCs w:val="24"/>
+        </w:rPr>
+        <w:t xml:space="preserve">Святому Духові, і нині і повсякчас, і на віки віків. Амінь. Господи, помилуй </w:t>
+      </w:r>
+      <w:r>
+        <w:rPr>
+          <w:rFonts w:ascii="Times New Roman" w:hAnsi="Times New Roman" w:cs="Times New Roman"/>
+          <w:i/>
+          <w:color w:val="FF0000"/>
+          <w:sz w:val="24"/>
+          <w:szCs w:val="24"/>
+        </w:rPr>
+        <w:t>(3 р.)</w:t>
+      </w:r>
+      <w:r>
+        <w:rPr>
+          <w:rFonts w:ascii="Times New Roman" w:hAnsi="Times New Roman" w:cs="Times New Roman"/>
+          <w:i/>
+          <w:sz w:val="24"/>
+          <w:szCs w:val="24"/>
+        </w:rPr>
+        <w:t>.</w:t>
+      </w:r>
+      <w:r>
+        <w:rPr>
+          <w:rFonts w:ascii="Times New Roman" w:hAnsi="Times New Roman" w:cs="Times New Roman"/>
+          <w:sz w:val="24"/>
+          <w:szCs w:val="24"/>
+        </w:rPr>
+        <w:t xml:space="preserve"> Благослови.</w:t>
+      </w:r>
+    </w:p>
+    <w:p>
+      <w:r>
+        <w:rPr>
+          <w:rFonts w:ascii="Times New Roman" w:hAnsi="Times New Roman"/>
+          <w:i/>
+          <w:color w:val="FF4400"/>
+          <w:sz w:val="24"/>
         </w:rPr>
         <w:t>Священик:</w:t>
       </w:r>
       <w:r>
         <w:rPr>
-          <w:rFonts w:ascii="Times New Roman" w:hAnsi="Times New Roman" w:cs="Times New Roman"/>
-          <w:color w:val="FF0000"/>
-          <w:sz w:val="24"/>
-          <w:szCs w:val="24"/>
-        </w:rPr>
-        <w:t xml:space="preserve"> </w:t>
-      </w:r>
-      <w:r>
-        <w:rPr>
-          <w:rFonts w:ascii="Times New Roman" w:hAnsi="Times New Roman" w:cs="Times New Roman"/>
-          <w:sz w:val="24"/>
-          <w:szCs w:val="24"/>
-        </w:rPr>
-        <w:t>Слава тобі, Христе Боже, надіє наша, слава тобі!</w:t>
-      </w:r>
-    </w:p>
-    <w:p>
-      <w:pPr>
-        <w:spacing w:after="120"/>
-        <w:jc w:val="both"/>
-        <w:rPr>
-          <w:rFonts w:ascii="Times New Roman" w:hAnsi="Times New Roman" w:cs="Times New Roman"/>
-          <w:sz w:val="24"/>
-          <w:szCs w:val="24"/>
-        </w:rPr>
-      </w:pPr>
-      <w:r>
-        <w:rPr>
-          <w:rFonts w:ascii="Times New Roman" w:hAnsi="Times New Roman" w:cs="Times New Roman"/>
-          <w:i/>
-          <w:color w:val="FF0000"/>
-          <w:sz w:val="24"/>
-          <w:szCs w:val="24"/>
-        </w:rPr>
-        <w:t>Вірні:</w:t>
-      </w:r>
-      <w:r>
-        <w:rPr>
-          <w:rFonts w:ascii="Times New Roman" w:hAnsi="Times New Roman" w:cs="Times New Roman"/>
-          <w:sz w:val="24"/>
-          <w:szCs w:val="24"/>
-        </w:rPr>
-        <w:t xml:space="preserve"> Слава Отцю і Сину, і </w:t>
-      </w:r>
-      <w:r>
-        <w:rPr>
-          <w:rFonts w:ascii="Times New Roman" w:hAnsi="Times New Roman" w:cs="Times New Roman"/>
-          <w:sz w:val="24"/>
-          <w:szCs w:val="24"/>
-        </w:rPr>
-        <w:t xml:space="preserve">Святому Духові, і нині і повсякчас, і на віки віків. Амінь. Господи, помилуй </w:t>
-      </w:r>
-      <w:r>
-        <w:rPr>
-          <w:rFonts w:ascii="Times New Roman" w:hAnsi="Times New Roman" w:cs="Times New Roman"/>
-          <w:i/>
-          <w:color w:val="FF0000"/>
-          <w:sz w:val="24"/>
-          <w:szCs w:val="24"/>
-        </w:rPr>
-        <w:t>(3 р.)</w:t>
-      </w:r>
-      <w:r>
-        <w:rPr>
-          <w:rFonts w:ascii="Times New Roman" w:hAnsi="Times New Roman" w:cs="Times New Roman"/>
-          <w:i/>
-          <w:sz w:val="24"/>
-          <w:szCs w:val="24"/>
-        </w:rPr>
-        <w:t>.</w:t>
-      </w:r>
-      <w:r>
-        <w:rPr>
-          <w:rFonts w:ascii="Times New Roman" w:hAnsi="Times New Roman" w:cs="Times New Roman"/>
-          <w:sz w:val="24"/>
-          <w:szCs w:val="24"/>
-        </w:rPr>
-        <w:t xml:space="preserve"> Благослови.</w:t>
-      </w:r>
-    </w:p>
-    <w:p>
-      <w:pPr>
-        <w:spacing w:after="120"/>
-        <w:jc w:val="both"/>
-        <w:rPr>
-          <w:rFonts w:ascii="Times New Roman" w:hAnsi="Times New Roman" w:cs="Times New Roman"/>
-          <w:sz w:val="24"/>
-          <w:szCs w:val="24"/>
-        </w:rPr>
-      </w:pPr>
-      <w:r>
-        <w:rPr>
-          <w:rFonts w:ascii="Times New Roman" w:hAnsi="Times New Roman" w:cs="Times New Roman"/>
-          <w:i/>
-          <w:color w:val="FF0000"/>
-          <w:sz w:val="24"/>
-          <w:szCs w:val="24"/>
-        </w:rPr>
-        <w:t>Священик:</w:t>
-      </w:r>
-      <w:r>
-        <w:rPr>
-          <w:rFonts w:ascii="Times New Roman" w:hAnsi="Times New Roman" w:cs="Times New Roman"/>
-          <w:sz w:val="24"/>
-          <w:szCs w:val="24"/>
-        </w:rPr>
-        <w:t xml:space="preserve"> Христос, істинний Бог наш, молитвами пречистої своєї Матері, покладення чесного пояса якої празник днесь світло святкуємо, святих, славних і всехваль</w:t>
-      </w:r>
-      <w:r>
-        <w:rPr>
-          <w:rFonts w:ascii="Times New Roman" w:hAnsi="Times New Roman" w:cs="Times New Roman"/>
-          <w:sz w:val="24"/>
-          <w:szCs w:val="24"/>
-        </w:rPr>
-        <w:t xml:space="preserve">них апостолів, і святого </w:t>
-      </w:r>
-      <w:r>
-        <w:rPr>
-          <w:rFonts w:ascii="Times New Roman" w:hAnsi="Times New Roman" w:cs="Times New Roman"/>
-          <w:color w:val="FF0000"/>
-          <w:sz w:val="24"/>
-          <w:szCs w:val="24"/>
-        </w:rPr>
-        <w:t>(ім'я, якого є храм)</w:t>
-      </w:r>
-      <w:r>
-        <w:rPr>
-          <w:rFonts w:ascii="Times New Roman" w:hAnsi="Times New Roman" w:cs="Times New Roman"/>
-          <w:sz w:val="24"/>
-          <w:szCs w:val="24"/>
-        </w:rPr>
-        <w:t>, і всіх святих, помилує і спасе нас, як благий і людинолюбний.</w:t>
+          <w:rFonts w:ascii="Times New Roman" w:hAnsi="Times New Roman"/>
+          <w:sz w:val="24"/>
+        </w:rPr>
+        <w:t xml:space="preserve"> Христос, істинний Бог наш - молитвами пречистої Своєї Матері, якої чесного пояса положення сьогодні пам'ять світло звершуємо, силою чесного і животворчого Хреста, заступництвом чесних небесних сил безтілесних, чесного і славного пророка, предтечі і хрестителя Йоана, святих славних і всехвальних апостолів, святого отця нашого Миколая, архиєпископа Мир Ликійських, чудотворця, святих славних і переможних мучеників, преподобних і богоносних отців наших, святих і праведних богоотців Йоакима й Анни, святого, </w:t>
+      </w:r>
+      <w:r>
+        <w:rPr>
+          <w:rFonts w:ascii="Times New Roman" w:hAnsi="Times New Roman"/>
+          <w:i/>
+          <w:color w:val="FF4400"/>
+          <w:sz w:val="24"/>
+        </w:rPr>
+        <w:t>якого є храм</w:t>
+      </w:r>
+      <w:r>
+        <w:rPr>
+          <w:rFonts w:ascii="Times New Roman" w:hAnsi="Times New Roman"/>
+          <w:sz w:val="24"/>
+        </w:rPr>
+        <w:t>, положення чесного пояса Пресвятої Владичиці нашої Богородиці і всіх святих - помилує і спасе нас як благий і людинолюбний.</w:t>
       </w:r>
     </w:p>
     <w:p>
@@ -14896,30 +14779,19 @@
       </w:pPr>
       <w:r>
         <w:rPr>
-          <w:rFonts w:ascii="Times New Roman" w:hAnsi="Times New Roman" w:cs="Times New Roman"/>
-          <w:i/>
-          <w:color w:val="FF0000"/>
-          <w:sz w:val="24"/>
-          <w:szCs w:val="24"/>
-        </w:rPr>
-        <w:t>Священик</w:t>
-      </w:r>
-      <w:r>
-        <w:rPr>
-          <w:rFonts w:ascii="Times New Roman" w:hAnsi="Times New Roman" w:cs="Times New Roman"/>
-          <w:color w:val="FF0000"/>
-          <w:sz w:val="24"/>
-          <w:szCs w:val="24"/>
-        </w:rPr>
-        <w:t xml:space="preserve">: </w:t>
-      </w:r>
-      <w:r>
-        <w:rPr>
-          <w:rFonts w:ascii="Times New Roman" w:hAnsi="Times New Roman" w:cs="Times New Roman"/>
-          <w:sz w:val="24"/>
-          <w:szCs w:val="24"/>
-        </w:rPr>
-        <w:t>Слава святій, одноістотній, животворящій і нероздільній Тройці, завжди, нині і повсякчас, і на віки віків.</w:t>
+          <w:rFonts w:ascii="Times New Roman" w:hAnsi="Times New Roman"/>
+          <w:i/>
+          <w:color w:val="FF4400"/>
+          <w:sz w:val="24"/>
+        </w:rPr>
+        <w:t>Священик:</w:t>
+      </w:r>
+      <w:r>
+        <w:rPr>
+          <w:rFonts w:ascii="Times New Roman" w:hAnsi="Times New Roman"/>
+          <w:sz w:val="24"/>
+        </w:rPr>
+        <w:t xml:space="preserve"> Слава святій, одноістотній, животворящій і нероздільній Тройці, завжди, нині і повсякчас, і на віки віків.</w:t>
       </w:r>
     </w:p>
     <w:p>
@@ -20982,30 +20854,19 @@
       </w:pPr>
       <w:r>
         <w:rPr>
-          <w:rFonts w:ascii="Times New Roman" w:hAnsi="Times New Roman" w:cs="Times New Roman"/>
-          <w:i/>
-          <w:color w:val="FF0000"/>
-          <w:sz w:val="24"/>
-          <w:szCs w:val="24"/>
-        </w:rPr>
-        <w:t>Священик: </w:t>
-      </w:r>
-      <w:r>
-        <w:rPr>
-          <w:rFonts w:ascii="Times New Roman" w:hAnsi="Times New Roman" w:cs="Times New Roman"/>
-          <w:color w:val="000000"/>
-          <w:sz w:val="24"/>
-          <w:szCs w:val="24"/>
-        </w:rPr>
-        <w:t>Бо благословилося і прославилося ім’я Твоє Отця, і Сина, і Святого Духа</w:t>
-      </w:r>
-      <w:r>
-        <w:rPr>
-          <w:rFonts w:ascii="Times New Roman" w:hAnsi="Times New Roman" w:cs="Times New Roman"/>
-          <w:sz w:val="24"/>
-          <w:szCs w:val="24"/>
-        </w:rPr>
-        <w:t>, нині і повсякчас, і на віки віків.</w:t>
+          <w:rFonts w:ascii="Times New Roman" w:hAnsi="Times New Roman"/>
+          <w:i/>
+          <w:color w:val="FF4400"/>
+          <w:sz w:val="24"/>
+        </w:rPr>
+        <w:t>Священик:</w:t>
+      </w:r>
+      <w:r>
+        <w:rPr>
+          <w:rFonts w:ascii="Times New Roman" w:hAnsi="Times New Roman"/>
+          <w:sz w:val="24"/>
+        </w:rPr>
+        <w:t xml:space="preserve"> Бо благословилося і прославилося ім’я Твоє Отця, і Сина, і Святого Духа, нині і повсякчас, і на віки віків.</w:t>
       </w:r>
     </w:p>
     <w:p>
@@ -21357,19 +21218,17 @@
       </w:pPr>
       <w:r>
         <w:rPr>
-          <w:rFonts w:ascii="Times New Roman" w:hAnsi="Times New Roman" w:cs="Times New Roman"/>
-          <w:i/>
-          <w:color w:val="FF0000"/>
-          <w:sz w:val="24"/>
-          <w:szCs w:val="24"/>
+          <w:rFonts w:ascii="Times New Roman" w:hAnsi="Times New Roman"/>
+          <w:i/>
+          <w:color w:val="FF4400"/>
+          <w:sz w:val="24"/>
         </w:rPr>
         <w:t>Священик:</w:t>
       </w:r>
       <w:r>
         <w:rPr>
-          <w:rFonts w:ascii="Times New Roman" w:hAnsi="Times New Roman" w:cs="Times New Roman"/>
-          <w:sz w:val="24"/>
-          <w:szCs w:val="24"/>
+          <w:rFonts w:ascii="Times New Roman" w:hAnsi="Times New Roman"/>
+          <w:sz w:val="24"/>
         </w:rPr>
         <w:t xml:space="preserve"> Мир всім.</w:t>
       </w:r>
@@ -21629,7 +21488,7 @@
         <w:rPr>
           <w:rFonts w:ascii="Times New Roman" w:hAnsi="Times New Roman"/>
           <w:i/>
-          <w:color w:val="FF0000"/>
+          <w:color w:val="FF4400"/>
           <w:sz w:val="24"/>
         </w:rPr>
         <w:t>Священик:</w:t>
@@ -21637,7 +21496,6 @@
       <w:r>
         <w:rPr>
           <w:rFonts w:ascii="Times New Roman" w:hAnsi="Times New Roman"/>
-          <w:color w:val="000000"/>
           <w:sz w:val="24"/>
         </w:rPr>
         <w:t xml:space="preserve"> Бо Ти святий єси, Боже наш, і в святині перебуваєш, і ми Тобі славу віддаємо: Отцю, і Сину, і Святому Духові, нині і повсякчас, і на віки віків.</w:t>
@@ -21935,30 +21793,19 @@
       </w:pPr>
       <w:r>
         <w:rPr>
-          <w:rFonts w:ascii="Times New Roman" w:hAnsi="Times New Roman" w:cs="Times New Roman"/>
-          <w:i/>
-          <w:color w:val="FF0000"/>
-          <w:sz w:val="24"/>
-          <w:szCs w:val="24"/>
+          <w:rFonts w:ascii="Times New Roman" w:hAnsi="Times New Roman"/>
+          <w:i/>
+          <w:color w:val="FF4400"/>
+          <w:sz w:val="24"/>
         </w:rPr>
         <w:t>Священик:</w:t>
       </w:r>
       <w:r>
         <w:rPr>
-          <w:rFonts w:ascii="Times New Roman" w:hAnsi="Times New Roman" w:cs="Times New Roman"/>
-          <w:color w:val="FF0000"/>
-          <w:sz w:val="24"/>
-          <w:szCs w:val="24"/>
-        </w:rPr>
-        <w:t xml:space="preserve"> </w:t>
-      </w:r>
-      <w:r>
-        <w:rPr>
-          <w:rFonts w:ascii="Times New Roman" w:hAnsi="Times New Roman" w:cs="Times New Roman"/>
-          <w:sz w:val="24"/>
-          <w:szCs w:val="24"/>
-        </w:rPr>
-        <w:t>Мир всім!</w:t>
+          <w:rFonts w:ascii="Times New Roman" w:hAnsi="Times New Roman"/>
+          <w:sz w:val="24"/>
+        </w:rPr>
+        <w:t xml:space="preserve"> Мир всім!</w:t>
       </w:r>
     </w:p>
     <w:p>
@@ -22002,30 +21849,19 @@
       </w:pPr>
       <w:r>
         <w:rPr>
-          <w:rFonts w:ascii="Times New Roman" w:hAnsi="Times New Roman" w:cs="Times New Roman"/>
-          <w:i/>
-          <w:color w:val="FF0000"/>
-          <w:sz w:val="24"/>
-          <w:szCs w:val="24"/>
+          <w:rFonts w:ascii="Times New Roman" w:hAnsi="Times New Roman"/>
+          <w:i/>
+          <w:color w:val="FF4400"/>
+          <w:sz w:val="24"/>
         </w:rPr>
         <w:t>Священик:</w:t>
       </w:r>
       <w:r>
         <w:rPr>
-          <w:rFonts w:ascii="Times New Roman" w:hAnsi="Times New Roman" w:cs="Times New Roman"/>
-          <w:color w:val="FF0000"/>
-          <w:sz w:val="24"/>
-          <w:szCs w:val="24"/>
-        </w:rPr>
-        <w:t xml:space="preserve"> </w:t>
-      </w:r>
-      <w:r>
-        <w:rPr>
-          <w:rFonts w:ascii="Times New Roman" w:hAnsi="Times New Roman" w:cs="Times New Roman"/>
-          <w:sz w:val="24"/>
-          <w:szCs w:val="24"/>
-        </w:rPr>
-        <w:t>Від Луки святого Євангелія читання.</w:t>
+          <w:rFonts w:ascii="Times New Roman" w:hAnsi="Times New Roman"/>
+          <w:sz w:val="24"/>
+        </w:rPr>
+        <w:t xml:space="preserve"> Від Луки святого Євангелія читання.</w:t>
       </w:r>
     </w:p>
     <w:p>
@@ -26518,30 +26354,19 @@
       </w:pPr>
       <w:r>
         <w:rPr>
-          <w:rFonts w:ascii="Times New Roman" w:hAnsi="Times New Roman" w:cs="Times New Roman"/>
-          <w:i/>
-          <w:color w:val="FF0000"/>
-          <w:sz w:val="24"/>
-          <w:szCs w:val="24"/>
-        </w:rPr>
-        <w:t>Священик: </w:t>
-      </w:r>
-      <w:r>
-        <w:rPr>
-          <w:rFonts w:ascii="Times New Roman" w:hAnsi="Times New Roman" w:cs="Times New Roman"/>
-          <w:color w:val="000000"/>
-          <w:sz w:val="24"/>
-          <w:szCs w:val="24"/>
-        </w:rPr>
-        <w:t>Бо Тебе хвалять усі сили небесні і Тобі славу возсилаємо: Отцю, і Сину, і Святому Духові</w:t>
-      </w:r>
-      <w:r>
-        <w:rPr>
-          <w:rFonts w:ascii="Times New Roman" w:hAnsi="Times New Roman" w:cs="Times New Roman"/>
-          <w:sz w:val="24"/>
-          <w:szCs w:val="24"/>
-        </w:rPr>
-        <w:t>, нині і повсякчас, і на віки віків.</w:t>
+          <w:rFonts w:ascii="Times New Roman" w:hAnsi="Times New Roman"/>
+          <w:i/>
+          <w:color w:val="FF4400"/>
+          <w:sz w:val="24"/>
+        </w:rPr>
+        <w:t>Священик:</w:t>
+      </w:r>
+      <w:r>
+        <w:rPr>
+          <w:rFonts w:ascii="Times New Roman" w:hAnsi="Times New Roman"/>
+          <w:sz w:val="24"/>
+        </w:rPr>
+        <w:t xml:space="preserve"> Бо Тебе хвалять усі сили небесні і Тобі славу возсилаємо: Отцю, і Сину, і Святому Духові, нині і повсякчас, і на віки віків.</w:t>
       </w:r>
     </w:p>
     <w:p>
@@ -27693,31 +27518,19 @@
       </w:pPr>
       <w:r>
         <w:rPr>
-          <w:rFonts w:ascii="Times New Roman" w:hAnsi="Times New Roman" w:cs="Times New Roman"/>
-          <w:i/>
-          <w:color w:val="FF0000"/>
-          <w:sz w:val="24"/>
-          <w:szCs w:val="24"/>
+          <w:rFonts w:ascii="Times New Roman" w:hAnsi="Times New Roman"/>
+          <w:i/>
+          <w:color w:val="FF4400"/>
+          <w:sz w:val="24"/>
         </w:rPr>
         <w:t>Священик:</w:t>
       </w:r>
       <w:r>
         <w:rPr>
-          <w:rFonts w:ascii="Times New Roman" w:hAnsi="Times New Roman" w:cs="Times New Roman"/>
-          <w:color w:val="000000"/>
-          <w:sz w:val="24"/>
-          <w:szCs w:val="24"/>
-        </w:rPr>
-        <w:t xml:space="preserve"> Слава Тобі, що Світло нам показа</w:t>
-      </w:r>
-      <w:r>
-        <w:rPr>
-          <w:rFonts w:ascii="Times New Roman" w:hAnsi="Times New Roman" w:cs="Times New Roman"/>
-          <w:color w:val="000000"/>
-          <w:sz w:val="24"/>
-          <w:szCs w:val="24"/>
-        </w:rPr>
-        <w:t xml:space="preserve">в! </w:t>
+          <w:rFonts w:ascii="Times New Roman" w:hAnsi="Times New Roman"/>
+          <w:sz w:val="24"/>
+        </w:rPr>
+        <w:t xml:space="preserve"> Слава Тобі, що Світло нам показав! </w:t>
       </w:r>
     </w:p>
     <w:p>
@@ -29233,16 +29046,43 @@
       </w:pPr>
       <w:r>
         <w:rPr>
-          <w:rFonts w:ascii="Times New Roman" w:hAnsi="Times New Roman" w:cs="Times New Roman"/>
-          <w:i/>
-          <w:color w:val="FF0000"/>
-          <w:sz w:val="24"/>
-          <w:szCs w:val="24"/>
+          <w:rFonts w:ascii="Times New Roman" w:hAnsi="Times New Roman"/>
+          <w:i/>
+          <w:color w:val="FF4400"/>
+          <w:sz w:val="24"/>
         </w:rPr>
         <w:t>Священик:</w:t>
       </w:r>
       <w:r>
         <w:rPr>
+          <w:rFonts w:ascii="Times New Roman" w:hAnsi="Times New Roman"/>
+          <w:sz w:val="24"/>
+        </w:rPr>
+        <w:t xml:space="preserve"> Бо Ти – Бог милости, ласк і людинолюбности, і Тобі славу віддаємо, Отцю, і Сину, і Святому Духові, нині, і повсякчас, і на віки віків.</w:t>
+      </w:r>
+    </w:p>
+    <w:p>
+      <w:pPr>
+        <w:spacing w:after="120"/>
+        <w:jc w:val="both"/>
+        <w:rPr>
+          <w:rFonts w:ascii="Times New Roman" w:hAnsi="Times New Roman" w:cs="Times New Roman"/>
+          <w:sz w:val="24"/>
+          <w:szCs w:val="24"/>
+        </w:rPr>
+      </w:pPr>
+      <w:r>
+        <w:rPr>
+          <w:rFonts w:ascii="Times New Roman" w:hAnsi="Times New Roman" w:cs="Times New Roman"/>
+          <w:i/>
+          <w:color w:val="FF0000"/>
+          <w:sz w:val="24"/>
+          <w:szCs w:val="24"/>
+        </w:rPr>
+        <w:t>Вірні:</w:t>
+      </w:r>
+      <w:r>
+        <w:rPr>
           <w:rFonts w:ascii="Times New Roman" w:hAnsi="Times New Roman" w:cs="Times New Roman"/>
           <w:color w:val="FF0000"/>
           <w:sz w:val="24"/>
@@ -29253,54 +29093,6 @@
       <w:r>
         <w:rPr>
           <w:rFonts w:ascii="Times New Roman" w:hAnsi="Times New Roman" w:cs="Times New Roman"/>
-          <w:color w:val="000000"/>
-          <w:sz w:val="24"/>
-          <w:szCs w:val="24"/>
-        </w:rPr>
-        <w:t>Бо Ти – Бог милости, ласк і людинолюбности, і Тобі славу</w:t>
-      </w:r>
-      <w:r>
-        <w:rPr>
-          <w:rFonts w:ascii="Times New Roman" w:hAnsi="Times New Roman" w:cs="Times New Roman"/>
-          <w:color w:val="000000"/>
-          <w:sz w:val="24"/>
-          <w:szCs w:val="24"/>
-        </w:rPr>
-        <w:t xml:space="preserve"> віддаємо, Отцю, і Сину, і Святому Духові, нині, і повсякчас, і на віки віків.</w:t>
-      </w:r>
-    </w:p>
-    <w:p>
-      <w:pPr>
-        <w:spacing w:after="120"/>
-        <w:jc w:val="both"/>
-        <w:rPr>
-          <w:rFonts w:ascii="Times New Roman" w:hAnsi="Times New Roman" w:cs="Times New Roman"/>
-          <w:sz w:val="24"/>
-          <w:szCs w:val="24"/>
-        </w:rPr>
-      </w:pPr>
-      <w:r>
-        <w:rPr>
-          <w:rFonts w:ascii="Times New Roman" w:hAnsi="Times New Roman" w:cs="Times New Roman"/>
-          <w:i/>
-          <w:color w:val="FF0000"/>
-          <w:sz w:val="24"/>
-          <w:szCs w:val="24"/>
-        </w:rPr>
-        <w:t>Вірні:</w:t>
-      </w:r>
-      <w:r>
-        <w:rPr>
-          <w:rFonts w:ascii="Times New Roman" w:hAnsi="Times New Roman" w:cs="Times New Roman"/>
-          <w:color w:val="FF0000"/>
-          <w:sz w:val="24"/>
-          <w:szCs w:val="24"/>
-        </w:rPr>
-        <w:t xml:space="preserve"> </w:t>
-      </w:r>
-      <w:r>
-        <w:rPr>
-          <w:rFonts w:ascii="Times New Roman" w:hAnsi="Times New Roman" w:cs="Times New Roman"/>
           <w:sz w:val="24"/>
           <w:szCs w:val="24"/>
         </w:rPr>
@@ -29319,19 +29111,17 @@
       </w:pPr>
       <w:r>
         <w:rPr>
-          <w:rFonts w:ascii="Times New Roman" w:hAnsi="Times New Roman" w:cs="Times New Roman"/>
-          <w:i/>
-          <w:color w:val="FF0000"/>
-          <w:sz w:val="24"/>
-          <w:szCs w:val="24"/>
+          <w:rFonts w:ascii="Times New Roman" w:hAnsi="Times New Roman"/>
+          <w:i/>
+          <w:color w:val="FF4400"/>
+          <w:sz w:val="24"/>
         </w:rPr>
         <w:t>Священик:</w:t>
       </w:r>
       <w:r>
         <w:rPr>
-          <w:rFonts w:ascii="Times New Roman" w:hAnsi="Times New Roman" w:cs="Times New Roman"/>
-          <w:sz w:val="24"/>
-          <w:szCs w:val="24"/>
+          <w:rFonts w:ascii="Times New Roman" w:hAnsi="Times New Roman"/>
+          <w:sz w:val="24"/>
         </w:rPr>
         <w:t xml:space="preserve"> Мир всім.</w:t>
       </w:r>
@@ -29655,16 +29445,43 @@
       </w:pPr>
       <w:r>
         <w:rPr>
-          <w:rFonts w:ascii="Times New Roman" w:hAnsi="Times New Roman" w:cs="Times New Roman"/>
-          <w:i/>
-          <w:color w:val="FF0000"/>
-          <w:sz w:val="24"/>
-          <w:szCs w:val="24"/>
+          <w:rFonts w:ascii="Times New Roman" w:hAnsi="Times New Roman"/>
+          <w:i/>
+          <w:color w:val="FF4400"/>
+          <w:sz w:val="24"/>
         </w:rPr>
         <w:t>Священик:</w:t>
       </w:r>
       <w:r>
         <w:rPr>
+          <w:rFonts w:ascii="Times New Roman" w:hAnsi="Times New Roman"/>
+          <w:sz w:val="24"/>
+        </w:rPr>
+        <w:t xml:space="preserve"> Благословенний Христос, Бог наш, завжди, нині і повсякчас, і на віки віків.</w:t>
+      </w:r>
+    </w:p>
+    <w:p>
+      <w:pPr>
+        <w:spacing w:after="120"/>
+        <w:jc w:val="both"/>
+        <w:rPr>
+          <w:rFonts w:ascii="Times New Roman" w:hAnsi="Times New Roman" w:cs="Times New Roman"/>
+          <w:sz w:val="24"/>
+          <w:szCs w:val="24"/>
+        </w:rPr>
+      </w:pPr>
+      <w:r>
+        <w:rPr>
+          <w:rFonts w:ascii="Times New Roman" w:hAnsi="Times New Roman" w:cs="Times New Roman"/>
+          <w:i/>
+          <w:color w:val="FF0000"/>
+          <w:sz w:val="24"/>
+          <w:szCs w:val="24"/>
+        </w:rPr>
+        <w:t>Вірні:</w:t>
+      </w:r>
+      <w:r>
+        <w:rPr>
           <w:rFonts w:ascii="Times New Roman" w:hAnsi="Times New Roman" w:cs="Times New Roman"/>
           <w:color w:val="FF0000"/>
           <w:sz w:val="24"/>
@@ -29678,7 +29495,34 @@
           <w:sz w:val="24"/>
           <w:szCs w:val="24"/>
         </w:rPr>
-        <w:t>Благословенний Христос, Бог наш, завжди, нині і повсякчас, і на віки віків.</w:t>
+        <w:t>Амінь. Утверди, Боже, святу православну віру на віки віків.</w:t>
+      </w:r>
+    </w:p>
+    <w:p>
+      <w:pPr>
+        <w:spacing w:after="120"/>
+        <w:jc w:val="both"/>
+        <w:rPr>
+          <w:rFonts w:ascii="Times New Roman" w:hAnsi="Times New Roman" w:cs="Times New Roman"/>
+          <w:sz w:val="24"/>
+          <w:szCs w:val="24"/>
+        </w:rPr>
+      </w:pPr>
+      <w:r>
+        <w:rPr>
+          <w:rFonts w:ascii="Times New Roman" w:hAnsi="Times New Roman"/>
+          <w:i/>
+          <w:color w:val="FF4400"/>
+          <w:sz w:val="24"/>
+        </w:rPr>
+        <w:t>Священик:</w:t>
+      </w:r>
+      <w:r>
+        <w:rPr>
+          <w:rFonts w:ascii="Times New Roman" w:hAnsi="Times New Roman"/>
+          <w:sz w:val="24"/>
+        </w:rPr>
+        <w:t xml:space="preserve"> Пресвята Богородице, спаси нас.</w:t>
       </w:r>
     </w:p>
     <w:p>
@@ -29704,6 +29548,62 @@
       <w:r>
         <w:rPr>
           <w:rFonts w:ascii="Times New Roman" w:hAnsi="Times New Roman" w:cs="Times New Roman"/>
+          <w:sz w:val="24"/>
+          <w:szCs w:val="24"/>
+        </w:rPr>
+        <w:t xml:space="preserve"> Чеснішу від херувимів* і незрівнянно славнішу від серафимів,* що без зотління Бога Слово породила,* сущу Богородицю, тебе величаємо.</w:t>
+      </w:r>
+    </w:p>
+    <w:p>
+      <w:pPr>
+        <w:spacing w:after="120"/>
+        <w:jc w:val="both"/>
+        <w:rPr>
+          <w:rFonts w:ascii="Times New Roman" w:hAnsi="Times New Roman" w:cs="Times New Roman"/>
+          <w:sz w:val="24"/>
+          <w:szCs w:val="24"/>
+        </w:rPr>
+      </w:pPr>
+      <w:r>
+        <w:rPr>
+          <w:rFonts w:ascii="Times New Roman" w:hAnsi="Times New Roman"/>
+          <w:i/>
+          <w:color w:val="FF4400"/>
+          <w:sz w:val="24"/>
+        </w:rPr>
+        <w:t>Священик:</w:t>
+      </w:r>
+      <w:r>
+        <w:rPr>
+          <w:rFonts w:ascii="Times New Roman" w:hAnsi="Times New Roman"/>
+          <w:sz w:val="24"/>
+        </w:rPr>
+        <w:t xml:space="preserve"> Слава тобі, Христе Боже, надіє наша, слава тобі!</w:t>
+      </w:r>
+    </w:p>
+    <w:p>
+      <w:pPr>
+        <w:spacing w:after="120"/>
+        <w:jc w:val="both"/>
+        <w:rPr>
+          <w:rFonts w:ascii="Times New Roman" w:hAnsi="Times New Roman" w:cs="Times New Roman"/>
+          <w:sz w:val="24"/>
+          <w:szCs w:val="24"/>
+        </w:rPr>
+      </w:pPr>
+      <w:r>
+        <w:rPr>
+          <w:rFonts w:ascii="Times New Roman" w:hAnsi="Times New Roman" w:cs="Times New Roman"/>
+          <w:i/>
+          <w:color w:val="FF0000"/>
+          <w:sz w:val="24"/>
+          <w:szCs w:val="24"/>
+        </w:rPr>
+        <w:t>Вірні:</w:t>
+      </w:r>
+      <w:r>
+        <w:rPr>
+          <w:rFonts w:ascii="Times New Roman" w:hAnsi="Times New Roman" w:cs="Times New Roman"/>
           <w:color w:val="FF0000"/>
           <w:sz w:val="24"/>
           <w:szCs w:val="24"/>
@@ -29716,230 +29616,68 @@
           <w:sz w:val="24"/>
           <w:szCs w:val="24"/>
         </w:rPr>
-        <w:t>Амінь. Утверди, Боже, святу православну віру на віки віків.</w:t>
-      </w:r>
-    </w:p>
-    <w:p>
-      <w:pPr>
-        <w:spacing w:after="120"/>
-        <w:jc w:val="both"/>
-        <w:rPr>
-          <w:rFonts w:ascii="Times New Roman" w:hAnsi="Times New Roman" w:cs="Times New Roman"/>
-          <w:sz w:val="24"/>
-          <w:szCs w:val="24"/>
-        </w:rPr>
-      </w:pPr>
-      <w:r>
-        <w:rPr>
-          <w:rFonts w:ascii="Times New Roman" w:hAnsi="Times New Roman" w:cs="Times New Roman"/>
-          <w:i/>
-          <w:color w:val="FF0000"/>
-          <w:sz w:val="24"/>
-          <w:szCs w:val="24"/>
+        <w:t xml:space="preserve">Слава Отцю і Сину, і Святому Духові, і нині і повсякчас, і на віки віків. Амінь. Господи, помилуй </w:t>
+      </w:r>
+      <w:r>
+        <w:rPr>
+          <w:rFonts w:ascii="Times New Roman" w:hAnsi="Times New Roman" w:cs="Times New Roman"/>
+          <w:i/>
+          <w:color w:val="FF0000"/>
+          <w:sz w:val="24"/>
+          <w:szCs w:val="24"/>
+        </w:rPr>
+        <w:t>(3 р.)</w:t>
+      </w:r>
+      <w:r>
+        <w:rPr>
+          <w:rFonts w:ascii="Times New Roman" w:hAnsi="Times New Roman" w:cs="Times New Roman"/>
+          <w:i/>
+          <w:sz w:val="24"/>
+          <w:szCs w:val="24"/>
+        </w:rPr>
+        <w:t>.</w:t>
+      </w:r>
+      <w:r>
+        <w:rPr>
+          <w:rFonts w:ascii="Times New Roman" w:hAnsi="Times New Roman" w:cs="Times New Roman"/>
+          <w:sz w:val="24"/>
+          <w:szCs w:val="24"/>
+        </w:rPr>
+        <w:t xml:space="preserve"> Благослови.</w:t>
+      </w:r>
+    </w:p>
+    <w:p>
+      <w:r>
+        <w:rPr>
+          <w:rFonts w:ascii="Times New Roman" w:hAnsi="Times New Roman"/>
+          <w:i/>
+          <w:color w:val="FF4400"/>
+          <w:sz w:val="24"/>
         </w:rPr>
         <w:t>Священик:</w:t>
       </w:r>
       <w:r>
         <w:rPr>
-          <w:rFonts w:ascii="Times New Roman" w:hAnsi="Times New Roman" w:cs="Times New Roman"/>
-          <w:sz w:val="24"/>
-          <w:szCs w:val="24"/>
-        </w:rPr>
-        <w:t xml:space="preserve"> Пресвята Богородице, спаси нас.</w:t>
-      </w:r>
-    </w:p>
-    <w:p>
-      <w:pPr>
-        <w:spacing w:after="120"/>
-        <w:jc w:val="both"/>
-        <w:rPr>
-          <w:rFonts w:ascii="Times New Roman" w:hAnsi="Times New Roman" w:cs="Times New Roman"/>
-          <w:sz w:val="24"/>
-          <w:szCs w:val="24"/>
-        </w:rPr>
-      </w:pPr>
-      <w:r>
-        <w:rPr>
-          <w:rFonts w:ascii="Times New Roman" w:hAnsi="Times New Roman" w:cs="Times New Roman"/>
-          <w:i/>
-          <w:color w:val="FF0000"/>
-          <w:sz w:val="24"/>
-          <w:szCs w:val="24"/>
-        </w:rPr>
-        <w:t>Вірні:</w:t>
-      </w:r>
-      <w:r>
-        <w:rPr>
-          <w:rFonts w:ascii="Times New Roman" w:hAnsi="Times New Roman" w:cs="Times New Roman"/>
-          <w:sz w:val="24"/>
-          <w:szCs w:val="24"/>
-        </w:rPr>
-        <w:t xml:space="preserve"> Чеснішу від херувимів* і незрівнянно славнішу від серафимів,* що без зотління Бога Слово породила,* сущу Богородицю, тебе величаємо.</w:t>
-      </w:r>
-    </w:p>
-    <w:p>
-      <w:pPr>
-        <w:spacing w:after="120"/>
-        <w:jc w:val="both"/>
-        <w:rPr>
-          <w:rFonts w:ascii="Times New Roman" w:hAnsi="Times New Roman" w:cs="Times New Roman"/>
-          <w:sz w:val="24"/>
-          <w:szCs w:val="24"/>
-        </w:rPr>
-      </w:pPr>
-      <w:r>
-        <w:rPr>
-          <w:rFonts w:ascii="Times New Roman" w:hAnsi="Times New Roman" w:cs="Times New Roman"/>
-          <w:i/>
-          <w:color w:val="FF0000"/>
-          <w:sz w:val="24"/>
-          <w:szCs w:val="24"/>
-        </w:rPr>
-        <w:t>Священик:</w:t>
-      </w:r>
-      <w:r>
-        <w:rPr>
-          <w:rFonts w:ascii="Times New Roman" w:hAnsi="Times New Roman" w:cs="Times New Roman"/>
-          <w:color w:val="FF0000"/>
-          <w:sz w:val="24"/>
-          <w:szCs w:val="24"/>
-        </w:rPr>
-        <w:t xml:space="preserve"> </w:t>
-      </w:r>
-      <w:r>
-        <w:rPr>
-          <w:rFonts w:ascii="Times New Roman" w:hAnsi="Times New Roman" w:cs="Times New Roman"/>
-          <w:sz w:val="24"/>
-          <w:szCs w:val="24"/>
-        </w:rPr>
-        <w:t>Слав</w:t>
-      </w:r>
-      <w:r>
-        <w:rPr>
-          <w:rFonts w:ascii="Times New Roman" w:hAnsi="Times New Roman" w:cs="Times New Roman"/>
-          <w:sz w:val="24"/>
-          <w:szCs w:val="24"/>
-        </w:rPr>
-        <w:t>а тобі, Христе Боже, надіє наша, слава тобі!</w:t>
-      </w:r>
-    </w:p>
-    <w:p>
-      <w:pPr>
-        <w:spacing w:after="120"/>
-        <w:jc w:val="both"/>
-        <w:rPr>
-          <w:rFonts w:ascii="Times New Roman" w:hAnsi="Times New Roman" w:cs="Times New Roman"/>
-          <w:sz w:val="24"/>
-          <w:szCs w:val="24"/>
-        </w:rPr>
-      </w:pPr>
-      <w:r>
-        <w:rPr>
-          <w:rFonts w:ascii="Times New Roman" w:hAnsi="Times New Roman" w:cs="Times New Roman"/>
-          <w:i/>
-          <w:color w:val="FF0000"/>
-          <w:sz w:val="24"/>
-          <w:szCs w:val="24"/>
-        </w:rPr>
-        <w:t>Вірні:</w:t>
-      </w:r>
-      <w:r>
-        <w:rPr>
-          <w:rFonts w:ascii="Times New Roman" w:hAnsi="Times New Roman" w:cs="Times New Roman"/>
-          <w:color w:val="FF0000"/>
-          <w:sz w:val="24"/>
-          <w:szCs w:val="24"/>
-        </w:rPr>
-        <w:t xml:space="preserve"> </w:t>
-      </w:r>
-      <w:r>
-        <w:rPr>
-          <w:rFonts w:ascii="Times New Roman" w:hAnsi="Times New Roman" w:cs="Times New Roman"/>
-          <w:sz w:val="24"/>
-          <w:szCs w:val="24"/>
-        </w:rPr>
-        <w:t xml:space="preserve">Слава Отцю і Сину, і Святому Духові, і нині і повсякчас, і на віки віків. Амінь. Господи, помилуй </w:t>
-      </w:r>
-      <w:r>
-        <w:rPr>
-          <w:rFonts w:ascii="Times New Roman" w:hAnsi="Times New Roman" w:cs="Times New Roman"/>
-          <w:i/>
-          <w:color w:val="FF0000"/>
-          <w:sz w:val="24"/>
-          <w:szCs w:val="24"/>
-        </w:rPr>
-        <w:t>(3 р.)</w:t>
-      </w:r>
-      <w:r>
-        <w:rPr>
-          <w:rFonts w:ascii="Times New Roman" w:hAnsi="Times New Roman" w:cs="Times New Roman"/>
-          <w:i/>
-          <w:sz w:val="24"/>
-          <w:szCs w:val="24"/>
-        </w:rPr>
-        <w:t>.</w:t>
-      </w:r>
-      <w:r>
-        <w:rPr>
-          <w:rFonts w:ascii="Times New Roman" w:hAnsi="Times New Roman" w:cs="Times New Roman"/>
-          <w:sz w:val="24"/>
-          <w:szCs w:val="24"/>
-        </w:rPr>
-        <w:t xml:space="preserve"> Благослови.</w:t>
-      </w:r>
-    </w:p>
-    <w:p>
-      <w:pPr>
-        <w:spacing w:after="120"/>
-        <w:jc w:val="both"/>
-        <w:rPr>
-          <w:rFonts w:ascii="Times New Roman" w:hAnsi="Times New Roman" w:cs="Times New Roman"/>
-          <w:sz w:val="24"/>
-          <w:szCs w:val="24"/>
-        </w:rPr>
-      </w:pPr>
-      <w:r>
-        <w:rPr>
-          <w:rFonts w:ascii="Times New Roman" w:hAnsi="Times New Roman" w:cs="Times New Roman"/>
-          <w:i/>
-          <w:color w:val="FF0000"/>
-          <w:sz w:val="24"/>
-          <w:szCs w:val="24"/>
-        </w:rPr>
-        <w:t>Священик:</w:t>
-      </w:r>
-      <w:r>
-        <w:rPr>
-          <w:rFonts w:ascii="Times New Roman" w:hAnsi="Times New Roman" w:cs="Times New Roman"/>
-          <w:sz w:val="24"/>
-          <w:szCs w:val="24"/>
-        </w:rPr>
-        <w:t xml:space="preserve"> Христос, істинний Бог наш, молитвами пречистої своєї Матері, покладення чесн</w:t>
-      </w:r>
-      <w:r>
-        <w:rPr>
-          <w:rFonts w:ascii="Times New Roman" w:hAnsi="Times New Roman" w:cs="Times New Roman"/>
-          <w:sz w:val="24"/>
-          <w:szCs w:val="24"/>
-        </w:rPr>
-        <w:t xml:space="preserve">ого пояса якої празник днесь світло святкуємо, святих, славних і всехвальних апостолів, і святого </w:t>
-      </w:r>
-      <w:r>
-        <w:rPr>
-          <w:rFonts w:ascii="Times New Roman" w:hAnsi="Times New Roman" w:cs="Times New Roman"/>
-          <w:color w:val="FF0000"/>
-          <w:sz w:val="24"/>
-          <w:szCs w:val="24"/>
-        </w:rPr>
-        <w:t>(ім'я, якого є храм)</w:t>
-      </w:r>
-      <w:r>
-        <w:rPr>
-          <w:rFonts w:ascii="Times New Roman" w:hAnsi="Times New Roman" w:cs="Times New Roman"/>
-          <w:sz w:val="24"/>
-          <w:szCs w:val="24"/>
-        </w:rPr>
-        <w:t>, і всіх святих, помилує і спасе нас, як благий і людинолюбний.</w:t>
+          <w:rFonts w:ascii="Times New Roman" w:hAnsi="Times New Roman"/>
+          <w:sz w:val="24"/>
+        </w:rPr>
+        <w:t xml:space="preserve"> Христос, істинний Бог наш - молитвами пречистої Своєї Матері, якої чесного пояса положення сьогодні пам'ять світло звершуємо, силою чесного і животворчого Хреста, заступництвом чесних небесних сил безтілесних, чесного і славного пророка, предтечі і хрестителя Йоана, святих славних і всехвальних апостолів, святого отця нашого Миколая, архиєпископа Мир Ликійських, чудотворця, святих славних і переможних мучеників, преподобних і богоносних отців наших, святих і праведних богоотців Йоакима й Анни, святого, </w:t>
+      </w:r>
+      <w:r>
+        <w:rPr>
+          <w:rFonts w:ascii="Times New Roman" w:hAnsi="Times New Roman"/>
+          <w:i/>
+          <w:color w:val="FF4400"/>
+          <w:sz w:val="24"/>
+        </w:rPr>
+        <w:t>якого є храм</w:t>
+      </w:r>
+      <w:r>
+        <w:rPr>
+          <w:rFonts w:ascii="Times New Roman" w:hAnsi="Times New Roman"/>
+          <w:sz w:val="24"/>
+        </w:rPr>
+        <w:t>, положення чесного пояса Пресвятої Владичиці нашої Богородиці і всіх святих - помилує і спасе нас як благий і людинолюбний.</w:t>
       </w:r>
     </w:p>
     <w:p>

--- a/flow/20230914_vu_template/drafts/2024-08-u/31-СБ-положення_поясу.docx
+++ b/flow/20230914_vu_template/drafts/2024-08-u/31-СБ-положення_поясу.docx
@@ -36,7 +36,7 @@
           <w:szCs w:val="24"/>
         </w:rPr>
         <w:br/>
-        <w:t>31 + Положення чесного пояса Пресвятої Владичиці нашої Богородиці.</w:t>
+        <w:t>31 + Положення чесного пояса Пресвятої Владичиці нашої Богородиці.</w:t>
       </w:r>
     </w:p>
     <w:p>
@@ -172,125 +172,92 @@
     </w:p>
     <w:p>
       <w:pPr>
-        <w:spacing w:after="120"/>
-        <w:jc w:val="both"/>
-        <w:rPr>
-          <w:rFonts w:ascii="Times New Roman" w:hAnsi="Times New Roman" w:cs="Times New Roman"/>
-          <w:sz w:val="24"/>
-          <w:szCs w:val="24"/>
-        </w:rPr>
-      </w:pPr>
-      <w:r>
-        <w:rPr>
-          <w:rFonts w:ascii="Times New Roman" w:hAnsi="Times New Roman" w:cs="Times New Roman"/>
-          <w:sz w:val="24"/>
-          <w:szCs w:val="24"/>
-        </w:rPr>
-        <w:t>Святий Боже, святий Кріпкий, святий Безсмерт</w:t>
-      </w:r>
-      <w:r>
-        <w:rPr>
-          <w:rFonts w:ascii="Times New Roman" w:hAnsi="Times New Roman" w:cs="Times New Roman"/>
-          <w:sz w:val="24"/>
-          <w:szCs w:val="24"/>
-        </w:rPr>
-        <w:t xml:space="preserve">ний, помилуй нас </w:t>
-      </w:r>
-      <w:r>
-        <w:rPr>
-          <w:rFonts w:ascii="Times New Roman" w:hAnsi="Times New Roman" w:cs="Times New Roman"/>
-          <w:i/>
-          <w:color w:val="FF0000"/>
-          <w:sz w:val="24"/>
-          <w:szCs w:val="24"/>
-        </w:rPr>
-        <w:t>(3 р.)</w:t>
-      </w:r>
-      <w:r>
-        <w:rPr>
-          <w:rFonts w:ascii="Times New Roman" w:hAnsi="Times New Roman" w:cs="Times New Roman"/>
-          <w:i/>
-          <w:sz w:val="24"/>
-          <w:szCs w:val="24"/>
+        <w:pStyle w:val="a"/>
+        <w:spacing w:after="120"/>
+      </w:pPr>
+      <w:r>
+        <w:rPr>
+          <w:rFonts w:ascii="Times New Roman" w:hAnsi="Times New Roman"/>
+          <w:sz w:val="24"/>
+        </w:rPr>
+        <w:t xml:space="preserve">Святий Боже, святий Кріпкий, святий Безсмертний, помилуй нас. </w:t>
+      </w:r>
+      <w:r>
+        <w:rPr>
+          <w:rFonts w:ascii="Times New Roman" w:hAnsi="Times New Roman"/>
+          <w:i/>
+          <w:color w:val="FF0000"/>
+          <w:sz w:val="24"/>
+        </w:rPr>
+        <w:t>(3 р.)</w:t>
+      </w:r>
+    </w:p>
+    <w:p>
+      <w:pPr>
+        <w:pStyle w:val="a"/>
+        <w:spacing w:after="120"/>
+      </w:pPr>
+      <w:r>
+        <w:rPr>
+          <w:rFonts w:ascii="Times New Roman" w:hAnsi="Times New Roman"/>
+          <w:sz w:val="24"/>
+        </w:rPr>
+        <w:t>Слава Отцю, і Сину, і Святому Духові,* і нині і повсякчас, і на віки віків. Амінь.</w:t>
+      </w:r>
+    </w:p>
+    <w:p>
+      <w:pPr>
+        <w:spacing w:after="120"/>
+        <w:jc w:val="both"/>
+        <w:rPr>
+          <w:rFonts w:ascii="Times New Roman" w:hAnsi="Times New Roman" w:cs="Times New Roman"/>
+          <w:sz w:val="24"/>
+          <w:szCs w:val="24"/>
+        </w:rPr>
+      </w:pPr>
+      <w:r>
+        <w:rPr>
+          <w:rFonts w:ascii="Times New Roman" w:hAnsi="Times New Roman" w:cs="Times New Roman"/>
+          <w:sz w:val="24"/>
+          <w:szCs w:val="24"/>
+        </w:rPr>
+        <w:t>Пресвята Тройце, помилуй нас;* Господи, очисти гріхи наші;* Владико, прости беззаконня наші;* Святий, завітай і зціли немочі наші імени твого ради.</w:t>
+      </w:r>
+    </w:p>
+    <w:p>
+      <w:pPr>
+        <w:pStyle w:val="a"/>
+        <w:spacing w:after="120"/>
+      </w:pPr>
+      <w:r>
+        <w:rPr>
+          <w:rFonts w:ascii="Times New Roman" w:hAnsi="Times New Roman"/>
+          <w:sz w:val="24"/>
+        </w:rPr>
+        <w:t>Господи, помилуй</w:t>
+      </w:r>
+      <w:r>
+        <w:rPr>
+          <w:rFonts w:ascii="Times New Roman" w:hAnsi="Times New Roman"/>
+          <w:sz w:val="24"/>
         </w:rPr>
         <w:t>.</w:t>
       </w:r>
-    </w:p>
-    <w:p>
-      <w:pPr>
-        <w:spacing w:after="120"/>
-        <w:jc w:val="both"/>
-        <w:rPr>
-          <w:rFonts w:ascii="Times New Roman" w:hAnsi="Times New Roman" w:cs="Times New Roman"/>
-          <w:sz w:val="24"/>
-          <w:szCs w:val="24"/>
-        </w:rPr>
-      </w:pPr>
-      <w:r>
-        <w:rPr>
-          <w:rFonts w:ascii="Times New Roman" w:hAnsi="Times New Roman" w:cs="Times New Roman"/>
-          <w:sz w:val="24"/>
-          <w:szCs w:val="24"/>
-        </w:rPr>
-        <w:t>Слава Отцю, і Сину, і Святому Духові,* і нині і повсякчас, і на віки віків. Амінь.</w:t>
-      </w:r>
-    </w:p>
-    <w:p>
-      <w:pPr>
-        <w:spacing w:after="120"/>
-        <w:jc w:val="both"/>
-        <w:rPr>
-          <w:rFonts w:ascii="Times New Roman" w:hAnsi="Times New Roman" w:cs="Times New Roman"/>
-          <w:sz w:val="24"/>
-          <w:szCs w:val="24"/>
-        </w:rPr>
-      </w:pPr>
-      <w:r>
-        <w:rPr>
-          <w:rFonts w:ascii="Times New Roman" w:hAnsi="Times New Roman" w:cs="Times New Roman"/>
-          <w:sz w:val="24"/>
-          <w:szCs w:val="24"/>
-        </w:rPr>
-        <w:t>Пресвята Тройце, помилуй нас;* Господи, очисти гріхи наші;* Владико, прости беззаконня наші;* Святий, завітай і зціли немочі наші імени твого ради.</w:t>
-      </w:r>
-    </w:p>
-    <w:p>
-      <w:pPr>
-        <w:spacing w:after="120"/>
-        <w:jc w:val="both"/>
-        <w:rPr>
-          <w:rFonts w:ascii="Times New Roman" w:hAnsi="Times New Roman" w:cs="Times New Roman"/>
-          <w:i/>
-          <w:sz w:val="24"/>
-          <w:szCs w:val="24"/>
-        </w:rPr>
-      </w:pPr>
-      <w:r>
-        <w:rPr>
-          <w:rFonts w:ascii="Times New Roman" w:hAnsi="Times New Roman" w:cs="Times New Roman"/>
-          <w:sz w:val="24"/>
-          <w:szCs w:val="24"/>
-        </w:rPr>
-        <w:t xml:space="preserve">Господи, помилуй </w:t>
-      </w:r>
-      <w:r>
-        <w:rPr>
-          <w:rFonts w:ascii="Times New Roman" w:hAnsi="Times New Roman" w:cs="Times New Roman"/>
-          <w:i/>
-          <w:color w:val="FF0000"/>
-          <w:sz w:val="24"/>
-          <w:szCs w:val="24"/>
-        </w:rPr>
-        <w:t>(3 р.)</w:t>
-      </w:r>
-      <w:r>
-        <w:rPr>
-          <w:rFonts w:ascii="Times New Roman" w:hAnsi="Times New Roman" w:cs="Times New Roman"/>
-          <w:i/>
-          <w:sz w:val="24"/>
-          <w:szCs w:val="24"/>
-        </w:rPr>
-        <w:t>.</w:t>
+      <w:r>
+        <w:rPr>
+          <w:rFonts w:ascii="Times New Roman" w:hAnsi="Times New Roman"/>
+          <w:sz w:val="24"/>
+        </w:rPr>
+        <w:t xml:space="preserve"> </w:t>
+      </w:r>
+      <w:r>
+        <w:rPr>
+          <w:rFonts w:ascii="Times New Roman" w:hAnsi="Times New Roman"/>
+          <w:i/>
+          <w:color w:val="FF0000"/>
+          <w:sz w:val="24"/>
+        </w:rPr>
+        <w:t>(3 р.)</w:t>
       </w:r>
     </w:p>
     <w:p>
@@ -435,7 +402,7 @@
           <w:sz w:val="24"/>
           <w:szCs w:val="24"/>
         </w:rPr>
-        <w:t>(12 р.)</w:t>
+        <w:t>(12 р.)</w:t>
       </w:r>
       <w:r>
         <w:rPr>
@@ -4667,7 +4634,7 @@
           <w:sz w:val="24"/>
           <w:szCs w:val="24"/>
         </w:rPr>
-        <w:t> Господи щедрий і милосердний, довготерпеливий і многомилостивий! Вислухай молитви наші і зверни увагу на голос моління нашого і яви нам знак милости твоєї, наведи нас на дорогу тво</w:t>
+        <w:t xml:space="preserve"> Господи щедрий і милосердний, довготерпеливий і многомилостивий! Вислухай молитви наші і зверни увагу на голос моління нашого і яви нам знак милости твоєї, наведи нас на дорогу тво</w:t>
       </w:r>
       <w:r>
         <w:rPr>
@@ -4703,7 +4670,7 @@
           <w:sz w:val="24"/>
           <w:szCs w:val="24"/>
         </w:rPr>
-        <w:t>2. </w:t>
+        <w:t xml:space="preserve">2. </w:t>
       </w:r>
       <w:r>
         <w:rPr>
@@ -4755,7 +4722,7 @@
           <w:sz w:val="24"/>
           <w:szCs w:val="24"/>
         </w:rPr>
-        <w:t> Господи, Боже наш! Згадай нас грішних і недостойних слуг твоїх, коли призиваємо святе ім'я твоє, і не осороми нас, коли очікуєм</w:t>
+        <w:t xml:space="preserve"> Господи, Боже наш! Згадай нас грішних і недостойних слуг твоїх, коли призиваємо святе ім'я твоє, і не осороми нас, коли очікуєм</w:t>
       </w:r>
       <w:r>
         <w:rPr>
@@ -4791,7 +4758,7 @@
           <w:sz w:val="24"/>
           <w:szCs w:val="24"/>
         </w:rPr>
-        <w:t>4. </w:t>
+        <w:t xml:space="preserve">4. </w:t>
       </w:r>
       <w:r>
         <w:rPr>
@@ -4835,7 +4802,7 @@
           <w:sz w:val="24"/>
           <w:szCs w:val="24"/>
         </w:rPr>
-        <w:t> Благословенний ти, Господи Боже, Вседержителю,</w:t>
+        <w:t xml:space="preserve"> Благословенний ти, Господи Боже, Вседержителю,</w:t>
       </w:r>
       <w:r>
         <w:rPr>
@@ -4879,7 +4846,7 @@
           <w:sz w:val="24"/>
           <w:szCs w:val="24"/>
         </w:rPr>
-        <w:t> Господи, Господи, що пречистою твоєю долонею в</w:t>
+        <w:t xml:space="preserve"> Господи, Господи, що пречистою твоєю долонею в</w:t>
       </w:r>
       <w:r>
         <w:rPr>
@@ -4923,7 +4890,7 @@
           <w:sz w:val="24"/>
           <w:szCs w:val="24"/>
         </w:rPr>
-        <w:t> Боже великий і дивний, що несказанною добрістю і бага</w:t>
+        <w:t xml:space="preserve"> Боже великий і дивний, що несказанною добрістю і бага</w:t>
       </w:r>
       <w:r>
         <w:rPr>
@@ -4967,7 +4934,7 @@
           <w:sz w:val="24"/>
           <w:szCs w:val="24"/>
         </w:rPr>
-        <w:t> Боже великий і вишній, в тебе одного є безсмертність і в світлі живеш недоступнім. Ти все створіння мудро створив, відок</w:t>
+        <w:t xml:space="preserve"> Боже великий і вишній, в тебе одного є безсмертність і в світлі живеш недоступнім. Ти все створіння мудро створив, відок</w:t>
       </w:r>
       <w:r>
         <w:rPr>
@@ -7055,7 +7022,7 @@
           <w:color w:val="FF0000"/>
           <w:sz w:val="24"/>
         </w:rPr>
-        <w:t>(3 р.)</w:t>
+        <w:t>(3 р.)</w:t>
       </w:r>
     </w:p>
     <w:p>
@@ -8075,401 +8042,1778 @@
     </w:p>
     <w:p>
       <w:pPr>
-        <w:spacing w:after="120"/>
-        <w:jc w:val="both"/>
-        <w:rPr>
-          <w:rFonts w:ascii="Times New Roman" w:hAnsi="Times New Roman" w:cs="Times New Roman"/>
-          <w:sz w:val="24"/>
-          <w:szCs w:val="24"/>
-        </w:rPr>
-      </w:pPr>
-      <w:r>
-        <w:rPr>
-          <w:rFonts w:ascii="Times New Roman" w:eastAsia="Gungsuh" w:hAnsi="Times New Roman" w:cs="Times New Roman"/>
-          <w:sz w:val="24"/>
-          <w:szCs w:val="24"/>
-        </w:rPr>
-        <w:t>Постав, Господи, моїм устам сторожу;* до дверей губ моїх − варту!</w:t>
-      </w:r>
-    </w:p>
-    <w:p>
-      <w:pPr>
-        <w:spacing w:after="120"/>
-        <w:jc w:val="both"/>
-        <w:rPr>
-          <w:rFonts w:ascii="Times New Roman" w:hAnsi="Times New Roman" w:cs="Times New Roman"/>
-          <w:sz w:val="24"/>
-          <w:szCs w:val="24"/>
-        </w:rPr>
-      </w:pPr>
-      <w:r>
-        <w:rPr>
-          <w:rFonts w:ascii="Times New Roman" w:hAnsi="Times New Roman" w:cs="Times New Roman"/>
-          <w:sz w:val="24"/>
-          <w:szCs w:val="24"/>
-        </w:rPr>
-        <w:t>Не дай схилитися серцеві моєму* до чогось злого.</w:t>
-      </w:r>
-    </w:p>
-    <w:p>
-      <w:pPr>
-        <w:spacing w:after="120"/>
-        <w:jc w:val="both"/>
-        <w:rPr>
-          <w:rFonts w:ascii="Times New Roman" w:hAnsi="Times New Roman" w:cs="Times New Roman"/>
-          <w:sz w:val="24"/>
-          <w:szCs w:val="24"/>
-        </w:rPr>
-      </w:pPr>
-      <w:r>
-        <w:rPr>
-          <w:rFonts w:ascii="Times New Roman" w:hAnsi="Times New Roman" w:cs="Times New Roman"/>
-          <w:sz w:val="24"/>
-          <w:szCs w:val="24"/>
-        </w:rPr>
-        <w:t>Ані чинити лихі вчинки з людьми, що творять беззаконня,* – ні ласощів їхніх я не хочу їсти.</w:t>
-      </w:r>
-    </w:p>
-    <w:p>
-      <w:pPr>
-        <w:spacing w:after="120"/>
-        <w:jc w:val="both"/>
-        <w:rPr>
-          <w:rFonts w:ascii="Times New Roman" w:hAnsi="Times New Roman" w:cs="Times New Roman"/>
-          <w:sz w:val="24"/>
-          <w:szCs w:val="24"/>
-        </w:rPr>
-      </w:pPr>
-      <w:r>
-        <w:rPr>
-          <w:rFonts w:ascii="Times New Roman" w:hAnsi="Times New Roman" w:cs="Times New Roman"/>
-          <w:sz w:val="24"/>
-          <w:szCs w:val="24"/>
-        </w:rPr>
-        <w:t>Нехай праведник по-доброму б'є мене й виправляє</w:t>
-      </w:r>
-      <w:r>
-        <w:rPr>
-          <w:rFonts w:ascii="Times New Roman" w:hAnsi="Times New Roman" w:cs="Times New Roman"/>
-          <w:sz w:val="24"/>
-          <w:szCs w:val="24"/>
-        </w:rPr>
-        <w:t>,* а олія грішного нехай не намастить голови моєї.</w:t>
-      </w:r>
-    </w:p>
-    <w:p>
-      <w:pPr>
-        <w:spacing w:after="120"/>
-        <w:jc w:val="both"/>
-        <w:rPr>
-          <w:rFonts w:ascii="Times New Roman" w:hAnsi="Times New Roman" w:cs="Times New Roman"/>
-          <w:sz w:val="24"/>
-          <w:szCs w:val="24"/>
-        </w:rPr>
-      </w:pPr>
-      <w:r>
-        <w:rPr>
-          <w:rFonts w:ascii="Times New Roman" w:hAnsi="Times New Roman" w:cs="Times New Roman"/>
-          <w:sz w:val="24"/>
-          <w:szCs w:val="24"/>
-        </w:rPr>
-        <w:t>Я все-таки молитимусь,* незважаючи на їхні злі вчинки.</w:t>
-      </w:r>
-    </w:p>
-    <w:p>
-      <w:pPr>
-        <w:spacing w:after="120"/>
-        <w:jc w:val="both"/>
-        <w:rPr>
-          <w:rFonts w:ascii="Times New Roman" w:hAnsi="Times New Roman" w:cs="Times New Roman"/>
-          <w:sz w:val="24"/>
-          <w:szCs w:val="24"/>
-        </w:rPr>
-      </w:pPr>
-      <w:r>
-        <w:rPr>
-          <w:rFonts w:ascii="Times New Roman" w:hAnsi="Times New Roman" w:cs="Times New Roman"/>
-          <w:sz w:val="24"/>
-          <w:szCs w:val="24"/>
-        </w:rPr>
-        <w:t>Якщо суддів їхніх скинуть в ущелини скелі,* то почують, що слова мої любі.</w:t>
-      </w:r>
-    </w:p>
-    <w:p>
-      <w:pPr>
-        <w:spacing w:after="120"/>
-        <w:jc w:val="both"/>
-        <w:rPr>
-          <w:rFonts w:ascii="Times New Roman" w:hAnsi="Times New Roman" w:cs="Times New Roman"/>
-          <w:sz w:val="24"/>
-          <w:szCs w:val="24"/>
-        </w:rPr>
-      </w:pPr>
-      <w:r>
-        <w:rPr>
-          <w:rFonts w:ascii="Times New Roman" w:hAnsi="Times New Roman" w:cs="Times New Roman"/>
-          <w:sz w:val="24"/>
-          <w:szCs w:val="24"/>
-        </w:rPr>
-        <w:t>Немовби хтось розбив і розрив землю,* розкидано їхні кості перед адом.</w:t>
-      </w:r>
-    </w:p>
-    <w:p>
-      <w:pPr>
-        <w:spacing w:after="120"/>
-        <w:jc w:val="both"/>
-        <w:rPr>
-          <w:rFonts w:ascii="Times New Roman" w:hAnsi="Times New Roman" w:cs="Times New Roman"/>
-          <w:sz w:val="24"/>
-          <w:szCs w:val="24"/>
-        </w:rPr>
-      </w:pPr>
-      <w:r>
-        <w:rPr>
-          <w:rFonts w:ascii="Times New Roman" w:hAnsi="Times New Roman" w:cs="Times New Roman"/>
-          <w:sz w:val="24"/>
-          <w:szCs w:val="24"/>
-        </w:rPr>
-        <w:t>Бо д</w:t>
-      </w:r>
-      <w:r>
-        <w:rPr>
-          <w:rFonts w:ascii="Times New Roman" w:hAnsi="Times New Roman" w:cs="Times New Roman"/>
-          <w:sz w:val="24"/>
-          <w:szCs w:val="24"/>
-        </w:rPr>
-        <w:t>о тебе, Господи, мій Боже, мої очі;* до тебе прибігаю, не губи душі моєї.</w:t>
-      </w:r>
-    </w:p>
-    <w:p>
-      <w:pPr>
-        <w:spacing w:after="120"/>
-        <w:jc w:val="both"/>
-        <w:rPr>
-          <w:rFonts w:ascii="Times New Roman" w:hAnsi="Times New Roman" w:cs="Times New Roman"/>
-          <w:sz w:val="24"/>
-          <w:szCs w:val="24"/>
-        </w:rPr>
-      </w:pPr>
-      <w:r>
-        <w:rPr>
-          <w:rFonts w:ascii="Times New Roman" w:hAnsi="Times New Roman" w:cs="Times New Roman"/>
-          <w:sz w:val="24"/>
-          <w:szCs w:val="24"/>
-        </w:rPr>
-        <w:t>Збережи мене від петлі, що її наставили на мене,* і від сильця тих, що творять беззаконня.</w:t>
-      </w:r>
-    </w:p>
-    <w:p>
-      <w:pPr>
-        <w:spacing w:after="120"/>
-        <w:jc w:val="both"/>
-        <w:rPr>
-          <w:rFonts w:ascii="Times New Roman" w:hAnsi="Times New Roman" w:cs="Times New Roman"/>
-          <w:sz w:val="24"/>
-          <w:szCs w:val="24"/>
-        </w:rPr>
-      </w:pPr>
-      <w:r>
-        <w:rPr>
-          <w:rFonts w:ascii="Times New Roman" w:hAnsi="Times New Roman" w:cs="Times New Roman"/>
-          <w:sz w:val="24"/>
-          <w:szCs w:val="24"/>
-        </w:rPr>
-        <w:t>Нехай грішники впадуть у власні сіті всі разом,* а я пройду безпечно.</w:t>
-      </w:r>
-    </w:p>
-    <w:p>
-      <w:pPr>
-        <w:spacing w:after="120"/>
-        <w:jc w:val="center"/>
-        <w:rPr>
-          <w:rFonts w:ascii="Times New Roman" w:hAnsi="Times New Roman" w:cs="Times New Roman"/>
+        <w:pStyle w:val="a"/>
+        <w:spacing w:after="120"/>
+      </w:pPr>
+      <w:r>
+        <w:rPr>
+          <w:rFonts w:ascii="Times New Roman" w:hAnsi="Times New Roman"/>
+          <w:sz w:val="24"/>
+        </w:rPr>
+        <w:t>Поста́в</w:t>
+      </w:r>
+      <w:r>
+        <w:rPr>
+          <w:rFonts w:ascii="Times New Roman" w:hAnsi="Times New Roman"/>
+          <w:sz w:val="24"/>
+        </w:rPr>
+        <w:t xml:space="preserve">, </w:t>
+      </w:r>
+      <w:r>
+        <w:rPr>
+          <w:rFonts w:ascii="Times New Roman" w:hAnsi="Times New Roman"/>
+          <w:sz w:val="24"/>
+        </w:rPr>
+        <w:t>Го́споди</w:t>
+      </w:r>
+      <w:r>
+        <w:rPr>
+          <w:rFonts w:ascii="Times New Roman" w:hAnsi="Times New Roman"/>
+          <w:sz w:val="24"/>
+        </w:rPr>
+        <w:t xml:space="preserve">, </w:t>
+      </w:r>
+      <w:r>
+        <w:rPr>
+          <w:rFonts w:ascii="Times New Roman" w:hAnsi="Times New Roman"/>
+          <w:sz w:val="24"/>
+        </w:rPr>
+        <w:t>мої́м</w:t>
+      </w:r>
+      <w:r>
+        <w:rPr>
+          <w:rFonts w:ascii="Times New Roman" w:hAnsi="Times New Roman"/>
+          <w:sz w:val="24"/>
+        </w:rPr>
+        <w:t xml:space="preserve"> </w:t>
+      </w:r>
+      <w:r>
+        <w:rPr>
+          <w:rFonts w:ascii="Times New Roman" w:hAnsi="Times New Roman"/>
+          <w:sz w:val="24"/>
+        </w:rPr>
+        <w:t>уста́м</w:t>
+      </w:r>
+      <w:r>
+        <w:rPr>
+          <w:rFonts w:ascii="Times New Roman" w:hAnsi="Times New Roman"/>
+          <w:sz w:val="24"/>
+        </w:rPr>
+        <w:t xml:space="preserve"> </w:t>
+      </w:r>
+      <w:r>
+        <w:rPr>
+          <w:rFonts w:ascii="Times New Roman" w:hAnsi="Times New Roman"/>
+          <w:sz w:val="24"/>
+        </w:rPr>
+        <w:t>сторо́жу</w:t>
+      </w:r>
+      <w:r>
+        <w:rPr>
+          <w:rFonts w:ascii="Times New Roman" w:hAnsi="Times New Roman"/>
+          <w:sz w:val="24"/>
+        </w:rPr>
+        <w:t xml:space="preserve">;* до </w:t>
+      </w:r>
+      <w:r>
+        <w:rPr>
+          <w:rFonts w:ascii="Times New Roman" w:hAnsi="Times New Roman"/>
+          <w:sz w:val="24"/>
+        </w:rPr>
+        <w:t>двере́й</w:t>
+      </w:r>
+      <w:r>
+        <w:rPr>
+          <w:rFonts w:ascii="Times New Roman" w:hAnsi="Times New Roman"/>
+          <w:sz w:val="24"/>
+        </w:rPr>
+        <w:t xml:space="preserve"> губ </w:t>
+      </w:r>
+      <w:r>
+        <w:rPr>
+          <w:rFonts w:ascii="Times New Roman" w:hAnsi="Times New Roman"/>
+          <w:sz w:val="24"/>
+        </w:rPr>
+        <w:t>мої́х</w:t>
+      </w:r>
+      <w:r>
+        <w:rPr>
+          <w:rFonts w:ascii="Times New Roman" w:hAnsi="Times New Roman"/>
+          <w:sz w:val="24"/>
+        </w:rPr>
+        <w:t xml:space="preserve"> − </w:t>
+      </w:r>
+      <w:r>
+        <w:rPr>
+          <w:rFonts w:ascii="Times New Roman" w:hAnsi="Times New Roman"/>
+          <w:sz w:val="24"/>
+        </w:rPr>
+        <w:t>ва́рту</w:t>
+      </w:r>
+      <w:r>
+        <w:rPr>
+          <w:rFonts w:ascii="Times New Roman" w:hAnsi="Times New Roman"/>
+          <w:sz w:val="24"/>
+        </w:rPr>
+        <w:t>!</w:t>
+      </w:r>
+    </w:p>
+    <w:p>
+      <w:pPr>
+        <w:pStyle w:val="a"/>
+        <w:spacing w:after="120"/>
+      </w:pPr>
+      <w:r>
+        <w:rPr>
+          <w:rFonts w:ascii="Times New Roman" w:hAnsi="Times New Roman"/>
+          <w:sz w:val="24"/>
+        </w:rPr>
+        <w:t xml:space="preserve">Не дай </w:t>
+      </w:r>
+      <w:r>
+        <w:rPr>
+          <w:rFonts w:ascii="Times New Roman" w:hAnsi="Times New Roman"/>
+          <w:sz w:val="24"/>
+        </w:rPr>
+        <w:t>схили́тися</w:t>
+      </w:r>
+      <w:r>
+        <w:rPr>
+          <w:rFonts w:ascii="Times New Roman" w:hAnsi="Times New Roman"/>
+          <w:sz w:val="24"/>
+        </w:rPr>
+        <w:t xml:space="preserve"> </w:t>
+      </w:r>
+      <w:r>
+        <w:rPr>
+          <w:rFonts w:ascii="Times New Roman" w:hAnsi="Times New Roman"/>
+          <w:sz w:val="24"/>
+        </w:rPr>
+        <w:t>се́рцеві</w:t>
+      </w:r>
+      <w:r>
+        <w:rPr>
+          <w:rFonts w:ascii="Times New Roman" w:hAnsi="Times New Roman"/>
+          <w:sz w:val="24"/>
+        </w:rPr>
+        <w:t xml:space="preserve"> </w:t>
+      </w:r>
+      <w:r>
+        <w:rPr>
+          <w:rFonts w:ascii="Times New Roman" w:hAnsi="Times New Roman"/>
+          <w:sz w:val="24"/>
+        </w:rPr>
+        <w:t>моє́му</w:t>
+      </w:r>
+      <w:r>
+        <w:rPr>
+          <w:rFonts w:ascii="Times New Roman" w:hAnsi="Times New Roman"/>
+          <w:sz w:val="24"/>
+        </w:rPr>
+        <w:t xml:space="preserve">* до </w:t>
+      </w:r>
+      <w:r>
+        <w:rPr>
+          <w:rFonts w:ascii="Times New Roman" w:hAnsi="Times New Roman"/>
+          <w:sz w:val="24"/>
+        </w:rPr>
+        <w:t>чо́гось</w:t>
+      </w:r>
+      <w:r>
+        <w:rPr>
+          <w:rFonts w:ascii="Times New Roman" w:hAnsi="Times New Roman"/>
+          <w:sz w:val="24"/>
+        </w:rPr>
+        <w:t xml:space="preserve"> </w:t>
+      </w:r>
+      <w:r>
+        <w:rPr>
+          <w:rFonts w:ascii="Times New Roman" w:hAnsi="Times New Roman"/>
+          <w:sz w:val="24"/>
+        </w:rPr>
+        <w:t>зло́го</w:t>
+      </w:r>
+      <w:r>
+        <w:rPr>
+          <w:rFonts w:ascii="Times New Roman" w:hAnsi="Times New Roman"/>
+          <w:sz w:val="24"/>
+        </w:rPr>
+        <w:t>.</w:t>
+      </w:r>
+    </w:p>
+    <w:p>
+      <w:pPr>
+        <w:pStyle w:val="a"/>
+        <w:spacing w:after="120"/>
+      </w:pPr>
+      <w:r>
+        <w:rPr>
+          <w:rFonts w:ascii="Times New Roman" w:hAnsi="Times New Roman"/>
+          <w:sz w:val="24"/>
+        </w:rPr>
+        <w:t xml:space="preserve">Ані </w:t>
+      </w:r>
+      <w:r>
+        <w:rPr>
+          <w:rFonts w:ascii="Times New Roman" w:hAnsi="Times New Roman"/>
+          <w:sz w:val="24"/>
+        </w:rPr>
+        <w:t>чини́ти</w:t>
+      </w:r>
+      <w:r>
+        <w:rPr>
+          <w:rFonts w:ascii="Times New Roman" w:hAnsi="Times New Roman"/>
+          <w:sz w:val="24"/>
+        </w:rPr>
+        <w:t xml:space="preserve"> лихі́ </w:t>
+      </w:r>
+      <w:r>
+        <w:rPr>
+          <w:rFonts w:ascii="Times New Roman" w:hAnsi="Times New Roman"/>
+          <w:sz w:val="24"/>
+        </w:rPr>
+        <w:t>вчи́нки</w:t>
+      </w:r>
+      <w:r>
+        <w:rPr>
+          <w:rFonts w:ascii="Times New Roman" w:hAnsi="Times New Roman"/>
+          <w:sz w:val="24"/>
+        </w:rPr>
+        <w:t xml:space="preserve"> з людьми́, що </w:t>
+      </w:r>
+      <w:r>
+        <w:rPr>
+          <w:rFonts w:ascii="Times New Roman" w:hAnsi="Times New Roman"/>
+          <w:sz w:val="24"/>
+        </w:rPr>
+        <w:t>тво́рять</w:t>
+      </w:r>
+      <w:r>
+        <w:rPr>
+          <w:rFonts w:ascii="Times New Roman" w:hAnsi="Times New Roman"/>
+          <w:sz w:val="24"/>
+        </w:rPr>
+        <w:t xml:space="preserve"> </w:t>
+      </w:r>
+      <w:r>
+        <w:rPr>
+          <w:rFonts w:ascii="Times New Roman" w:hAnsi="Times New Roman"/>
+          <w:sz w:val="24"/>
+        </w:rPr>
+        <w:t>беззако́ння</w:t>
+      </w:r>
+      <w:r>
+        <w:rPr>
+          <w:rFonts w:ascii="Times New Roman" w:hAnsi="Times New Roman"/>
+          <w:sz w:val="24"/>
+        </w:rPr>
+        <w:t xml:space="preserve">,* – ні </w:t>
+      </w:r>
+      <w:r>
+        <w:rPr>
+          <w:rFonts w:ascii="Times New Roman" w:hAnsi="Times New Roman"/>
+          <w:sz w:val="24"/>
+        </w:rPr>
+        <w:t>ла́сощів</w:t>
+      </w:r>
+      <w:r>
+        <w:rPr>
+          <w:rFonts w:ascii="Times New Roman" w:hAnsi="Times New Roman"/>
+          <w:sz w:val="24"/>
+        </w:rPr>
+        <w:t xml:space="preserve"> </w:t>
+      </w:r>
+      <w:r>
+        <w:rPr>
+          <w:rFonts w:ascii="Times New Roman" w:hAnsi="Times New Roman"/>
+          <w:sz w:val="24"/>
+        </w:rPr>
+        <w:t>ї́хніх</w:t>
+      </w:r>
+      <w:r>
+        <w:rPr>
+          <w:rFonts w:ascii="Times New Roman" w:hAnsi="Times New Roman"/>
+          <w:sz w:val="24"/>
+        </w:rPr>
+        <w:t xml:space="preserve"> я не </w:t>
+      </w:r>
+      <w:r>
+        <w:rPr>
+          <w:rFonts w:ascii="Times New Roman" w:hAnsi="Times New Roman"/>
+          <w:sz w:val="24"/>
+        </w:rPr>
+        <w:t>хо́чу</w:t>
+      </w:r>
+      <w:r>
+        <w:rPr>
+          <w:rFonts w:ascii="Times New Roman" w:hAnsi="Times New Roman"/>
+          <w:sz w:val="24"/>
+        </w:rPr>
+        <w:t xml:space="preserve"> </w:t>
+      </w:r>
+      <w:r>
+        <w:rPr>
+          <w:rFonts w:ascii="Times New Roman" w:hAnsi="Times New Roman"/>
+          <w:sz w:val="24"/>
+        </w:rPr>
+        <w:t>ї́сти</w:t>
+      </w:r>
+      <w:r>
+        <w:rPr>
+          <w:rFonts w:ascii="Times New Roman" w:hAnsi="Times New Roman"/>
+          <w:sz w:val="24"/>
+        </w:rPr>
+        <w:t>.</w:t>
+      </w:r>
+    </w:p>
+    <w:p>
+      <w:pPr>
+        <w:pStyle w:val="a"/>
+        <w:spacing w:after="120"/>
+      </w:pPr>
+      <w:r>
+        <w:rPr>
+          <w:rFonts w:ascii="Times New Roman" w:hAnsi="Times New Roman"/>
+          <w:sz w:val="24"/>
+        </w:rPr>
+        <w:t>Неха́й</w:t>
+      </w:r>
+      <w:r>
+        <w:rPr>
+          <w:rFonts w:ascii="Times New Roman" w:hAnsi="Times New Roman"/>
+          <w:sz w:val="24"/>
+        </w:rPr>
+        <w:t xml:space="preserve"> </w:t>
+      </w:r>
+      <w:r>
+        <w:rPr>
+          <w:rFonts w:ascii="Times New Roman" w:hAnsi="Times New Roman"/>
+          <w:sz w:val="24"/>
+        </w:rPr>
+        <w:t>пра́ведник</w:t>
+      </w:r>
+      <w:r>
+        <w:rPr>
+          <w:rFonts w:ascii="Times New Roman" w:hAnsi="Times New Roman"/>
+          <w:sz w:val="24"/>
+        </w:rPr>
+        <w:t xml:space="preserve"> </w:t>
+      </w:r>
+      <w:r>
+        <w:rPr>
+          <w:rFonts w:ascii="Times New Roman" w:hAnsi="Times New Roman"/>
+          <w:sz w:val="24"/>
+        </w:rPr>
+        <w:t>по-до́брому</w:t>
+      </w:r>
+      <w:r>
+        <w:rPr>
+          <w:rFonts w:ascii="Times New Roman" w:hAnsi="Times New Roman"/>
+          <w:sz w:val="24"/>
+        </w:rPr>
+        <w:t xml:space="preserve"> б’є мене́ й </w:t>
+      </w:r>
+      <w:r>
+        <w:rPr>
+          <w:rFonts w:ascii="Times New Roman" w:hAnsi="Times New Roman"/>
+          <w:sz w:val="24"/>
+        </w:rPr>
+        <w:t>виправля́є</w:t>
+      </w:r>
+      <w:r>
+        <w:rPr>
+          <w:rFonts w:ascii="Times New Roman" w:hAnsi="Times New Roman"/>
+          <w:sz w:val="24"/>
+        </w:rPr>
+        <w:t xml:space="preserve">,* а </w:t>
+      </w:r>
+      <w:r>
+        <w:rPr>
+          <w:rFonts w:ascii="Times New Roman" w:hAnsi="Times New Roman"/>
+          <w:sz w:val="24"/>
+        </w:rPr>
+        <w:t>олі́я</w:t>
+      </w:r>
+      <w:r>
+        <w:rPr>
+          <w:rFonts w:ascii="Times New Roman" w:hAnsi="Times New Roman"/>
+          <w:sz w:val="24"/>
+        </w:rPr>
+        <w:t xml:space="preserve"> </w:t>
+      </w:r>
+      <w:r>
+        <w:rPr>
+          <w:rFonts w:ascii="Times New Roman" w:hAnsi="Times New Roman"/>
+          <w:sz w:val="24"/>
+        </w:rPr>
+        <w:t>грі́шного</w:t>
+      </w:r>
+      <w:r>
+        <w:rPr>
+          <w:rFonts w:ascii="Times New Roman" w:hAnsi="Times New Roman"/>
+          <w:sz w:val="24"/>
+        </w:rPr>
+        <w:t xml:space="preserve"> </w:t>
+      </w:r>
+      <w:r>
+        <w:rPr>
+          <w:rFonts w:ascii="Times New Roman" w:hAnsi="Times New Roman"/>
+          <w:sz w:val="24"/>
+        </w:rPr>
+        <w:t>неха́й</w:t>
+      </w:r>
+      <w:r>
+        <w:rPr>
+          <w:rFonts w:ascii="Times New Roman" w:hAnsi="Times New Roman"/>
+          <w:sz w:val="24"/>
+        </w:rPr>
+        <w:t xml:space="preserve"> не </w:t>
+      </w:r>
+      <w:r>
+        <w:rPr>
+          <w:rFonts w:ascii="Times New Roman" w:hAnsi="Times New Roman"/>
+          <w:sz w:val="24"/>
+        </w:rPr>
+        <w:t>нама́стить</w:t>
+      </w:r>
+      <w:r>
+        <w:rPr>
+          <w:rFonts w:ascii="Times New Roman" w:hAnsi="Times New Roman"/>
+          <w:sz w:val="24"/>
+        </w:rPr>
+        <w:t xml:space="preserve"> голови́ </w:t>
+      </w:r>
+      <w:r>
+        <w:rPr>
+          <w:rFonts w:ascii="Times New Roman" w:hAnsi="Times New Roman"/>
+          <w:sz w:val="24"/>
+        </w:rPr>
+        <w:t>моє́ї</w:t>
+      </w:r>
+      <w:r>
+        <w:rPr>
+          <w:rFonts w:ascii="Times New Roman" w:hAnsi="Times New Roman"/>
+          <w:sz w:val="24"/>
+        </w:rPr>
+        <w:t>.</w:t>
+      </w:r>
+    </w:p>
+    <w:p>
+      <w:pPr>
+        <w:pStyle w:val="a"/>
+        <w:spacing w:after="120"/>
+      </w:pPr>
+      <w:r>
+        <w:rPr>
+          <w:rFonts w:ascii="Times New Roman" w:hAnsi="Times New Roman"/>
+          <w:sz w:val="24"/>
+        </w:rPr>
+        <w:t xml:space="preserve">Я все-таки́ </w:t>
+      </w:r>
+      <w:r>
+        <w:rPr>
+          <w:rFonts w:ascii="Times New Roman" w:hAnsi="Times New Roman"/>
+          <w:sz w:val="24"/>
+        </w:rPr>
+        <w:t>моли́тимусь</w:t>
+      </w:r>
+      <w:r>
+        <w:rPr>
+          <w:rFonts w:ascii="Times New Roman" w:hAnsi="Times New Roman"/>
+          <w:sz w:val="24"/>
+        </w:rPr>
+        <w:t xml:space="preserve">,* </w:t>
+      </w:r>
+      <w:r>
+        <w:rPr>
+          <w:rFonts w:ascii="Times New Roman" w:hAnsi="Times New Roman"/>
+          <w:sz w:val="24"/>
+        </w:rPr>
+        <w:t>незважа́ючи</w:t>
+      </w:r>
+      <w:r>
+        <w:rPr>
+          <w:rFonts w:ascii="Times New Roman" w:hAnsi="Times New Roman"/>
+          <w:sz w:val="24"/>
+        </w:rPr>
+        <w:t xml:space="preserve"> на </w:t>
+      </w:r>
+      <w:r>
+        <w:rPr>
+          <w:rFonts w:ascii="Times New Roman" w:hAnsi="Times New Roman"/>
+          <w:sz w:val="24"/>
+        </w:rPr>
+        <w:t>ї́хні</w:t>
+      </w:r>
+      <w:r>
+        <w:rPr>
+          <w:rFonts w:ascii="Times New Roman" w:hAnsi="Times New Roman"/>
+          <w:sz w:val="24"/>
+        </w:rPr>
+        <w:t xml:space="preserve"> злі </w:t>
+      </w:r>
+      <w:r>
+        <w:rPr>
+          <w:rFonts w:ascii="Times New Roman" w:hAnsi="Times New Roman"/>
+          <w:sz w:val="24"/>
+        </w:rPr>
+        <w:t>вчи́нки</w:t>
+      </w:r>
+      <w:r>
+        <w:rPr>
+          <w:rFonts w:ascii="Times New Roman" w:hAnsi="Times New Roman"/>
+          <w:sz w:val="24"/>
+        </w:rPr>
+        <w:t>.</w:t>
+      </w:r>
+    </w:p>
+    <w:p>
+      <w:pPr>
+        <w:pStyle w:val="a"/>
+        <w:spacing w:after="120"/>
+      </w:pPr>
+      <w:r>
+        <w:rPr>
+          <w:rFonts w:ascii="Times New Roman" w:hAnsi="Times New Roman"/>
+          <w:sz w:val="24"/>
+        </w:rPr>
+        <w:t xml:space="preserve">Якщо́ </w:t>
+      </w:r>
+      <w:r>
+        <w:rPr>
+          <w:rFonts w:ascii="Times New Roman" w:hAnsi="Times New Roman"/>
+          <w:sz w:val="24"/>
+        </w:rPr>
+        <w:t>су́ддів</w:t>
+      </w:r>
+      <w:r>
+        <w:rPr>
+          <w:rFonts w:ascii="Times New Roman" w:hAnsi="Times New Roman"/>
+          <w:sz w:val="24"/>
+        </w:rPr>
+        <w:t xml:space="preserve"> </w:t>
+      </w:r>
+      <w:r>
+        <w:rPr>
+          <w:rFonts w:ascii="Times New Roman" w:hAnsi="Times New Roman"/>
+          <w:sz w:val="24"/>
+        </w:rPr>
+        <w:t>ї́хніх</w:t>
+      </w:r>
+      <w:r>
+        <w:rPr>
+          <w:rFonts w:ascii="Times New Roman" w:hAnsi="Times New Roman"/>
+          <w:sz w:val="24"/>
+        </w:rPr>
+        <w:t xml:space="preserve"> </w:t>
+      </w:r>
+      <w:r>
+        <w:rPr>
+          <w:rFonts w:ascii="Times New Roman" w:hAnsi="Times New Roman"/>
+          <w:sz w:val="24"/>
+        </w:rPr>
+        <w:t>ски́нуть</w:t>
+      </w:r>
+      <w:r>
+        <w:rPr>
+          <w:rFonts w:ascii="Times New Roman" w:hAnsi="Times New Roman"/>
+          <w:sz w:val="24"/>
+        </w:rPr>
+        <w:t xml:space="preserve"> в </w:t>
+      </w:r>
+      <w:r>
+        <w:rPr>
+          <w:rFonts w:ascii="Times New Roman" w:hAnsi="Times New Roman"/>
+          <w:sz w:val="24"/>
+        </w:rPr>
+        <w:t>уще́лини</w:t>
+      </w:r>
+      <w:r>
+        <w:rPr>
+          <w:rFonts w:ascii="Times New Roman" w:hAnsi="Times New Roman"/>
+          <w:sz w:val="24"/>
+        </w:rPr>
+        <w:t xml:space="preserve"> </w:t>
+      </w:r>
+      <w:r>
+        <w:rPr>
+          <w:rFonts w:ascii="Times New Roman" w:hAnsi="Times New Roman"/>
+          <w:sz w:val="24"/>
+        </w:rPr>
+        <w:t>ске́лі</w:t>
+      </w:r>
+      <w:r>
+        <w:rPr>
+          <w:rFonts w:ascii="Times New Roman" w:hAnsi="Times New Roman"/>
+          <w:sz w:val="24"/>
+        </w:rPr>
+        <w:t xml:space="preserve">,* то </w:t>
+      </w:r>
+      <w:r>
+        <w:rPr>
+          <w:rFonts w:ascii="Times New Roman" w:hAnsi="Times New Roman"/>
+          <w:sz w:val="24"/>
+        </w:rPr>
+        <w:t>почу́ють</w:t>
+      </w:r>
+      <w:r>
+        <w:rPr>
+          <w:rFonts w:ascii="Times New Roman" w:hAnsi="Times New Roman"/>
+          <w:sz w:val="24"/>
+        </w:rPr>
+        <w:t xml:space="preserve">, що слова́ мої́ </w:t>
+      </w:r>
+      <w:r>
+        <w:rPr>
+          <w:rFonts w:ascii="Times New Roman" w:hAnsi="Times New Roman"/>
+          <w:sz w:val="24"/>
+        </w:rPr>
+        <w:t>лю́бі</w:t>
+      </w:r>
+      <w:r>
+        <w:rPr>
+          <w:rFonts w:ascii="Times New Roman" w:hAnsi="Times New Roman"/>
+          <w:sz w:val="24"/>
+        </w:rPr>
+        <w:t>.</w:t>
+      </w:r>
+    </w:p>
+    <w:p>
+      <w:pPr>
+        <w:pStyle w:val="a"/>
+        <w:spacing w:after="120"/>
+      </w:pPr>
+      <w:r>
+        <w:rPr>
+          <w:rFonts w:ascii="Times New Roman" w:hAnsi="Times New Roman"/>
+          <w:sz w:val="24"/>
+        </w:rPr>
+        <w:t>Немо́вби</w:t>
+      </w:r>
+      <w:r>
+        <w:rPr>
+          <w:rFonts w:ascii="Times New Roman" w:hAnsi="Times New Roman"/>
+          <w:sz w:val="24"/>
+        </w:rPr>
+        <w:t xml:space="preserve"> хтось </w:t>
+      </w:r>
+      <w:r>
+        <w:rPr>
+          <w:rFonts w:ascii="Times New Roman" w:hAnsi="Times New Roman"/>
+          <w:sz w:val="24"/>
+        </w:rPr>
+        <w:t>розби́в</w:t>
+      </w:r>
+      <w:r>
+        <w:rPr>
+          <w:rFonts w:ascii="Times New Roman" w:hAnsi="Times New Roman"/>
+          <w:sz w:val="24"/>
+        </w:rPr>
+        <w:t xml:space="preserve"> і </w:t>
+      </w:r>
+      <w:r>
+        <w:rPr>
+          <w:rFonts w:ascii="Times New Roman" w:hAnsi="Times New Roman"/>
+          <w:sz w:val="24"/>
+        </w:rPr>
+        <w:t>розри́в</w:t>
+      </w:r>
+      <w:r>
+        <w:rPr>
+          <w:rFonts w:ascii="Times New Roman" w:hAnsi="Times New Roman"/>
+          <w:sz w:val="24"/>
+        </w:rPr>
+        <w:t xml:space="preserve"> </w:t>
+      </w:r>
+      <w:r>
+        <w:rPr>
+          <w:rFonts w:ascii="Times New Roman" w:hAnsi="Times New Roman"/>
+          <w:sz w:val="24"/>
+        </w:rPr>
+        <w:t>зе́млю</w:t>
+      </w:r>
+      <w:r>
+        <w:rPr>
+          <w:rFonts w:ascii="Times New Roman" w:hAnsi="Times New Roman"/>
+          <w:sz w:val="24"/>
+        </w:rPr>
+        <w:t xml:space="preserve">,* </w:t>
+      </w:r>
+      <w:r>
+        <w:rPr>
+          <w:rFonts w:ascii="Times New Roman" w:hAnsi="Times New Roman"/>
+          <w:sz w:val="24"/>
+        </w:rPr>
+        <w:t>розки́дано</w:t>
+      </w:r>
+      <w:r>
+        <w:rPr>
+          <w:rFonts w:ascii="Times New Roman" w:hAnsi="Times New Roman"/>
+          <w:sz w:val="24"/>
+        </w:rPr>
+        <w:t xml:space="preserve"> </w:t>
+      </w:r>
+      <w:r>
+        <w:rPr>
+          <w:rFonts w:ascii="Times New Roman" w:hAnsi="Times New Roman"/>
+          <w:sz w:val="24"/>
+        </w:rPr>
+        <w:t>ї́хні</w:t>
+      </w:r>
+      <w:r>
+        <w:rPr>
+          <w:rFonts w:ascii="Times New Roman" w:hAnsi="Times New Roman"/>
+          <w:sz w:val="24"/>
+        </w:rPr>
+        <w:t xml:space="preserve"> </w:t>
+      </w:r>
+      <w:r>
+        <w:rPr>
+          <w:rFonts w:ascii="Times New Roman" w:hAnsi="Times New Roman"/>
+          <w:sz w:val="24"/>
+        </w:rPr>
+        <w:t>ко́сті</w:t>
+      </w:r>
+      <w:r>
+        <w:rPr>
+          <w:rFonts w:ascii="Times New Roman" w:hAnsi="Times New Roman"/>
+          <w:sz w:val="24"/>
+        </w:rPr>
+        <w:t xml:space="preserve"> </w:t>
+      </w:r>
+      <w:r>
+        <w:rPr>
+          <w:rFonts w:ascii="Times New Roman" w:hAnsi="Times New Roman"/>
+          <w:sz w:val="24"/>
+        </w:rPr>
+        <w:t>пе́ред</w:t>
+      </w:r>
+      <w:r>
+        <w:rPr>
+          <w:rFonts w:ascii="Times New Roman" w:hAnsi="Times New Roman"/>
+          <w:sz w:val="24"/>
+        </w:rPr>
+        <w:t xml:space="preserve"> </w:t>
+      </w:r>
+      <w:r>
+        <w:rPr>
+          <w:rFonts w:ascii="Times New Roman" w:hAnsi="Times New Roman"/>
+          <w:sz w:val="24"/>
+        </w:rPr>
+        <w:t>а́дом</w:t>
+      </w:r>
+      <w:r>
+        <w:rPr>
+          <w:rFonts w:ascii="Times New Roman" w:hAnsi="Times New Roman"/>
+          <w:sz w:val="24"/>
+        </w:rPr>
+        <w:t>.</w:t>
+      </w:r>
+    </w:p>
+    <w:p>
+      <w:pPr>
+        <w:pStyle w:val="a"/>
+        <w:spacing w:after="120"/>
+      </w:pPr>
+      <w:r>
+        <w:rPr>
+          <w:rFonts w:ascii="Times New Roman" w:hAnsi="Times New Roman"/>
+          <w:sz w:val="24"/>
+        </w:rPr>
+        <w:t xml:space="preserve">Бо до </w:t>
+      </w:r>
+      <w:r>
+        <w:rPr>
+          <w:rFonts w:ascii="Times New Roman" w:hAnsi="Times New Roman"/>
+          <w:sz w:val="24"/>
+        </w:rPr>
+        <w:t>Те́бе</w:t>
+      </w:r>
+      <w:r>
+        <w:rPr>
+          <w:rFonts w:ascii="Times New Roman" w:hAnsi="Times New Roman"/>
+          <w:sz w:val="24"/>
+        </w:rPr>
+        <w:t xml:space="preserve">, </w:t>
+      </w:r>
+      <w:r>
+        <w:rPr>
+          <w:rFonts w:ascii="Times New Roman" w:hAnsi="Times New Roman"/>
+          <w:sz w:val="24"/>
+        </w:rPr>
+        <w:t>Го́споди</w:t>
+      </w:r>
+      <w:r>
+        <w:rPr>
+          <w:rFonts w:ascii="Times New Roman" w:hAnsi="Times New Roman"/>
+          <w:sz w:val="24"/>
+        </w:rPr>
+        <w:t xml:space="preserve">, мій </w:t>
+      </w:r>
+      <w:r>
+        <w:rPr>
+          <w:rFonts w:ascii="Times New Roman" w:hAnsi="Times New Roman"/>
+          <w:sz w:val="24"/>
+        </w:rPr>
+        <w:t>Бо́же</w:t>
+      </w:r>
+      <w:r>
+        <w:rPr>
+          <w:rFonts w:ascii="Times New Roman" w:hAnsi="Times New Roman"/>
+          <w:sz w:val="24"/>
+        </w:rPr>
+        <w:t xml:space="preserve">, мої́ </w:t>
+      </w:r>
+      <w:r>
+        <w:rPr>
+          <w:rFonts w:ascii="Times New Roman" w:hAnsi="Times New Roman"/>
+          <w:sz w:val="24"/>
+        </w:rPr>
+        <w:t>о́чі</w:t>
+      </w:r>
+      <w:r>
+        <w:rPr>
+          <w:rFonts w:ascii="Times New Roman" w:hAnsi="Times New Roman"/>
+          <w:sz w:val="24"/>
+        </w:rPr>
+        <w:t xml:space="preserve">;* до </w:t>
+      </w:r>
+      <w:r>
+        <w:rPr>
+          <w:rFonts w:ascii="Times New Roman" w:hAnsi="Times New Roman"/>
+          <w:sz w:val="24"/>
+        </w:rPr>
+        <w:t>Те́бе</w:t>
+      </w:r>
+      <w:r>
+        <w:rPr>
+          <w:rFonts w:ascii="Times New Roman" w:hAnsi="Times New Roman"/>
+          <w:sz w:val="24"/>
+        </w:rPr>
+        <w:t xml:space="preserve"> </w:t>
+      </w:r>
+      <w:r>
+        <w:rPr>
+          <w:rFonts w:ascii="Times New Roman" w:hAnsi="Times New Roman"/>
+          <w:sz w:val="24"/>
+        </w:rPr>
+        <w:t>прибіга́ю</w:t>
+      </w:r>
+      <w:r>
+        <w:rPr>
+          <w:rFonts w:ascii="Times New Roman" w:hAnsi="Times New Roman"/>
+          <w:sz w:val="24"/>
+        </w:rPr>
+        <w:t xml:space="preserve">, не губи́ душі́ </w:t>
+      </w:r>
+      <w:r>
+        <w:rPr>
+          <w:rFonts w:ascii="Times New Roman" w:hAnsi="Times New Roman"/>
+          <w:sz w:val="24"/>
+        </w:rPr>
+        <w:t>моє́ї</w:t>
+      </w:r>
+      <w:r>
+        <w:rPr>
+          <w:rFonts w:ascii="Times New Roman" w:hAnsi="Times New Roman"/>
+          <w:sz w:val="24"/>
+        </w:rPr>
+        <w:t>.</w:t>
+      </w:r>
+    </w:p>
+    <w:p>
+      <w:pPr>
+        <w:pStyle w:val="a"/>
+        <w:spacing w:after="120"/>
+      </w:pPr>
+      <w:r>
+        <w:rPr>
+          <w:rFonts w:ascii="Times New Roman" w:hAnsi="Times New Roman"/>
+          <w:sz w:val="24"/>
+        </w:rPr>
+        <w:t xml:space="preserve">Збережи́ мене́ від </w:t>
+      </w:r>
+      <w:r>
+        <w:rPr>
+          <w:rFonts w:ascii="Times New Roman" w:hAnsi="Times New Roman"/>
+          <w:sz w:val="24"/>
+        </w:rPr>
+        <w:t>пе́тлі</w:t>
+      </w:r>
+      <w:r>
+        <w:rPr>
+          <w:rFonts w:ascii="Times New Roman" w:hAnsi="Times New Roman"/>
+          <w:sz w:val="24"/>
+        </w:rPr>
+        <w:t xml:space="preserve">, що її́ </w:t>
+      </w:r>
+      <w:r>
+        <w:rPr>
+          <w:rFonts w:ascii="Times New Roman" w:hAnsi="Times New Roman"/>
+          <w:sz w:val="24"/>
+        </w:rPr>
+        <w:t>наста́вили</w:t>
+      </w:r>
+      <w:r>
+        <w:rPr>
+          <w:rFonts w:ascii="Times New Roman" w:hAnsi="Times New Roman"/>
+          <w:sz w:val="24"/>
+        </w:rPr>
+        <w:t xml:space="preserve"> на </w:t>
+      </w:r>
+      <w:r>
+        <w:rPr>
+          <w:rFonts w:ascii="Times New Roman" w:hAnsi="Times New Roman"/>
+          <w:sz w:val="24"/>
+        </w:rPr>
+        <w:t>ме́не</w:t>
+      </w:r>
+      <w:r>
+        <w:rPr>
+          <w:rFonts w:ascii="Times New Roman" w:hAnsi="Times New Roman"/>
+          <w:sz w:val="24"/>
+        </w:rPr>
+        <w:t xml:space="preserve">,* і від сильця́ тих, що </w:t>
+      </w:r>
+      <w:r>
+        <w:rPr>
+          <w:rFonts w:ascii="Times New Roman" w:hAnsi="Times New Roman"/>
+          <w:sz w:val="24"/>
+        </w:rPr>
+        <w:t>тво́рять</w:t>
+      </w:r>
+      <w:r>
+        <w:rPr>
+          <w:rFonts w:ascii="Times New Roman" w:hAnsi="Times New Roman"/>
+          <w:sz w:val="24"/>
+        </w:rPr>
+        <w:t xml:space="preserve"> </w:t>
+      </w:r>
+      <w:r>
+        <w:rPr>
+          <w:rFonts w:ascii="Times New Roman" w:hAnsi="Times New Roman"/>
+          <w:sz w:val="24"/>
+        </w:rPr>
+        <w:t>беззако́ння</w:t>
+      </w:r>
+      <w:r>
+        <w:rPr>
+          <w:rFonts w:ascii="Times New Roman" w:hAnsi="Times New Roman"/>
+          <w:sz w:val="24"/>
+        </w:rPr>
+        <w:t>.</w:t>
+      </w:r>
+    </w:p>
+    <w:p>
+      <w:pPr>
+        <w:pStyle w:val="a"/>
+        <w:spacing w:after="120"/>
+      </w:pPr>
+      <w:r>
+        <w:rPr>
+          <w:rFonts w:ascii="Times New Roman" w:hAnsi="Times New Roman"/>
+          <w:sz w:val="24"/>
+        </w:rPr>
+        <w:t>Неха́й</w:t>
+      </w:r>
+      <w:r>
+        <w:rPr>
+          <w:rFonts w:ascii="Times New Roman" w:hAnsi="Times New Roman"/>
+          <w:sz w:val="24"/>
+        </w:rPr>
+        <w:t xml:space="preserve"> </w:t>
+      </w:r>
+      <w:r>
+        <w:rPr>
+          <w:rFonts w:ascii="Times New Roman" w:hAnsi="Times New Roman"/>
+          <w:sz w:val="24"/>
+        </w:rPr>
+        <w:t>грі́шники</w:t>
+      </w:r>
+      <w:r>
+        <w:rPr>
+          <w:rFonts w:ascii="Times New Roman" w:hAnsi="Times New Roman"/>
+          <w:sz w:val="24"/>
+        </w:rPr>
+        <w:t xml:space="preserve"> </w:t>
+      </w:r>
+      <w:r>
+        <w:rPr>
+          <w:rFonts w:ascii="Times New Roman" w:hAnsi="Times New Roman"/>
+          <w:sz w:val="24"/>
+        </w:rPr>
+        <w:t>впаду́ть</w:t>
+      </w:r>
+      <w:r>
+        <w:rPr>
+          <w:rFonts w:ascii="Times New Roman" w:hAnsi="Times New Roman"/>
+          <w:sz w:val="24"/>
+        </w:rPr>
+        <w:t xml:space="preserve"> у </w:t>
+      </w:r>
+      <w:r>
+        <w:rPr>
+          <w:rFonts w:ascii="Times New Roman" w:hAnsi="Times New Roman"/>
+          <w:sz w:val="24"/>
+        </w:rPr>
+        <w:t>вла́сні</w:t>
+      </w:r>
+      <w:r>
+        <w:rPr>
+          <w:rFonts w:ascii="Times New Roman" w:hAnsi="Times New Roman"/>
+          <w:sz w:val="24"/>
+        </w:rPr>
+        <w:t xml:space="preserve"> </w:t>
+      </w:r>
+      <w:r>
+        <w:rPr>
+          <w:rFonts w:ascii="Times New Roman" w:hAnsi="Times New Roman"/>
+          <w:sz w:val="24"/>
+        </w:rPr>
+        <w:t>сі́ті</w:t>
+      </w:r>
+      <w:r>
+        <w:rPr>
+          <w:rFonts w:ascii="Times New Roman" w:hAnsi="Times New Roman"/>
+          <w:sz w:val="24"/>
+        </w:rPr>
+        <w:t xml:space="preserve"> всі </w:t>
+      </w:r>
+      <w:r>
+        <w:rPr>
+          <w:rFonts w:ascii="Times New Roman" w:hAnsi="Times New Roman"/>
+          <w:sz w:val="24"/>
+        </w:rPr>
+        <w:t>ра́зом</w:t>
+      </w:r>
+      <w:r>
+        <w:rPr>
+          <w:rFonts w:ascii="Times New Roman" w:hAnsi="Times New Roman"/>
+          <w:sz w:val="24"/>
+        </w:rPr>
+        <w:t xml:space="preserve">,* а я пройду́ </w:t>
+      </w:r>
+      <w:r>
+        <w:rPr>
+          <w:rFonts w:ascii="Times New Roman" w:hAnsi="Times New Roman"/>
+          <w:sz w:val="24"/>
+        </w:rPr>
+        <w:t>безпе́чно</w:t>
+      </w:r>
+      <w:r>
+        <w:rPr>
+          <w:rFonts w:ascii="Times New Roman" w:hAnsi="Times New Roman"/>
+          <w:sz w:val="24"/>
+        </w:rPr>
+        <w:t>.</w:t>
+      </w:r>
+    </w:p>
+    <w:p>
+      <w:pPr>
+        <w:pStyle w:val="a"/>
+        <w:spacing w:after="120"/>
+      </w:pPr>
+      <w:r>
+        <w:rPr>
+          <w:rFonts w:ascii="Times New Roman" w:hAnsi="Times New Roman"/>
           <w:b/>
           <w:i/>
           <w:color w:val="FF0000"/>
           <w:sz w:val="24"/>
-          <w:szCs w:val="24"/>
-        </w:rPr>
-      </w:pPr>
-      <w:r>
-        <w:rPr>
-          <w:rFonts w:ascii="Times New Roman" w:hAnsi="Times New Roman" w:cs="Times New Roman"/>
-          <w:b/>
-          <w:i/>
-          <w:color w:val="FF0000"/>
-          <w:sz w:val="24"/>
-          <w:szCs w:val="24"/>
         </w:rPr>
         <w:t>Псалом 141</w:t>
       </w:r>
     </w:p>
     <w:p>
       <w:pPr>
-        <w:spacing w:after="120"/>
-        <w:jc w:val="both"/>
-        <w:rPr>
-          <w:rFonts w:ascii="Times New Roman" w:hAnsi="Times New Roman" w:cs="Times New Roman"/>
-          <w:sz w:val="24"/>
-          <w:szCs w:val="24"/>
-        </w:rPr>
-      </w:pPr>
-      <w:r>
-        <w:rPr>
-          <w:rFonts w:ascii="Times New Roman" w:hAnsi="Times New Roman" w:cs="Times New Roman"/>
-          <w:sz w:val="24"/>
-          <w:szCs w:val="24"/>
-        </w:rPr>
-        <w:t xml:space="preserve">Я голосом </w:t>
-      </w:r>
-      <w:r>
-        <w:rPr>
-          <w:rFonts w:ascii="Times New Roman" w:hAnsi="Times New Roman" w:cs="Times New Roman"/>
-          <w:sz w:val="24"/>
-          <w:szCs w:val="24"/>
-        </w:rPr>
-        <w:t>моїм до Господа взиваю,* я голосом моїм до Господа молюся.</w:t>
-      </w:r>
-    </w:p>
-    <w:p>
-      <w:pPr>
-        <w:spacing w:after="120"/>
-        <w:jc w:val="both"/>
-        <w:rPr>
-          <w:rFonts w:ascii="Times New Roman" w:hAnsi="Times New Roman" w:cs="Times New Roman"/>
-          <w:sz w:val="24"/>
-          <w:szCs w:val="24"/>
-        </w:rPr>
-      </w:pPr>
-      <w:r>
-        <w:rPr>
-          <w:rFonts w:ascii="Times New Roman" w:hAnsi="Times New Roman" w:cs="Times New Roman"/>
-          <w:sz w:val="24"/>
-          <w:szCs w:val="24"/>
-        </w:rPr>
-        <w:t>Скаргу мою перед ним виливаю,* мою скруту йому я виявляю.</w:t>
-      </w:r>
-    </w:p>
-    <w:p>
-      <w:pPr>
-        <w:spacing w:after="120"/>
-        <w:jc w:val="both"/>
-        <w:rPr>
-          <w:rFonts w:ascii="Times New Roman" w:hAnsi="Times New Roman" w:cs="Times New Roman"/>
-          <w:sz w:val="24"/>
-          <w:szCs w:val="24"/>
-        </w:rPr>
-      </w:pPr>
-      <w:r>
-        <w:rPr>
-          <w:rFonts w:ascii="Times New Roman" w:hAnsi="Times New Roman" w:cs="Times New Roman"/>
-          <w:sz w:val="24"/>
-          <w:szCs w:val="24"/>
-        </w:rPr>
-        <w:t>Коли тривожиться в мені дух мій, ти знаєш мою стежку.* На дорозі, де я ступаю, тайно розставили сильце на мене.</w:t>
-      </w:r>
-    </w:p>
-    <w:p>
-      <w:pPr>
-        <w:spacing w:after="120"/>
-        <w:jc w:val="both"/>
-        <w:rPr>
-          <w:rFonts w:ascii="Times New Roman" w:hAnsi="Times New Roman" w:cs="Times New Roman"/>
-          <w:sz w:val="24"/>
-          <w:szCs w:val="24"/>
-        </w:rPr>
-      </w:pPr>
-      <w:r>
-        <w:rPr>
-          <w:rFonts w:ascii="Times New Roman" w:hAnsi="Times New Roman" w:cs="Times New Roman"/>
-          <w:sz w:val="24"/>
-          <w:szCs w:val="24"/>
-        </w:rPr>
-        <w:t>Поглянь праворуч і подивися</w:t>
-      </w:r>
-      <w:r>
-        <w:rPr>
-          <w:rFonts w:ascii="Times New Roman" w:hAnsi="Times New Roman" w:cs="Times New Roman"/>
-          <w:sz w:val="24"/>
-          <w:szCs w:val="24"/>
-        </w:rPr>
-        <w:t>:* нема нікого, хто дбав би за мене.</w:t>
-      </w:r>
-    </w:p>
-    <w:p>
-      <w:pPr>
-        <w:spacing w:after="120"/>
-        <w:jc w:val="both"/>
-        <w:rPr>
-          <w:rFonts w:ascii="Times New Roman" w:hAnsi="Times New Roman" w:cs="Times New Roman"/>
-          <w:sz w:val="24"/>
-          <w:szCs w:val="24"/>
-        </w:rPr>
-      </w:pPr>
-      <w:r>
-        <w:rPr>
-          <w:rFonts w:ascii="Times New Roman" w:hAnsi="Times New Roman" w:cs="Times New Roman"/>
-          <w:sz w:val="24"/>
-          <w:szCs w:val="24"/>
-        </w:rPr>
-        <w:t>Нема куди мені втікати,* нема нікого, хто піклувався би мною.</w:t>
-      </w:r>
-    </w:p>
-    <w:p>
-      <w:pPr>
-        <w:spacing w:after="120"/>
-        <w:jc w:val="both"/>
-        <w:rPr>
-          <w:rFonts w:ascii="Times New Roman" w:hAnsi="Times New Roman" w:cs="Times New Roman"/>
-          <w:sz w:val="24"/>
-          <w:szCs w:val="24"/>
-        </w:rPr>
-      </w:pPr>
-      <w:r>
-        <w:rPr>
-          <w:rFonts w:ascii="Times New Roman" w:eastAsia="Gungsuh" w:hAnsi="Times New Roman" w:cs="Times New Roman"/>
-          <w:sz w:val="24"/>
-          <w:szCs w:val="24"/>
-        </w:rPr>
-        <w:t>До тебе, Господи, взиваю й кажу:* Ти моє прибіжище, в землі живих ти − моя доля!</w:t>
-      </w:r>
-    </w:p>
-    <w:p>
-      <w:pPr>
-        <w:spacing w:after="120"/>
-        <w:jc w:val="both"/>
-        <w:rPr>
-          <w:rFonts w:ascii="Times New Roman" w:hAnsi="Times New Roman" w:cs="Times New Roman"/>
-          <w:sz w:val="24"/>
-          <w:szCs w:val="24"/>
-        </w:rPr>
-      </w:pPr>
-      <w:r>
-        <w:rPr>
-          <w:rFonts w:ascii="Times New Roman" w:hAnsi="Times New Roman" w:cs="Times New Roman"/>
-          <w:sz w:val="24"/>
-          <w:szCs w:val="24"/>
-        </w:rPr>
-        <w:t>Зверни увагу на моє благання,* бо я вельми нещасний.</w:t>
-      </w:r>
-    </w:p>
-    <w:p>
-      <w:pPr>
-        <w:spacing w:after="120"/>
-        <w:jc w:val="both"/>
-        <w:rPr>
-          <w:rFonts w:ascii="Times New Roman" w:hAnsi="Times New Roman" w:cs="Times New Roman"/>
-          <w:sz w:val="24"/>
-          <w:szCs w:val="24"/>
-        </w:rPr>
-      </w:pPr>
-      <w:r>
-        <w:rPr>
-          <w:rFonts w:ascii="Times New Roman" w:hAnsi="Times New Roman" w:cs="Times New Roman"/>
-          <w:sz w:val="24"/>
-          <w:szCs w:val="24"/>
-        </w:rPr>
-        <w:t>Спаси мене від гонителів моїх,* бо вони сильніші від мене.</w:t>
+        <w:pStyle w:val="a"/>
+        <w:spacing w:after="120"/>
+      </w:pPr>
+      <w:r>
+        <w:rPr>
+          <w:rFonts w:ascii="Times New Roman" w:hAnsi="Times New Roman"/>
+          <w:sz w:val="24"/>
+        </w:rPr>
+        <w:t xml:space="preserve">Я </w:t>
+      </w:r>
+      <w:r>
+        <w:rPr>
+          <w:rFonts w:ascii="Times New Roman" w:hAnsi="Times New Roman"/>
+          <w:sz w:val="24"/>
+        </w:rPr>
+        <w:t>го́лосом</w:t>
+      </w:r>
+      <w:r>
+        <w:rPr>
+          <w:rFonts w:ascii="Times New Roman" w:hAnsi="Times New Roman"/>
+          <w:sz w:val="24"/>
+        </w:rPr>
+        <w:t xml:space="preserve"> </w:t>
+      </w:r>
+      <w:r>
+        <w:rPr>
+          <w:rFonts w:ascii="Times New Roman" w:hAnsi="Times New Roman"/>
+          <w:sz w:val="24"/>
+        </w:rPr>
+        <w:t>мої́м</w:t>
+      </w:r>
+      <w:r>
+        <w:rPr>
+          <w:rFonts w:ascii="Times New Roman" w:hAnsi="Times New Roman"/>
+          <w:sz w:val="24"/>
+        </w:rPr>
+        <w:t xml:space="preserve"> до </w:t>
+      </w:r>
+      <w:r>
+        <w:rPr>
+          <w:rFonts w:ascii="Times New Roman" w:hAnsi="Times New Roman"/>
+          <w:sz w:val="24"/>
+        </w:rPr>
+        <w:t>Го́спода</w:t>
+      </w:r>
+      <w:r>
+        <w:rPr>
+          <w:rFonts w:ascii="Times New Roman" w:hAnsi="Times New Roman"/>
+          <w:sz w:val="24"/>
+        </w:rPr>
+        <w:t xml:space="preserve"> </w:t>
+      </w:r>
+      <w:r>
+        <w:rPr>
+          <w:rFonts w:ascii="Times New Roman" w:hAnsi="Times New Roman"/>
+          <w:sz w:val="24"/>
+        </w:rPr>
+        <w:t>взива́ю</w:t>
+      </w:r>
+      <w:r>
+        <w:rPr>
+          <w:rFonts w:ascii="Times New Roman" w:hAnsi="Times New Roman"/>
+          <w:sz w:val="24"/>
+        </w:rPr>
+        <w:t xml:space="preserve">,* я </w:t>
+      </w:r>
+      <w:r>
+        <w:rPr>
+          <w:rFonts w:ascii="Times New Roman" w:hAnsi="Times New Roman"/>
+          <w:sz w:val="24"/>
+        </w:rPr>
+        <w:t>го́лосом</w:t>
+      </w:r>
+      <w:r>
+        <w:rPr>
+          <w:rFonts w:ascii="Times New Roman" w:hAnsi="Times New Roman"/>
+          <w:sz w:val="24"/>
+        </w:rPr>
+        <w:t xml:space="preserve"> </w:t>
+      </w:r>
+      <w:r>
+        <w:rPr>
+          <w:rFonts w:ascii="Times New Roman" w:hAnsi="Times New Roman"/>
+          <w:sz w:val="24"/>
+        </w:rPr>
+        <w:t>мої́м</w:t>
+      </w:r>
+      <w:r>
+        <w:rPr>
+          <w:rFonts w:ascii="Times New Roman" w:hAnsi="Times New Roman"/>
+          <w:sz w:val="24"/>
+        </w:rPr>
+        <w:t xml:space="preserve"> до </w:t>
+      </w:r>
+      <w:r>
+        <w:rPr>
+          <w:rFonts w:ascii="Times New Roman" w:hAnsi="Times New Roman"/>
+          <w:sz w:val="24"/>
+        </w:rPr>
+        <w:t>Го́спода</w:t>
+      </w:r>
+      <w:r>
+        <w:rPr>
+          <w:rFonts w:ascii="Times New Roman" w:hAnsi="Times New Roman"/>
+          <w:sz w:val="24"/>
+        </w:rPr>
+        <w:t xml:space="preserve"> </w:t>
+      </w:r>
+      <w:r>
+        <w:rPr>
+          <w:rFonts w:ascii="Times New Roman" w:hAnsi="Times New Roman"/>
+          <w:sz w:val="24"/>
+        </w:rPr>
+        <w:t>молю́ся</w:t>
+      </w:r>
+      <w:r>
+        <w:rPr>
+          <w:rFonts w:ascii="Times New Roman" w:hAnsi="Times New Roman"/>
+          <w:sz w:val="24"/>
+        </w:rPr>
+        <w:t>.</w:t>
+      </w:r>
+    </w:p>
+    <w:p>
+      <w:pPr>
+        <w:pStyle w:val="a"/>
+        <w:spacing w:after="120"/>
+      </w:pPr>
+      <w:r>
+        <w:rPr>
+          <w:rFonts w:ascii="Times New Roman" w:hAnsi="Times New Roman"/>
+          <w:sz w:val="24"/>
+        </w:rPr>
+        <w:t>Ска́ргу</w:t>
+      </w:r>
+      <w:r>
+        <w:rPr>
+          <w:rFonts w:ascii="Times New Roman" w:hAnsi="Times New Roman"/>
+          <w:sz w:val="24"/>
+        </w:rPr>
+        <w:t xml:space="preserve"> мою́ </w:t>
+      </w:r>
+      <w:r>
+        <w:rPr>
+          <w:rFonts w:ascii="Times New Roman" w:hAnsi="Times New Roman"/>
+          <w:sz w:val="24"/>
+        </w:rPr>
+        <w:t>пе́ред</w:t>
+      </w:r>
+      <w:r>
+        <w:rPr>
+          <w:rFonts w:ascii="Times New Roman" w:hAnsi="Times New Roman"/>
+          <w:sz w:val="24"/>
+        </w:rPr>
+        <w:t xml:space="preserve"> Ним </w:t>
+      </w:r>
+      <w:r>
+        <w:rPr>
+          <w:rFonts w:ascii="Times New Roman" w:hAnsi="Times New Roman"/>
+          <w:sz w:val="24"/>
+        </w:rPr>
+        <w:t>вилива́ю</w:t>
+      </w:r>
+      <w:r>
+        <w:rPr>
+          <w:rFonts w:ascii="Times New Roman" w:hAnsi="Times New Roman"/>
+          <w:sz w:val="24"/>
+        </w:rPr>
+        <w:t xml:space="preserve">,* мою́ </w:t>
+      </w:r>
+      <w:r>
+        <w:rPr>
+          <w:rFonts w:ascii="Times New Roman" w:hAnsi="Times New Roman"/>
+          <w:sz w:val="24"/>
+        </w:rPr>
+        <w:t>скру́ту</w:t>
+      </w:r>
+      <w:r>
+        <w:rPr>
+          <w:rFonts w:ascii="Times New Roman" w:hAnsi="Times New Roman"/>
+          <w:sz w:val="24"/>
+        </w:rPr>
+        <w:t xml:space="preserve"> Йому́ я </w:t>
+      </w:r>
+      <w:r>
+        <w:rPr>
+          <w:rFonts w:ascii="Times New Roman" w:hAnsi="Times New Roman"/>
+          <w:sz w:val="24"/>
+        </w:rPr>
+        <w:t>виявля́ю</w:t>
+      </w:r>
+      <w:r>
+        <w:rPr>
+          <w:rFonts w:ascii="Times New Roman" w:hAnsi="Times New Roman"/>
+          <w:sz w:val="24"/>
+        </w:rPr>
+        <w:t>.</w:t>
+      </w:r>
+    </w:p>
+    <w:p>
+      <w:pPr>
+        <w:pStyle w:val="a"/>
+        <w:spacing w:after="120"/>
+      </w:pPr>
+      <w:r>
+        <w:rPr>
+          <w:rFonts w:ascii="Times New Roman" w:hAnsi="Times New Roman"/>
+          <w:sz w:val="24"/>
+        </w:rPr>
+        <w:t xml:space="preserve">Коли́ </w:t>
+      </w:r>
+      <w:r>
+        <w:rPr>
+          <w:rFonts w:ascii="Times New Roman" w:hAnsi="Times New Roman"/>
+          <w:sz w:val="24"/>
+        </w:rPr>
+        <w:t>триво́житься</w:t>
+      </w:r>
+      <w:r>
+        <w:rPr>
+          <w:rFonts w:ascii="Times New Roman" w:hAnsi="Times New Roman"/>
+          <w:sz w:val="24"/>
+        </w:rPr>
+        <w:t xml:space="preserve"> в мені́ дух мій, Ти </w:t>
+      </w:r>
+      <w:r>
+        <w:rPr>
+          <w:rFonts w:ascii="Times New Roman" w:hAnsi="Times New Roman"/>
+          <w:sz w:val="24"/>
+        </w:rPr>
+        <w:t>знає́ш</w:t>
+      </w:r>
+      <w:r>
+        <w:rPr>
+          <w:rFonts w:ascii="Times New Roman" w:hAnsi="Times New Roman"/>
+          <w:sz w:val="24"/>
+        </w:rPr>
+        <w:t xml:space="preserve"> мою́ сте́жку.* На </w:t>
+      </w:r>
+      <w:r>
+        <w:rPr>
+          <w:rFonts w:ascii="Times New Roman" w:hAnsi="Times New Roman"/>
+          <w:sz w:val="24"/>
+        </w:rPr>
+        <w:t>доро́зі</w:t>
+      </w:r>
+      <w:r>
+        <w:rPr>
+          <w:rFonts w:ascii="Times New Roman" w:hAnsi="Times New Roman"/>
+          <w:sz w:val="24"/>
+        </w:rPr>
+        <w:t xml:space="preserve">, де я </w:t>
+      </w:r>
+      <w:r>
+        <w:rPr>
+          <w:rFonts w:ascii="Times New Roman" w:hAnsi="Times New Roman"/>
+          <w:sz w:val="24"/>
+        </w:rPr>
+        <w:t>ступа́ю</w:t>
+      </w:r>
+      <w:r>
+        <w:rPr>
+          <w:rFonts w:ascii="Times New Roman" w:hAnsi="Times New Roman"/>
+          <w:sz w:val="24"/>
+        </w:rPr>
+        <w:t xml:space="preserve">, </w:t>
+      </w:r>
+      <w:r>
+        <w:rPr>
+          <w:rFonts w:ascii="Times New Roman" w:hAnsi="Times New Roman"/>
+          <w:sz w:val="24"/>
+        </w:rPr>
+        <w:t>та́йно</w:t>
+      </w:r>
+      <w:r>
+        <w:rPr>
+          <w:rFonts w:ascii="Times New Roman" w:hAnsi="Times New Roman"/>
+          <w:sz w:val="24"/>
+        </w:rPr>
+        <w:t xml:space="preserve"> </w:t>
+      </w:r>
+      <w:r>
+        <w:rPr>
+          <w:rFonts w:ascii="Times New Roman" w:hAnsi="Times New Roman"/>
+          <w:sz w:val="24"/>
+        </w:rPr>
+        <w:t>розста́вили</w:t>
+      </w:r>
+      <w:r>
+        <w:rPr>
+          <w:rFonts w:ascii="Times New Roman" w:hAnsi="Times New Roman"/>
+          <w:sz w:val="24"/>
+        </w:rPr>
+        <w:t xml:space="preserve"> сильце́ на </w:t>
+      </w:r>
+      <w:r>
+        <w:rPr>
+          <w:rFonts w:ascii="Times New Roman" w:hAnsi="Times New Roman"/>
+          <w:sz w:val="24"/>
+        </w:rPr>
+        <w:t>ме́не</w:t>
+      </w:r>
+      <w:r>
+        <w:rPr>
+          <w:rFonts w:ascii="Times New Roman" w:hAnsi="Times New Roman"/>
+          <w:sz w:val="24"/>
+        </w:rPr>
+        <w:t>.</w:t>
+      </w:r>
+    </w:p>
+    <w:p>
+      <w:pPr>
+        <w:pStyle w:val="a"/>
+        <w:spacing w:after="120"/>
+      </w:pPr>
+      <w:r>
+        <w:rPr>
+          <w:rFonts w:ascii="Times New Roman" w:hAnsi="Times New Roman"/>
+          <w:sz w:val="24"/>
+        </w:rPr>
+        <w:t>Погля́нь</w:t>
+      </w:r>
+      <w:r>
+        <w:rPr>
+          <w:rFonts w:ascii="Times New Roman" w:hAnsi="Times New Roman"/>
+          <w:sz w:val="24"/>
+        </w:rPr>
+        <w:t xml:space="preserve"> </w:t>
+      </w:r>
+      <w:r>
+        <w:rPr>
+          <w:rFonts w:ascii="Times New Roman" w:hAnsi="Times New Roman"/>
+          <w:sz w:val="24"/>
+        </w:rPr>
+        <w:t>право́руч</w:t>
+      </w:r>
+      <w:r>
+        <w:rPr>
+          <w:rFonts w:ascii="Times New Roman" w:hAnsi="Times New Roman"/>
+          <w:sz w:val="24"/>
+        </w:rPr>
+        <w:t xml:space="preserve"> і </w:t>
+      </w:r>
+      <w:r>
+        <w:rPr>
+          <w:rFonts w:ascii="Times New Roman" w:hAnsi="Times New Roman"/>
+          <w:sz w:val="24"/>
+        </w:rPr>
+        <w:t>подиви́ся</w:t>
+      </w:r>
+      <w:r>
+        <w:rPr>
+          <w:rFonts w:ascii="Times New Roman" w:hAnsi="Times New Roman"/>
+          <w:sz w:val="24"/>
+        </w:rPr>
+        <w:t xml:space="preserve">:* нема́ </w:t>
+      </w:r>
+      <w:r>
+        <w:rPr>
+          <w:rFonts w:ascii="Times New Roman" w:hAnsi="Times New Roman"/>
+          <w:sz w:val="24"/>
+        </w:rPr>
+        <w:t>ніко́го</w:t>
+      </w:r>
+      <w:r>
+        <w:rPr>
+          <w:rFonts w:ascii="Times New Roman" w:hAnsi="Times New Roman"/>
+          <w:sz w:val="24"/>
+        </w:rPr>
+        <w:t xml:space="preserve">, хто дбав би за </w:t>
+      </w:r>
+      <w:r>
+        <w:rPr>
+          <w:rFonts w:ascii="Times New Roman" w:hAnsi="Times New Roman"/>
+          <w:sz w:val="24"/>
+        </w:rPr>
+        <w:t>ме́не</w:t>
+      </w:r>
+      <w:r>
+        <w:rPr>
+          <w:rFonts w:ascii="Times New Roman" w:hAnsi="Times New Roman"/>
+          <w:sz w:val="24"/>
+        </w:rPr>
+        <w:t>.</w:t>
+      </w:r>
+    </w:p>
+    <w:p>
+      <w:pPr>
+        <w:pStyle w:val="a"/>
+        <w:spacing w:after="120"/>
+      </w:pPr>
+      <w:r>
+        <w:rPr>
+          <w:rFonts w:ascii="Times New Roman" w:hAnsi="Times New Roman"/>
+          <w:sz w:val="24"/>
+        </w:rPr>
+        <w:t xml:space="preserve">Нема́ куди́ мені́ </w:t>
+      </w:r>
+      <w:r>
+        <w:rPr>
+          <w:rFonts w:ascii="Times New Roman" w:hAnsi="Times New Roman"/>
+          <w:sz w:val="24"/>
+        </w:rPr>
+        <w:t>втіка́ти</w:t>
+      </w:r>
+      <w:r>
+        <w:rPr>
+          <w:rFonts w:ascii="Times New Roman" w:hAnsi="Times New Roman"/>
+          <w:sz w:val="24"/>
+        </w:rPr>
+        <w:t xml:space="preserve">,* нема́ </w:t>
+      </w:r>
+      <w:r>
+        <w:rPr>
+          <w:rFonts w:ascii="Times New Roman" w:hAnsi="Times New Roman"/>
+          <w:sz w:val="24"/>
+        </w:rPr>
+        <w:t>ніко́го</w:t>
+      </w:r>
+      <w:r>
+        <w:rPr>
+          <w:rFonts w:ascii="Times New Roman" w:hAnsi="Times New Roman"/>
+          <w:sz w:val="24"/>
+        </w:rPr>
+        <w:t xml:space="preserve">, хто </w:t>
+      </w:r>
+      <w:r>
+        <w:rPr>
+          <w:rFonts w:ascii="Times New Roman" w:hAnsi="Times New Roman"/>
+          <w:sz w:val="24"/>
+        </w:rPr>
+        <w:t>піклува́вся</w:t>
+      </w:r>
+      <w:r>
+        <w:rPr>
+          <w:rFonts w:ascii="Times New Roman" w:hAnsi="Times New Roman"/>
+          <w:sz w:val="24"/>
+        </w:rPr>
+        <w:t xml:space="preserve"> би </w:t>
+      </w:r>
+      <w:r>
+        <w:rPr>
+          <w:rFonts w:ascii="Times New Roman" w:hAnsi="Times New Roman"/>
+          <w:sz w:val="24"/>
+        </w:rPr>
+        <w:t>мно́ю</w:t>
+      </w:r>
+      <w:r>
+        <w:rPr>
+          <w:rFonts w:ascii="Times New Roman" w:hAnsi="Times New Roman"/>
+          <w:sz w:val="24"/>
+        </w:rPr>
+        <w:t>.</w:t>
+      </w:r>
+    </w:p>
+    <w:p>
+      <w:pPr>
+        <w:pStyle w:val="a"/>
+        <w:spacing w:after="120"/>
+      </w:pPr>
+      <w:r>
+        <w:rPr>
+          <w:rFonts w:ascii="Times New Roman" w:hAnsi="Times New Roman"/>
+          <w:sz w:val="24"/>
+        </w:rPr>
+        <w:t xml:space="preserve">До </w:t>
+      </w:r>
+      <w:r>
+        <w:rPr>
+          <w:rFonts w:ascii="Times New Roman" w:hAnsi="Times New Roman"/>
+          <w:sz w:val="24"/>
+        </w:rPr>
+        <w:t>Те́бе</w:t>
+      </w:r>
+      <w:r>
+        <w:rPr>
+          <w:rFonts w:ascii="Times New Roman" w:hAnsi="Times New Roman"/>
+          <w:sz w:val="24"/>
+        </w:rPr>
+        <w:t xml:space="preserve">, </w:t>
+      </w:r>
+      <w:r>
+        <w:rPr>
+          <w:rFonts w:ascii="Times New Roman" w:hAnsi="Times New Roman"/>
+          <w:sz w:val="24"/>
+        </w:rPr>
+        <w:t>Го́споди</w:t>
+      </w:r>
+      <w:r>
+        <w:rPr>
+          <w:rFonts w:ascii="Times New Roman" w:hAnsi="Times New Roman"/>
+          <w:sz w:val="24"/>
+        </w:rPr>
+        <w:t xml:space="preserve">, </w:t>
+      </w:r>
+      <w:r>
+        <w:rPr>
+          <w:rFonts w:ascii="Times New Roman" w:hAnsi="Times New Roman"/>
+          <w:sz w:val="24"/>
+        </w:rPr>
+        <w:t>взива́ю</w:t>
+      </w:r>
+      <w:r>
+        <w:rPr>
+          <w:rFonts w:ascii="Times New Roman" w:hAnsi="Times New Roman"/>
+          <w:sz w:val="24"/>
+        </w:rPr>
+        <w:t xml:space="preserve"> й кажу́:* Ти моє́ </w:t>
+      </w:r>
+      <w:r>
+        <w:rPr>
+          <w:rFonts w:ascii="Times New Roman" w:hAnsi="Times New Roman"/>
+          <w:sz w:val="24"/>
+        </w:rPr>
+        <w:t>прибі́жище</w:t>
+      </w:r>
+      <w:r>
+        <w:rPr>
+          <w:rFonts w:ascii="Times New Roman" w:hAnsi="Times New Roman"/>
+          <w:sz w:val="24"/>
+        </w:rPr>
+        <w:t xml:space="preserve">, в землі́ </w:t>
+      </w:r>
+      <w:r>
+        <w:rPr>
+          <w:rFonts w:ascii="Times New Roman" w:hAnsi="Times New Roman"/>
+          <w:sz w:val="24"/>
+        </w:rPr>
+        <w:t>живи́х</w:t>
+      </w:r>
+      <w:r>
+        <w:rPr>
+          <w:rFonts w:ascii="Times New Roman" w:hAnsi="Times New Roman"/>
+          <w:sz w:val="24"/>
+        </w:rPr>
+        <w:t xml:space="preserve"> Ти − моя́ </w:t>
+      </w:r>
+      <w:r>
+        <w:rPr>
+          <w:rFonts w:ascii="Times New Roman" w:hAnsi="Times New Roman"/>
+          <w:sz w:val="24"/>
+        </w:rPr>
+        <w:t>до́ля</w:t>
+      </w:r>
+      <w:r>
+        <w:rPr>
+          <w:rFonts w:ascii="Times New Roman" w:hAnsi="Times New Roman"/>
+          <w:sz w:val="24"/>
+        </w:rPr>
+        <w:t>!</w:t>
+      </w:r>
+    </w:p>
+    <w:p>
+      <w:pPr>
+        <w:pStyle w:val="a"/>
+        <w:spacing w:after="120"/>
+      </w:pPr>
+      <w:r>
+        <w:rPr>
+          <w:rFonts w:ascii="Times New Roman" w:hAnsi="Times New Roman"/>
+          <w:sz w:val="24"/>
+        </w:rPr>
+        <w:t xml:space="preserve">Зверни́ </w:t>
+      </w:r>
+      <w:r>
+        <w:rPr>
+          <w:rFonts w:ascii="Times New Roman" w:hAnsi="Times New Roman"/>
+          <w:sz w:val="24"/>
+        </w:rPr>
+        <w:t>ува́гу</w:t>
+      </w:r>
+      <w:r>
+        <w:rPr>
+          <w:rFonts w:ascii="Times New Roman" w:hAnsi="Times New Roman"/>
+          <w:sz w:val="24"/>
+        </w:rPr>
+        <w:t xml:space="preserve"> на моє́ </w:t>
+      </w:r>
+      <w:r>
+        <w:rPr>
+          <w:rFonts w:ascii="Times New Roman" w:hAnsi="Times New Roman"/>
+          <w:sz w:val="24"/>
+        </w:rPr>
+        <w:t>блага́ння</w:t>
+      </w:r>
+      <w:r>
+        <w:rPr>
+          <w:rFonts w:ascii="Times New Roman" w:hAnsi="Times New Roman"/>
+          <w:sz w:val="24"/>
+        </w:rPr>
+        <w:t xml:space="preserve">,* бо я </w:t>
+      </w:r>
+      <w:r>
+        <w:rPr>
+          <w:rFonts w:ascii="Times New Roman" w:hAnsi="Times New Roman"/>
+          <w:sz w:val="24"/>
+        </w:rPr>
+        <w:t>ве́льми</w:t>
+      </w:r>
+      <w:r>
+        <w:rPr>
+          <w:rFonts w:ascii="Times New Roman" w:hAnsi="Times New Roman"/>
+          <w:sz w:val="24"/>
+        </w:rPr>
+        <w:t xml:space="preserve"> </w:t>
+      </w:r>
+      <w:r>
+        <w:rPr>
+          <w:rFonts w:ascii="Times New Roman" w:hAnsi="Times New Roman"/>
+          <w:sz w:val="24"/>
+        </w:rPr>
+        <w:t>неща́сний</w:t>
+      </w:r>
+      <w:r>
+        <w:rPr>
+          <w:rFonts w:ascii="Times New Roman" w:hAnsi="Times New Roman"/>
+          <w:sz w:val="24"/>
+        </w:rPr>
+        <w:t>.</w:t>
+      </w:r>
+    </w:p>
+    <w:p>
+      <w:pPr>
+        <w:pStyle w:val="a"/>
+        <w:spacing w:after="120"/>
+      </w:pPr>
+      <w:r>
+        <w:rPr>
+          <w:rFonts w:ascii="Times New Roman" w:hAnsi="Times New Roman"/>
+          <w:sz w:val="24"/>
+        </w:rPr>
+        <w:t xml:space="preserve">Спаси́ мене́ від </w:t>
+      </w:r>
+      <w:r>
+        <w:rPr>
+          <w:rFonts w:ascii="Times New Roman" w:hAnsi="Times New Roman"/>
+          <w:sz w:val="24"/>
+        </w:rPr>
+        <w:t>гони́телів</w:t>
+      </w:r>
+      <w:r>
+        <w:rPr>
+          <w:rFonts w:ascii="Times New Roman" w:hAnsi="Times New Roman"/>
+          <w:sz w:val="24"/>
+        </w:rPr>
+        <w:t xml:space="preserve"> </w:t>
+      </w:r>
+      <w:r>
+        <w:rPr>
+          <w:rFonts w:ascii="Times New Roman" w:hAnsi="Times New Roman"/>
+          <w:sz w:val="24"/>
+        </w:rPr>
+        <w:t>мої́х</w:t>
+      </w:r>
+      <w:r>
+        <w:rPr>
+          <w:rFonts w:ascii="Times New Roman" w:hAnsi="Times New Roman"/>
+          <w:sz w:val="24"/>
+        </w:rPr>
+        <w:t xml:space="preserve">,* бо вони́ </w:t>
+      </w:r>
+      <w:r>
+        <w:rPr>
+          <w:rFonts w:ascii="Times New Roman" w:hAnsi="Times New Roman"/>
+          <w:sz w:val="24"/>
+        </w:rPr>
+        <w:t>сильні́ші</w:t>
+      </w:r>
+      <w:r>
+        <w:rPr>
+          <w:rFonts w:ascii="Times New Roman" w:hAnsi="Times New Roman"/>
+          <w:sz w:val="24"/>
+        </w:rPr>
+        <w:t xml:space="preserve"> від </w:t>
+      </w:r>
+      <w:r>
+        <w:rPr>
+          <w:rFonts w:ascii="Times New Roman" w:hAnsi="Times New Roman"/>
+          <w:sz w:val="24"/>
+        </w:rPr>
+        <w:t>ме́не</w:t>
+      </w:r>
+      <w:r>
+        <w:rPr>
+          <w:rFonts w:ascii="Times New Roman" w:hAnsi="Times New Roman"/>
+          <w:sz w:val="24"/>
+        </w:rPr>
+        <w:t>.</w:t>
       </w:r>
     </w:p>
     <w:p>
@@ -9532,7 +10876,7 @@
           <w:sz w:val="24"/>
           <w:szCs w:val="24"/>
         </w:rPr>
-        <w:t>(г. 4, подібний: Дав ти як знамено):</w:t>
+        <w:t>(г. 4, подібний: Дав ти як знамено):</w:t>
       </w:r>
       <w:r>
         <w:rPr>
@@ -10729,83 +12073,226 @@
     </w:p>
     <w:p>
       <w:pPr>
-        <w:spacing w:after="120"/>
-        <w:jc w:val="center"/>
-        <w:rPr>
-          <w:rFonts w:ascii="Times New Roman" w:hAnsi="Times New Roman" w:cs="Times New Roman"/>
-          <w:color w:val="FF0000"/>
-        </w:rPr>
-      </w:pPr>
-      <w:r>
-        <w:rPr>
-          <w:rFonts w:ascii="Times New Roman" w:hAnsi="Times New Roman" w:cs="Times New Roman"/>
-          <w:i/>
-          <w:color w:val="FF0000"/>
-          <w:sz w:val="24"/>
-          <w:szCs w:val="24"/>
-        </w:rPr>
-        <w:t>Псалом 58  (г. 7):</w:t>
-      </w:r>
-    </w:p>
-    <w:p>
-      <w:pPr>
-        <w:spacing w:after="120"/>
-        <w:jc w:val="both"/>
-        <w:rPr>
-          <w:rFonts w:ascii="Times New Roman" w:hAnsi="Times New Roman" w:cs="Times New Roman"/>
+        <w:pStyle w:val="a"/>
+        <w:spacing w:after="120"/>
+      </w:pPr>
+      <w:r>
+        <w:rPr>
+          <w:rFonts w:ascii="Times New Roman" w:hAnsi="Times New Roman"/>
+          <w:i/>
+          <w:color w:val="FF0000"/>
+          <w:sz w:val="24"/>
+        </w:rPr>
+        <w:t xml:space="preserve">(г. 7): </w:t>
+      </w:r>
+      <w:r>
+        <w:rPr>
+          <w:rFonts w:ascii="Times New Roman" w:hAnsi="Times New Roman"/>
           <w:b/>
           <w:sz w:val="24"/>
-          <w:szCs w:val="24"/>
-        </w:rPr>
-      </w:pPr>
-      <w:r>
-        <w:rPr>
-          <w:rFonts w:ascii="Times New Roman" w:hAnsi="Times New Roman" w:cs="Times New Roman"/>
+        </w:rPr>
+        <w:t>Бо́же</w:t>
+      </w:r>
+      <w:r>
+        <w:rPr>
+          <w:rFonts w:ascii="Times New Roman" w:hAnsi="Times New Roman"/>
           <w:b/>
           <w:sz w:val="24"/>
-          <w:szCs w:val="24"/>
-        </w:rPr>
-        <w:t>Боже, ти мій заступник,* і милість твоя вийде мені назустріч.</w:t>
-      </w:r>
-    </w:p>
-    <w:p>
-      <w:pPr>
-        <w:spacing w:after="120"/>
-        <w:jc w:val="both"/>
-        <w:rPr>
-          <w:rFonts w:ascii="Times New Roman" w:hAnsi="Times New Roman" w:cs="Times New Roman"/>
-          <w:sz w:val="24"/>
-          <w:szCs w:val="24"/>
+        </w:rPr>
+        <w:t xml:space="preserve">, Ти мій </w:t>
+      </w:r>
+      <w:r>
+        <w:rPr>
+          <w:rFonts w:ascii="Times New Roman" w:hAnsi="Times New Roman"/>
+          <w:b/>
+          <w:sz w:val="24"/>
+        </w:rPr>
+        <w:t>засту́пник</w:t>
+      </w:r>
+      <w:r>
+        <w:rPr>
+          <w:rFonts w:ascii="Times New Roman" w:hAnsi="Times New Roman"/>
+          <w:b/>
+          <w:sz w:val="24"/>
+        </w:rPr>
+        <w:t xml:space="preserve">,* і </w:t>
+      </w:r>
+      <w:r>
+        <w:rPr>
+          <w:rFonts w:ascii="Times New Roman" w:hAnsi="Times New Roman"/>
+          <w:b/>
+          <w:sz w:val="24"/>
+        </w:rPr>
+        <w:t>ми́лість</w:t>
+      </w:r>
+      <w:r>
+        <w:rPr>
+          <w:rFonts w:ascii="Times New Roman" w:hAnsi="Times New Roman"/>
+          <w:b/>
+          <w:sz w:val="24"/>
+        </w:rPr>
+        <w:t xml:space="preserve"> Твоя́ </w:t>
+      </w:r>
+      <w:r>
+        <w:rPr>
+          <w:rFonts w:ascii="Times New Roman" w:hAnsi="Times New Roman"/>
+          <w:b/>
+          <w:sz w:val="24"/>
+        </w:rPr>
+        <w:t>ви́йде</w:t>
+      </w:r>
+      <w:r>
+        <w:rPr>
+          <w:rFonts w:ascii="Times New Roman" w:hAnsi="Times New Roman"/>
+          <w:b/>
+          <w:sz w:val="24"/>
+        </w:rPr>
+        <w:t xml:space="preserve"> мені́ </w:t>
+      </w:r>
+      <w:r>
+        <w:rPr>
+          <w:rFonts w:ascii="Times New Roman" w:hAnsi="Times New Roman"/>
+          <w:b/>
+          <w:sz w:val="24"/>
+        </w:rPr>
+        <w:t>назу́стріч</w:t>
+      </w:r>
+      <w:r>
+        <w:rPr>
+          <w:rFonts w:ascii="Times New Roman" w:hAnsi="Times New Roman"/>
+          <w:i/>
+          <w:color w:val="FF0000"/>
+          <w:sz w:val="24"/>
+        </w:rPr>
+        <w:t xml:space="preserve"> (Пс. 58,18).</w:t>
+      </w:r>
+    </w:p>
+    <w:p>
+      <w:pPr>
+        <w:pStyle w:val="a"/>
+        <w:spacing w:after="120"/>
+      </w:pPr>
+      <w:r>
+        <w:rPr>
+          <w:rFonts w:ascii="Times New Roman" w:hAnsi="Times New Roman"/>
+          <w:i/>
+          <w:color w:val="FF0000"/>
+          <w:sz w:val="24"/>
+        </w:rPr>
+        <w:t xml:space="preserve">Стих: </w:t>
+      </w:r>
+      <w:r>
+        <w:rPr>
+          <w:rFonts w:ascii="Times New Roman" w:hAnsi="Times New Roman"/>
+          <w:sz w:val="24"/>
           <w:u w:val="single"/>
         </w:rPr>
-      </w:pPr>
-      <w:r>
-        <w:rPr>
-          <w:rFonts w:ascii="Times New Roman" w:hAnsi="Times New Roman" w:cs="Times New Roman"/>
-          <w:i/>
-          <w:color w:val="FF0000"/>
-          <w:sz w:val="24"/>
-          <w:szCs w:val="24"/>
-        </w:rPr>
-        <w:t>Стих:</w:t>
-      </w:r>
-      <w:r>
-        <w:rPr>
-          <w:rFonts w:ascii="Times New Roman" w:hAnsi="Times New Roman" w:cs="Times New Roman"/>
-          <w:i/>
-          <w:sz w:val="24"/>
-          <w:szCs w:val="24"/>
-        </w:rPr>
-        <w:t xml:space="preserve">  </w:t>
-      </w:r>
-      <w:r>
-        <w:rPr>
-          <w:rFonts w:ascii="Times New Roman" w:hAnsi="Times New Roman" w:cs="Times New Roman"/>
-          <w:sz w:val="24"/>
-          <w:szCs w:val="24"/>
+        <w:t>Ви́рятуй</w:t>
+      </w:r>
+      <w:r>
+        <w:rPr>
+          <w:rFonts w:ascii="Times New Roman" w:hAnsi="Times New Roman"/>
+          <w:sz w:val="24"/>
           <w:u w:val="single"/>
         </w:rPr>
-        <w:t>Вирятуй мене від ворогів моїх, Боже, і визволь мене від тих, що повстають на мене.</w:t>
+        <w:t xml:space="preserve"> мене́ від </w:t>
+      </w:r>
+      <w:r>
+        <w:rPr>
+          <w:rFonts w:ascii="Times New Roman" w:hAnsi="Times New Roman"/>
+          <w:sz w:val="24"/>
+          <w:u w:val="single"/>
+        </w:rPr>
+        <w:t>ворогі́в</w:t>
+      </w:r>
+      <w:r>
+        <w:rPr>
+          <w:rFonts w:ascii="Times New Roman" w:hAnsi="Times New Roman"/>
+          <w:sz w:val="24"/>
+          <w:u w:val="single"/>
+        </w:rPr>
+        <w:t xml:space="preserve"> </w:t>
+      </w:r>
+      <w:r>
+        <w:rPr>
+          <w:rFonts w:ascii="Times New Roman" w:hAnsi="Times New Roman"/>
+          <w:sz w:val="24"/>
+          <w:u w:val="single"/>
+        </w:rPr>
+        <w:t>мої́х</w:t>
+      </w:r>
+      <w:r>
+        <w:rPr>
+          <w:rFonts w:ascii="Times New Roman" w:hAnsi="Times New Roman"/>
+          <w:sz w:val="24"/>
+          <w:u w:val="single"/>
+        </w:rPr>
+        <w:t xml:space="preserve">, </w:t>
+      </w:r>
+      <w:r>
+        <w:rPr>
+          <w:rFonts w:ascii="Times New Roman" w:hAnsi="Times New Roman"/>
+          <w:sz w:val="24"/>
+          <w:u w:val="single"/>
+        </w:rPr>
+        <w:t>Бо́же</w:t>
+      </w:r>
+      <w:r>
+        <w:rPr>
+          <w:rFonts w:ascii="Times New Roman" w:hAnsi="Times New Roman"/>
+          <w:sz w:val="24"/>
+          <w:u w:val="single"/>
+        </w:rPr>
+        <w:t xml:space="preserve">, і </w:t>
+      </w:r>
+      <w:r>
+        <w:rPr>
+          <w:rFonts w:ascii="Times New Roman" w:hAnsi="Times New Roman"/>
+          <w:sz w:val="24"/>
+          <w:u w:val="single"/>
+        </w:rPr>
+        <w:t>ви́зволь</w:t>
+      </w:r>
+      <w:r>
+        <w:rPr>
+          <w:rFonts w:ascii="Times New Roman" w:hAnsi="Times New Roman"/>
+          <w:sz w:val="24"/>
+          <w:u w:val="single"/>
+        </w:rPr>
+        <w:t xml:space="preserve"> мене́ від тих, що </w:t>
+      </w:r>
+      <w:r>
+        <w:rPr>
+          <w:rFonts w:ascii="Times New Roman" w:hAnsi="Times New Roman"/>
+          <w:sz w:val="24"/>
+          <w:u w:val="single"/>
+        </w:rPr>
+        <w:t>повстаю́ть</w:t>
+      </w:r>
+      <w:r>
+        <w:rPr>
+          <w:rFonts w:ascii="Times New Roman" w:hAnsi="Times New Roman"/>
+          <w:sz w:val="24"/>
+          <w:u w:val="single"/>
+        </w:rPr>
+        <w:t xml:space="preserve"> на </w:t>
+      </w:r>
+      <w:r>
+        <w:rPr>
+          <w:rFonts w:ascii="Times New Roman" w:hAnsi="Times New Roman"/>
+          <w:sz w:val="24"/>
+          <w:u w:val="single"/>
+        </w:rPr>
+        <w:t>ме́не</w:t>
+      </w:r>
+      <w:r>
+        <w:rPr>
+          <w:rFonts w:ascii="Times New Roman" w:hAnsi="Times New Roman"/>
+          <w:i/>
+          <w:color w:val="FF0000"/>
+          <w:sz w:val="24"/>
+        </w:rPr>
+        <w:t xml:space="preserve"> (Пс. 58,2).</w:t>
       </w:r>
     </w:p>
     <w:p>
@@ -13273,7 +14760,7 @@
           <w:rFonts w:ascii="Times New Roman" w:hAnsi="Times New Roman"/>
           <w:sz w:val="24"/>
         </w:rPr>
-        <w:t xml:space="preserve"> Бо Ти – Бог милости, ласк і людинолюбности, і Тобі славу віддаємо, Отцю, і Сину, і Святому Духові, нині, і повсякчас, і на віки віків.</w:t>
+        <w:t xml:space="preserve"> Бо Ти – Бог милости, ласк і людинолюбности, і Тобі славу віддаємо, Отцю, і Сину, і Святому Духові, нині, і повсякчас, і на віки віків.</w:t>
       </w:r>
     </w:p>
     <w:p>
@@ -13482,7 +14969,7 @@
         <w:rPr>
           <w:rFonts w:ascii="Times New Roman" w:hAnsi="Times New Roman"/>
           <w:i/>
-          <w:color w:val="FF4400"/>
+          <w:color w:val="FF0000"/>
           <w:sz w:val="24"/>
         </w:rPr>
         <w:t>Священик:</w:t>
@@ -13490,9 +14977,18 @@
       <w:r>
         <w:rPr>
           <w:rFonts w:ascii="Times New Roman" w:hAnsi="Times New Roman"/>
-          <w:sz w:val="24"/>
-        </w:rPr>
-        <w:t xml:space="preserve"> Нехай буде влада царства Твого благословенна і дуже прославлена: Отця, і Сина, і Святого Духа, нині і повсякчас, і на віки віків.</w:t>
+          <w:color w:val="FF0000"/>
+          <w:sz w:val="24"/>
+        </w:rPr>
+        <w:t xml:space="preserve"> </w:t>
+      </w:r>
+      <w:r>
+        <w:rPr>
+          <w:rFonts w:ascii="Times New Roman" w:hAnsi="Times New Roman"/>
+          <w:color w:val="000000"/>
+          <w:sz w:val="24"/>
+        </w:rPr>
+        <w:t>Нехай буде влада царства Твого благословенна і дуже прославлена: Отця, і Сина, і Святого Духа, нині і повсякчас, і на віки віків.</w:t>
       </w:r>
     </w:p>
     <w:p>
@@ -13582,7 +15078,7 @@
           <w:sz w:val="24"/>
           <w:szCs w:val="24"/>
         </w:rPr>
-        <w:t>(г. 4, подібний: Дав ти як знамено):</w:t>
+        <w:t>(г. 4, подібний: Дав ти як знамено):</w:t>
       </w:r>
       <w:r>
         <w:rPr>
@@ -13846,269 +15342,1212 @@
     </w:p>
     <w:p>
       <w:pPr>
-        <w:spacing w:after="120"/>
-        <w:jc w:val="both"/>
-        <w:rPr>
-          <w:rFonts w:ascii="Times New Roman" w:hAnsi="Times New Roman" w:cs="Times New Roman"/>
-          <w:sz w:val="24"/>
-          <w:szCs w:val="24"/>
-        </w:rPr>
-      </w:pPr>
-      <w:r>
-        <w:rPr>
-          <w:rFonts w:ascii="Times New Roman" w:hAnsi="Times New Roman" w:cs="Times New Roman"/>
-          <w:sz w:val="24"/>
-          <w:szCs w:val="24"/>
-        </w:rPr>
-        <w:t xml:space="preserve">Нині відпускаєш слугу твого, Владико,* за твоїм словом у мирі. </w:t>
-      </w:r>
-    </w:p>
-    <w:p>
-      <w:pPr>
-        <w:spacing w:after="120"/>
-        <w:jc w:val="both"/>
-        <w:rPr>
-          <w:rFonts w:ascii="Times New Roman" w:hAnsi="Times New Roman" w:cs="Times New Roman"/>
-          <w:sz w:val="24"/>
-          <w:szCs w:val="24"/>
-        </w:rPr>
-      </w:pPr>
-      <w:r>
-        <w:rPr>
-          <w:rFonts w:ascii="Times New Roman" w:hAnsi="Times New Roman" w:cs="Times New Roman"/>
-          <w:sz w:val="24"/>
-          <w:szCs w:val="24"/>
-        </w:rPr>
-        <w:t xml:space="preserve">Бо побачили очі мої* спасіння твоє, </w:t>
-      </w:r>
-    </w:p>
-    <w:p>
-      <w:pPr>
-        <w:spacing w:after="120"/>
-        <w:jc w:val="both"/>
-        <w:rPr>
-          <w:rFonts w:ascii="Times New Roman" w:hAnsi="Times New Roman" w:cs="Times New Roman"/>
-          <w:sz w:val="24"/>
-          <w:szCs w:val="24"/>
-        </w:rPr>
-      </w:pPr>
-      <w:r>
-        <w:rPr>
-          <w:rFonts w:ascii="Times New Roman" w:hAnsi="Times New Roman" w:cs="Times New Roman"/>
-          <w:sz w:val="24"/>
-          <w:szCs w:val="24"/>
-        </w:rPr>
-        <w:t xml:space="preserve">що приготував ти* перед усіма народами. </w:t>
-      </w:r>
-    </w:p>
-    <w:p>
-      <w:pPr>
-        <w:spacing w:after="120"/>
-        <w:jc w:val="both"/>
-        <w:rPr>
-          <w:rFonts w:ascii="Times New Roman" w:hAnsi="Times New Roman" w:cs="Times New Roman"/>
-          <w:sz w:val="24"/>
-          <w:szCs w:val="24"/>
-        </w:rPr>
-      </w:pPr>
-      <w:r>
-        <w:rPr>
-          <w:rFonts w:ascii="Times New Roman" w:hAnsi="Times New Roman" w:cs="Times New Roman"/>
-          <w:sz w:val="24"/>
-          <w:szCs w:val="24"/>
-        </w:rPr>
-        <w:t>Світло на просвіту поганам,* і славу люду твого, Ізраїля.</w:t>
-      </w:r>
-    </w:p>
-    <w:p>
-      <w:pPr>
-        <w:spacing w:after="120"/>
-        <w:jc w:val="both"/>
-        <w:rPr>
-          <w:rFonts w:ascii="Times New Roman" w:hAnsi="Times New Roman" w:cs="Times New Roman"/>
-          <w:sz w:val="24"/>
-          <w:szCs w:val="24"/>
-        </w:rPr>
-      </w:pPr>
-      <w:r>
-        <w:rPr>
-          <w:rFonts w:ascii="Times New Roman" w:hAnsi="Times New Roman" w:cs="Times New Roman"/>
-          <w:sz w:val="24"/>
-          <w:szCs w:val="24"/>
-        </w:rPr>
-        <w:t>Святий Боже, святий Кріпкий, святий Безсмертний, помилуй</w:t>
-      </w:r>
-      <w:r>
-        <w:rPr>
-          <w:rFonts w:ascii="Times New Roman" w:hAnsi="Times New Roman" w:cs="Times New Roman"/>
-          <w:sz w:val="24"/>
-          <w:szCs w:val="24"/>
-        </w:rPr>
-        <w:t xml:space="preserve"> нас </w:t>
-      </w:r>
-      <w:r>
-        <w:rPr>
-          <w:rFonts w:ascii="Times New Roman" w:hAnsi="Times New Roman" w:cs="Times New Roman"/>
-          <w:i/>
-          <w:color w:val="FF0000"/>
-          <w:sz w:val="24"/>
-          <w:szCs w:val="24"/>
-        </w:rPr>
-        <w:t>(3 р.)</w:t>
-      </w:r>
-      <w:r>
-        <w:rPr>
-          <w:rFonts w:ascii="Times New Roman" w:hAnsi="Times New Roman" w:cs="Times New Roman"/>
-          <w:i/>
-          <w:sz w:val="24"/>
-          <w:szCs w:val="24"/>
+        <w:pStyle w:val="a"/>
+        <w:spacing w:after="120"/>
+      </w:pPr>
+      <w:r>
+        <w:rPr>
+          <w:rFonts w:ascii="Times New Roman" w:hAnsi="Times New Roman"/>
+          <w:sz w:val="24"/>
+        </w:rPr>
+        <w:t>Ни́ні</w:t>
+      </w:r>
+      <w:r>
+        <w:rPr>
+          <w:rFonts w:ascii="Times New Roman" w:hAnsi="Times New Roman"/>
+          <w:sz w:val="24"/>
+        </w:rPr>
+        <w:t xml:space="preserve"> </w:t>
+      </w:r>
+      <w:r>
+        <w:rPr>
+          <w:rFonts w:ascii="Times New Roman" w:hAnsi="Times New Roman"/>
+          <w:sz w:val="24"/>
+        </w:rPr>
+        <w:t>відпуска́єш</w:t>
+      </w:r>
+      <w:r>
+        <w:rPr>
+          <w:rFonts w:ascii="Times New Roman" w:hAnsi="Times New Roman"/>
+          <w:sz w:val="24"/>
+        </w:rPr>
+        <w:t xml:space="preserve"> слугу́ Твого́, </w:t>
+      </w:r>
+      <w:r>
+        <w:rPr>
+          <w:rFonts w:ascii="Times New Roman" w:hAnsi="Times New Roman"/>
+          <w:sz w:val="24"/>
+        </w:rPr>
+        <w:t>Влади́ко</w:t>
+      </w:r>
+      <w:r>
+        <w:rPr>
+          <w:rFonts w:ascii="Times New Roman" w:hAnsi="Times New Roman"/>
+          <w:sz w:val="24"/>
+        </w:rPr>
+        <w:t xml:space="preserve">,* за </w:t>
+      </w:r>
+      <w:r>
+        <w:rPr>
+          <w:rFonts w:ascii="Times New Roman" w:hAnsi="Times New Roman"/>
+          <w:sz w:val="24"/>
+        </w:rPr>
+        <w:t>Твої́м</w:t>
+      </w:r>
+      <w:r>
+        <w:rPr>
+          <w:rFonts w:ascii="Times New Roman" w:hAnsi="Times New Roman"/>
+          <w:sz w:val="24"/>
+        </w:rPr>
+        <w:t xml:space="preserve"> </w:t>
+      </w:r>
+      <w:r>
+        <w:rPr>
+          <w:rFonts w:ascii="Times New Roman" w:hAnsi="Times New Roman"/>
+          <w:sz w:val="24"/>
+        </w:rPr>
+        <w:t>сло́вом</w:t>
+      </w:r>
+      <w:r>
+        <w:rPr>
+          <w:rFonts w:ascii="Times New Roman" w:hAnsi="Times New Roman"/>
+          <w:sz w:val="24"/>
+        </w:rPr>
+        <w:t xml:space="preserve"> у </w:t>
+      </w:r>
+      <w:r>
+        <w:rPr>
+          <w:rFonts w:ascii="Times New Roman" w:hAnsi="Times New Roman"/>
+          <w:sz w:val="24"/>
+        </w:rPr>
+        <w:t>ми́рі</w:t>
+      </w:r>
+      <w:r>
+        <w:rPr>
+          <w:rFonts w:ascii="Times New Roman" w:hAnsi="Times New Roman"/>
+          <w:sz w:val="24"/>
         </w:rPr>
         <w:t>.</w:t>
       </w:r>
     </w:p>
     <w:p>
       <w:pPr>
-        <w:spacing w:after="120"/>
-        <w:jc w:val="both"/>
-        <w:rPr>
-          <w:rFonts w:ascii="Times New Roman" w:hAnsi="Times New Roman" w:cs="Times New Roman"/>
-          <w:sz w:val="24"/>
-          <w:szCs w:val="24"/>
-        </w:rPr>
-      </w:pPr>
-      <w:r>
-        <w:rPr>
-          <w:rFonts w:ascii="Times New Roman" w:hAnsi="Times New Roman" w:cs="Times New Roman"/>
-          <w:sz w:val="24"/>
-          <w:szCs w:val="24"/>
-        </w:rPr>
-        <w:t>Слава Отцю, і Сину, і Святому Духові,* і нині і повсякчас, і на віки віків. Амінь.</w:t>
-      </w:r>
-    </w:p>
-    <w:p>
-      <w:pPr>
-        <w:spacing w:after="120"/>
-        <w:jc w:val="both"/>
-        <w:rPr>
-          <w:rFonts w:ascii="Times New Roman" w:hAnsi="Times New Roman" w:cs="Times New Roman"/>
-          <w:sz w:val="24"/>
-          <w:szCs w:val="24"/>
-        </w:rPr>
-      </w:pPr>
-      <w:r>
-        <w:rPr>
-          <w:rFonts w:ascii="Times New Roman" w:hAnsi="Times New Roman" w:cs="Times New Roman"/>
-          <w:sz w:val="24"/>
-          <w:szCs w:val="24"/>
-        </w:rPr>
-        <w:t>Пресвята Тройце, помилуй нас;* Господи, очисти гріхи наші;* Владико, прости беззаконня наші;* Святий, завітай і зціли немочі наші імени твого ради.</w:t>
-      </w:r>
-    </w:p>
-    <w:p>
-      <w:pPr>
-        <w:spacing w:after="120"/>
-        <w:jc w:val="both"/>
-        <w:rPr>
-          <w:rFonts w:ascii="Times New Roman" w:hAnsi="Times New Roman" w:cs="Times New Roman"/>
-          <w:i/>
-          <w:sz w:val="24"/>
-          <w:szCs w:val="24"/>
-        </w:rPr>
-      </w:pPr>
-      <w:r>
-        <w:rPr>
-          <w:rFonts w:ascii="Times New Roman" w:hAnsi="Times New Roman" w:cs="Times New Roman"/>
-          <w:sz w:val="24"/>
-          <w:szCs w:val="24"/>
-        </w:rPr>
-        <w:t>Господи, пом</w:t>
-      </w:r>
-      <w:r>
-        <w:rPr>
-          <w:rFonts w:ascii="Times New Roman" w:hAnsi="Times New Roman" w:cs="Times New Roman"/>
-          <w:sz w:val="24"/>
-          <w:szCs w:val="24"/>
-        </w:rPr>
-        <w:t xml:space="preserve">илуй </w:t>
-      </w:r>
-      <w:r>
-        <w:rPr>
-          <w:rFonts w:ascii="Times New Roman" w:hAnsi="Times New Roman" w:cs="Times New Roman"/>
-          <w:i/>
-          <w:color w:val="FF0000"/>
-          <w:sz w:val="24"/>
-          <w:szCs w:val="24"/>
-        </w:rPr>
-        <w:t>(3 р.)</w:t>
-      </w:r>
-      <w:r>
-        <w:rPr>
-          <w:rFonts w:ascii="Times New Roman" w:hAnsi="Times New Roman" w:cs="Times New Roman"/>
-          <w:i/>
-          <w:sz w:val="24"/>
-          <w:szCs w:val="24"/>
+        <w:pStyle w:val="a"/>
+        <w:spacing w:after="120"/>
+      </w:pPr>
+      <w:r>
+        <w:rPr>
+          <w:rFonts w:ascii="Times New Roman" w:hAnsi="Times New Roman"/>
+          <w:sz w:val="24"/>
+        </w:rPr>
+        <w:t xml:space="preserve">Бо </w:t>
+      </w:r>
+      <w:r>
+        <w:rPr>
+          <w:rFonts w:ascii="Times New Roman" w:hAnsi="Times New Roman"/>
+          <w:sz w:val="24"/>
+        </w:rPr>
+        <w:t>поба́чили</w:t>
+      </w:r>
+      <w:r>
+        <w:rPr>
+          <w:rFonts w:ascii="Times New Roman" w:hAnsi="Times New Roman"/>
+          <w:sz w:val="24"/>
+        </w:rPr>
+        <w:t xml:space="preserve"> </w:t>
+      </w:r>
+      <w:r>
+        <w:rPr>
+          <w:rFonts w:ascii="Times New Roman" w:hAnsi="Times New Roman"/>
+          <w:sz w:val="24"/>
+        </w:rPr>
+        <w:t>о́чі</w:t>
+      </w:r>
+      <w:r>
+        <w:rPr>
+          <w:rFonts w:ascii="Times New Roman" w:hAnsi="Times New Roman"/>
+          <w:sz w:val="24"/>
+        </w:rPr>
+        <w:t xml:space="preserve"> мої́* </w:t>
+      </w:r>
+      <w:r>
+        <w:rPr>
+          <w:rFonts w:ascii="Times New Roman" w:hAnsi="Times New Roman"/>
+          <w:sz w:val="24"/>
+        </w:rPr>
+        <w:t>спасі́ння</w:t>
+      </w:r>
+      <w:r>
+        <w:rPr>
+          <w:rFonts w:ascii="Times New Roman" w:hAnsi="Times New Roman"/>
+          <w:sz w:val="24"/>
+        </w:rPr>
+        <w:t xml:space="preserve"> Твоє́;</w:t>
+      </w:r>
+    </w:p>
+    <w:p>
+      <w:pPr>
+        <w:pStyle w:val="a"/>
+        <w:spacing w:after="120"/>
+      </w:pPr>
+      <w:r>
+        <w:rPr>
+          <w:rFonts w:ascii="Times New Roman" w:hAnsi="Times New Roman"/>
+          <w:sz w:val="24"/>
+        </w:rPr>
+        <w:t xml:space="preserve">Що </w:t>
+      </w:r>
+      <w:r>
+        <w:rPr>
+          <w:rFonts w:ascii="Times New Roman" w:hAnsi="Times New Roman"/>
+          <w:sz w:val="24"/>
+        </w:rPr>
+        <w:t>приготува́в</w:t>
+      </w:r>
+      <w:r>
+        <w:rPr>
+          <w:rFonts w:ascii="Times New Roman" w:hAnsi="Times New Roman"/>
+          <w:sz w:val="24"/>
+        </w:rPr>
+        <w:t xml:space="preserve"> Ти* </w:t>
+      </w:r>
+      <w:r>
+        <w:rPr>
+          <w:rFonts w:ascii="Times New Roman" w:hAnsi="Times New Roman"/>
+          <w:sz w:val="24"/>
+        </w:rPr>
+        <w:t>пе́ред</w:t>
+      </w:r>
+      <w:r>
+        <w:rPr>
+          <w:rFonts w:ascii="Times New Roman" w:hAnsi="Times New Roman"/>
+          <w:sz w:val="24"/>
+        </w:rPr>
+        <w:t xml:space="preserve"> усіма́ </w:t>
+      </w:r>
+      <w:r>
+        <w:rPr>
+          <w:rFonts w:ascii="Times New Roman" w:hAnsi="Times New Roman"/>
+          <w:sz w:val="24"/>
+        </w:rPr>
+        <w:t>наро́дами</w:t>
+      </w:r>
+      <w:r>
+        <w:rPr>
+          <w:rFonts w:ascii="Times New Roman" w:hAnsi="Times New Roman"/>
+          <w:sz w:val="24"/>
+        </w:rPr>
+        <w:t>;</w:t>
+      </w:r>
+    </w:p>
+    <w:p>
+      <w:pPr>
+        <w:pStyle w:val="a"/>
+        <w:spacing w:after="120"/>
+      </w:pPr>
+      <w:r>
+        <w:rPr>
+          <w:rFonts w:ascii="Times New Roman" w:hAnsi="Times New Roman"/>
+          <w:sz w:val="24"/>
+        </w:rPr>
+        <w:t>Сві́тло</w:t>
+      </w:r>
+      <w:r>
+        <w:rPr>
+          <w:rFonts w:ascii="Times New Roman" w:hAnsi="Times New Roman"/>
+          <w:sz w:val="24"/>
+        </w:rPr>
+        <w:t xml:space="preserve"> на </w:t>
+      </w:r>
+      <w:r>
+        <w:rPr>
+          <w:rFonts w:ascii="Times New Roman" w:hAnsi="Times New Roman"/>
+          <w:sz w:val="24"/>
+        </w:rPr>
+        <w:t>просві́ту</w:t>
+      </w:r>
+      <w:r>
+        <w:rPr>
+          <w:rFonts w:ascii="Times New Roman" w:hAnsi="Times New Roman"/>
+          <w:sz w:val="24"/>
+        </w:rPr>
+        <w:t xml:space="preserve"> </w:t>
+      </w:r>
+      <w:r>
+        <w:rPr>
+          <w:rFonts w:ascii="Times New Roman" w:hAnsi="Times New Roman"/>
+          <w:sz w:val="24"/>
+        </w:rPr>
+        <w:t>пога́нам</w:t>
+      </w:r>
+      <w:r>
+        <w:rPr>
+          <w:rFonts w:ascii="Times New Roman" w:hAnsi="Times New Roman"/>
+          <w:sz w:val="24"/>
+        </w:rPr>
+        <w:t xml:space="preserve">,* і </w:t>
+      </w:r>
+      <w:r>
+        <w:rPr>
+          <w:rFonts w:ascii="Times New Roman" w:hAnsi="Times New Roman"/>
+          <w:sz w:val="24"/>
+        </w:rPr>
+        <w:t>сла́ву</w:t>
+      </w:r>
+      <w:r>
+        <w:rPr>
+          <w:rFonts w:ascii="Times New Roman" w:hAnsi="Times New Roman"/>
+          <w:sz w:val="24"/>
+        </w:rPr>
+        <w:t xml:space="preserve"> </w:t>
+      </w:r>
+      <w:r>
+        <w:rPr>
+          <w:rFonts w:ascii="Times New Roman" w:hAnsi="Times New Roman"/>
+          <w:sz w:val="24"/>
+        </w:rPr>
+        <w:t>лю́ду</w:t>
+      </w:r>
+      <w:r>
+        <w:rPr>
+          <w:rFonts w:ascii="Times New Roman" w:hAnsi="Times New Roman"/>
+          <w:sz w:val="24"/>
+        </w:rPr>
+        <w:t xml:space="preserve"> Твого́, </w:t>
+      </w:r>
+      <w:r>
+        <w:rPr>
+          <w:rFonts w:ascii="Times New Roman" w:hAnsi="Times New Roman"/>
+          <w:sz w:val="24"/>
+        </w:rPr>
+        <w:t>Ізра́їля</w:t>
+      </w:r>
+      <w:r>
+        <w:rPr>
+          <w:rFonts w:ascii="Times New Roman" w:hAnsi="Times New Roman"/>
+          <w:sz w:val="24"/>
         </w:rPr>
         <w:t>.</w:t>
       </w:r>
     </w:p>
     <w:p>
       <w:pPr>
-        <w:spacing w:after="120"/>
-        <w:rPr>
-          <w:rFonts w:ascii="Times New Roman" w:hAnsi="Times New Roman" w:cs="Times New Roman"/>
-        </w:rPr>
-      </w:pPr>
-      <w:r>
-        <w:rPr>
-          <w:rFonts w:ascii="Times New Roman" w:hAnsi="Times New Roman" w:cs="Times New Roman"/>
-          <w:sz w:val="24"/>
-          <w:szCs w:val="24"/>
-        </w:rPr>
-        <w:t>Слава Отцю, і Сину, і Святому Духові.* І</w:t>
-      </w:r>
-      <w:r>
-        <w:rPr>
-          <w:rFonts w:ascii="Times New Roman" w:hAnsi="Times New Roman" w:cs="Times New Roman"/>
-          <w:b/>
-          <w:sz w:val="24"/>
-          <w:szCs w:val="24"/>
+        <w:pStyle w:val="a"/>
+        <w:spacing w:after="120"/>
+      </w:pPr>
+      <w:r>
+        <w:rPr>
+          <w:rFonts w:ascii="Times New Roman" w:hAnsi="Times New Roman"/>
+          <w:sz w:val="24"/>
+        </w:rPr>
+        <w:t>Святи́й</w:t>
+      </w:r>
+      <w:r>
+        <w:rPr>
+          <w:rFonts w:ascii="Times New Roman" w:hAnsi="Times New Roman"/>
+          <w:sz w:val="24"/>
         </w:rPr>
         <w:t xml:space="preserve"> </w:t>
       </w:r>
       <w:r>
         <w:rPr>
-          <w:rFonts w:ascii="Times New Roman" w:hAnsi="Times New Roman" w:cs="Times New Roman"/>
-          <w:sz w:val="24"/>
-          <w:szCs w:val="24"/>
-        </w:rPr>
-        <w:t>нині і повсякчас, і на віки віків. Амінь.</w:t>
-      </w:r>
-    </w:p>
-    <w:p>
-      <w:pPr>
-        <w:spacing w:after="120"/>
-        <w:jc w:val="both"/>
-        <w:rPr>
-          <w:rFonts w:ascii="Times New Roman" w:hAnsi="Times New Roman" w:cs="Times New Roman"/>
-          <w:sz w:val="24"/>
-          <w:szCs w:val="24"/>
-        </w:rPr>
-      </w:pPr>
-      <w:r>
-        <w:rPr>
-          <w:rFonts w:ascii="Times New Roman" w:hAnsi="Times New Roman" w:cs="Times New Roman"/>
-          <w:sz w:val="24"/>
-          <w:szCs w:val="24"/>
-        </w:rPr>
-        <w:t>Отче наш, що єси на небесах,* нехай святиться ім’я твоє,* нехай прийде царство твоє,* нехай буде воля твоя, як на небі, так і на землі.* Хліб наш насущний дай н</w:t>
-      </w:r>
-      <w:r>
-        <w:rPr>
-          <w:rFonts w:ascii="Times New Roman" w:hAnsi="Times New Roman" w:cs="Times New Roman"/>
-          <w:sz w:val="24"/>
-          <w:szCs w:val="24"/>
-        </w:rPr>
-        <w:t>ам сьогодні,* і прости нам провини наші,* як і ми прощаємо винуватцям нашим,* і не введи нас у спокусу,* але визволи нас від лукавого.</w:t>
+          <w:rFonts w:ascii="Times New Roman" w:hAnsi="Times New Roman"/>
+          <w:sz w:val="24"/>
+        </w:rPr>
+        <w:t>Бо́же</w:t>
+      </w:r>
+      <w:r>
+        <w:rPr>
+          <w:rFonts w:ascii="Times New Roman" w:hAnsi="Times New Roman"/>
+          <w:sz w:val="24"/>
+        </w:rPr>
+        <w:t xml:space="preserve">, </w:t>
+      </w:r>
+      <w:r>
+        <w:rPr>
+          <w:rFonts w:ascii="Times New Roman" w:hAnsi="Times New Roman"/>
+          <w:sz w:val="24"/>
+        </w:rPr>
+        <w:t>святи́й</w:t>
+      </w:r>
+      <w:r>
+        <w:rPr>
+          <w:rFonts w:ascii="Times New Roman" w:hAnsi="Times New Roman"/>
+          <w:sz w:val="24"/>
+        </w:rPr>
+        <w:t xml:space="preserve"> </w:t>
+      </w:r>
+      <w:r>
+        <w:rPr>
+          <w:rFonts w:ascii="Times New Roman" w:hAnsi="Times New Roman"/>
+          <w:sz w:val="24"/>
+        </w:rPr>
+        <w:t>Крі́пкий</w:t>
+      </w:r>
+      <w:r>
+        <w:rPr>
+          <w:rFonts w:ascii="Times New Roman" w:hAnsi="Times New Roman"/>
+          <w:sz w:val="24"/>
+        </w:rPr>
+        <w:t xml:space="preserve">, </w:t>
+      </w:r>
+      <w:r>
+        <w:rPr>
+          <w:rFonts w:ascii="Times New Roman" w:hAnsi="Times New Roman"/>
+          <w:sz w:val="24"/>
+        </w:rPr>
+        <w:t>святи́й</w:t>
+      </w:r>
+      <w:r>
+        <w:rPr>
+          <w:rFonts w:ascii="Times New Roman" w:hAnsi="Times New Roman"/>
+          <w:sz w:val="24"/>
+        </w:rPr>
+        <w:t xml:space="preserve"> </w:t>
+      </w:r>
+      <w:r>
+        <w:rPr>
+          <w:rFonts w:ascii="Times New Roman" w:hAnsi="Times New Roman"/>
+          <w:sz w:val="24"/>
+        </w:rPr>
+        <w:t>Безсме́ртний</w:t>
+      </w:r>
+      <w:r>
+        <w:rPr>
+          <w:rFonts w:ascii="Times New Roman" w:hAnsi="Times New Roman"/>
+          <w:sz w:val="24"/>
+        </w:rPr>
+        <w:t xml:space="preserve">, </w:t>
+      </w:r>
+      <w:r>
+        <w:rPr>
+          <w:rFonts w:ascii="Times New Roman" w:hAnsi="Times New Roman"/>
+          <w:sz w:val="24"/>
+        </w:rPr>
+        <w:t>поми́луй</w:t>
+      </w:r>
+      <w:r>
+        <w:rPr>
+          <w:rFonts w:ascii="Times New Roman" w:hAnsi="Times New Roman"/>
+          <w:sz w:val="24"/>
+        </w:rPr>
+        <w:t xml:space="preserve"> нас. </w:t>
+      </w:r>
+      <w:r>
+        <w:rPr>
+          <w:rFonts w:ascii="Times New Roman" w:hAnsi="Times New Roman"/>
+          <w:i/>
+          <w:color w:val="FF0000"/>
+          <w:sz w:val="24"/>
+        </w:rPr>
+        <w:t>(3 р.)</w:t>
+      </w:r>
+    </w:p>
+    <w:p>
+      <w:pPr>
+        <w:pStyle w:val="a"/>
+        <w:spacing w:after="120"/>
+      </w:pPr>
+      <w:r>
+        <w:rPr>
+          <w:rFonts w:ascii="Times New Roman" w:hAnsi="Times New Roman"/>
+          <w:sz w:val="24"/>
+        </w:rPr>
+        <w:t>Сла́ва</w:t>
+      </w:r>
+      <w:r>
+        <w:rPr>
+          <w:rFonts w:ascii="Times New Roman" w:hAnsi="Times New Roman"/>
+          <w:sz w:val="24"/>
+        </w:rPr>
+        <w:t xml:space="preserve"> Отцю́, і </w:t>
+      </w:r>
+      <w:r>
+        <w:rPr>
+          <w:rFonts w:ascii="Times New Roman" w:hAnsi="Times New Roman"/>
+          <w:sz w:val="24"/>
+        </w:rPr>
+        <w:t>Си́ну</w:t>
+      </w:r>
+      <w:r>
+        <w:rPr>
+          <w:rFonts w:ascii="Times New Roman" w:hAnsi="Times New Roman"/>
+          <w:sz w:val="24"/>
+        </w:rPr>
+        <w:t xml:space="preserve">, і </w:t>
+      </w:r>
+      <w:r>
+        <w:rPr>
+          <w:rFonts w:ascii="Times New Roman" w:hAnsi="Times New Roman"/>
+          <w:sz w:val="24"/>
+        </w:rPr>
+        <w:t>Свято́му</w:t>
+      </w:r>
+      <w:r>
+        <w:rPr>
+          <w:rFonts w:ascii="Times New Roman" w:hAnsi="Times New Roman"/>
+          <w:sz w:val="24"/>
+        </w:rPr>
+        <w:t xml:space="preserve"> </w:t>
+      </w:r>
+      <w:r>
+        <w:rPr>
+          <w:rFonts w:ascii="Times New Roman" w:hAnsi="Times New Roman"/>
+          <w:sz w:val="24"/>
+        </w:rPr>
+        <w:t>Ду́хові</w:t>
+      </w:r>
+      <w:r>
+        <w:rPr>
+          <w:rFonts w:ascii="Times New Roman" w:hAnsi="Times New Roman"/>
+          <w:sz w:val="24"/>
+        </w:rPr>
+        <w:t xml:space="preserve">,* і </w:t>
+      </w:r>
+      <w:r>
+        <w:rPr>
+          <w:rFonts w:ascii="Times New Roman" w:hAnsi="Times New Roman"/>
+          <w:sz w:val="24"/>
+        </w:rPr>
+        <w:t>ни́ні</w:t>
+      </w:r>
+      <w:r>
+        <w:rPr>
+          <w:rFonts w:ascii="Times New Roman" w:hAnsi="Times New Roman"/>
+          <w:sz w:val="24"/>
+        </w:rPr>
+        <w:t xml:space="preserve">, і </w:t>
+      </w:r>
+      <w:r>
+        <w:rPr>
+          <w:rFonts w:ascii="Times New Roman" w:hAnsi="Times New Roman"/>
+          <w:sz w:val="24"/>
+        </w:rPr>
+        <w:t>повсякча́с</w:t>
+      </w:r>
+      <w:r>
+        <w:rPr>
+          <w:rFonts w:ascii="Times New Roman" w:hAnsi="Times New Roman"/>
+          <w:sz w:val="24"/>
+        </w:rPr>
+        <w:t xml:space="preserve">, і на </w:t>
+      </w:r>
+      <w:r>
+        <w:rPr>
+          <w:rFonts w:ascii="Times New Roman" w:hAnsi="Times New Roman"/>
+          <w:sz w:val="24"/>
+        </w:rPr>
+        <w:t>ві́ки</w:t>
+      </w:r>
+      <w:r>
+        <w:rPr>
+          <w:rFonts w:ascii="Times New Roman" w:hAnsi="Times New Roman"/>
+          <w:sz w:val="24"/>
+        </w:rPr>
+        <w:t xml:space="preserve"> </w:t>
+      </w:r>
+      <w:r>
+        <w:rPr>
+          <w:rFonts w:ascii="Times New Roman" w:hAnsi="Times New Roman"/>
+          <w:sz w:val="24"/>
+        </w:rPr>
+        <w:t>вікі́в</w:t>
+      </w:r>
+      <w:r>
+        <w:rPr>
+          <w:rFonts w:ascii="Times New Roman" w:hAnsi="Times New Roman"/>
+          <w:sz w:val="24"/>
+        </w:rPr>
+        <w:t xml:space="preserve">. </w:t>
+      </w:r>
+      <w:r>
+        <w:rPr>
+          <w:rFonts w:ascii="Times New Roman" w:hAnsi="Times New Roman"/>
+          <w:sz w:val="24"/>
+        </w:rPr>
+        <w:t>Амі́нь</w:t>
+      </w:r>
+      <w:r>
+        <w:rPr>
+          <w:rFonts w:ascii="Times New Roman" w:hAnsi="Times New Roman"/>
+          <w:sz w:val="24"/>
+        </w:rPr>
+        <w:t>.</w:t>
+      </w:r>
+    </w:p>
+    <w:p>
+      <w:pPr>
+        <w:pStyle w:val="a"/>
+        <w:spacing w:after="120"/>
+      </w:pPr>
+      <w:r>
+        <w:rPr>
+          <w:rFonts w:ascii="Times New Roman" w:hAnsi="Times New Roman"/>
+          <w:sz w:val="24"/>
+        </w:rPr>
+        <w:t xml:space="preserve">Пресвята́ </w:t>
+      </w:r>
+      <w:r>
+        <w:rPr>
+          <w:rFonts w:ascii="Times New Roman" w:hAnsi="Times New Roman"/>
+          <w:sz w:val="24"/>
+        </w:rPr>
+        <w:t>Тро́йце</w:t>
+      </w:r>
+      <w:r>
+        <w:rPr>
+          <w:rFonts w:ascii="Times New Roman" w:hAnsi="Times New Roman"/>
+          <w:sz w:val="24"/>
+        </w:rPr>
+        <w:t xml:space="preserve">, </w:t>
+      </w:r>
+      <w:r>
+        <w:rPr>
+          <w:rFonts w:ascii="Times New Roman" w:hAnsi="Times New Roman"/>
+          <w:sz w:val="24"/>
+        </w:rPr>
+        <w:t>поми́луй</w:t>
+      </w:r>
+      <w:r>
+        <w:rPr>
+          <w:rFonts w:ascii="Times New Roman" w:hAnsi="Times New Roman"/>
+          <w:sz w:val="24"/>
+        </w:rPr>
+        <w:t xml:space="preserve"> нас; </w:t>
+      </w:r>
+      <w:r>
+        <w:rPr>
+          <w:rFonts w:ascii="Times New Roman" w:hAnsi="Times New Roman"/>
+          <w:sz w:val="24"/>
+        </w:rPr>
+        <w:t>Го́споди</w:t>
+      </w:r>
+      <w:r>
+        <w:rPr>
+          <w:rFonts w:ascii="Times New Roman" w:hAnsi="Times New Roman"/>
+          <w:sz w:val="24"/>
+        </w:rPr>
+        <w:t xml:space="preserve">, </w:t>
+      </w:r>
+      <w:r>
+        <w:rPr>
+          <w:rFonts w:ascii="Times New Roman" w:hAnsi="Times New Roman"/>
+          <w:sz w:val="24"/>
+        </w:rPr>
+        <w:t>очи́сти</w:t>
+      </w:r>
+      <w:r>
+        <w:rPr>
+          <w:rFonts w:ascii="Times New Roman" w:hAnsi="Times New Roman"/>
+          <w:sz w:val="24"/>
+        </w:rPr>
+        <w:t xml:space="preserve"> гріхи́ </w:t>
+      </w:r>
+      <w:r>
+        <w:rPr>
+          <w:rFonts w:ascii="Times New Roman" w:hAnsi="Times New Roman"/>
+          <w:sz w:val="24"/>
+        </w:rPr>
+        <w:t>на́ші</w:t>
+      </w:r>
+      <w:r>
+        <w:rPr>
+          <w:rFonts w:ascii="Times New Roman" w:hAnsi="Times New Roman"/>
+          <w:sz w:val="24"/>
+        </w:rPr>
+        <w:t xml:space="preserve">; </w:t>
+      </w:r>
+      <w:r>
+        <w:rPr>
+          <w:rFonts w:ascii="Times New Roman" w:hAnsi="Times New Roman"/>
+          <w:sz w:val="24"/>
+        </w:rPr>
+        <w:t>Влади́ко</w:t>
+      </w:r>
+      <w:r>
+        <w:rPr>
+          <w:rFonts w:ascii="Times New Roman" w:hAnsi="Times New Roman"/>
+          <w:sz w:val="24"/>
+        </w:rPr>
+        <w:t xml:space="preserve">, прости́ </w:t>
+      </w:r>
+      <w:r>
+        <w:rPr>
+          <w:rFonts w:ascii="Times New Roman" w:hAnsi="Times New Roman"/>
+          <w:sz w:val="24"/>
+        </w:rPr>
+        <w:t>беззако́ння</w:t>
+      </w:r>
+      <w:r>
+        <w:rPr>
+          <w:rFonts w:ascii="Times New Roman" w:hAnsi="Times New Roman"/>
+          <w:sz w:val="24"/>
+        </w:rPr>
+        <w:t xml:space="preserve"> </w:t>
+      </w:r>
+      <w:r>
+        <w:rPr>
+          <w:rFonts w:ascii="Times New Roman" w:hAnsi="Times New Roman"/>
+          <w:sz w:val="24"/>
+        </w:rPr>
+        <w:t>на́ші</w:t>
+      </w:r>
+      <w:r>
+        <w:rPr>
+          <w:rFonts w:ascii="Times New Roman" w:hAnsi="Times New Roman"/>
+          <w:sz w:val="24"/>
+        </w:rPr>
+        <w:t xml:space="preserve">; </w:t>
+      </w:r>
+      <w:r>
+        <w:rPr>
+          <w:rFonts w:ascii="Times New Roman" w:hAnsi="Times New Roman"/>
+          <w:sz w:val="24"/>
+        </w:rPr>
+        <w:t>Святи́й</w:t>
+      </w:r>
+      <w:r>
+        <w:rPr>
+          <w:rFonts w:ascii="Times New Roman" w:hAnsi="Times New Roman"/>
+          <w:sz w:val="24"/>
+        </w:rPr>
+        <w:t xml:space="preserve">, </w:t>
+      </w:r>
+      <w:r>
+        <w:rPr>
+          <w:rFonts w:ascii="Times New Roman" w:hAnsi="Times New Roman"/>
+          <w:sz w:val="24"/>
+        </w:rPr>
+        <w:t>завіта́й</w:t>
+      </w:r>
+      <w:r>
+        <w:rPr>
+          <w:rFonts w:ascii="Times New Roman" w:hAnsi="Times New Roman"/>
+          <w:sz w:val="24"/>
+        </w:rPr>
+        <w:t xml:space="preserve"> і зціли́ </w:t>
+      </w:r>
+      <w:r>
+        <w:rPr>
+          <w:rFonts w:ascii="Times New Roman" w:hAnsi="Times New Roman"/>
+          <w:sz w:val="24"/>
+        </w:rPr>
+        <w:t>не́мочі</w:t>
+      </w:r>
+      <w:r>
+        <w:rPr>
+          <w:rFonts w:ascii="Times New Roman" w:hAnsi="Times New Roman"/>
+          <w:sz w:val="24"/>
+        </w:rPr>
+        <w:t xml:space="preserve"> </w:t>
+      </w:r>
+      <w:r>
+        <w:rPr>
+          <w:rFonts w:ascii="Times New Roman" w:hAnsi="Times New Roman"/>
+          <w:sz w:val="24"/>
+        </w:rPr>
+        <w:t>на́ші</w:t>
+      </w:r>
+      <w:r>
+        <w:rPr>
+          <w:rFonts w:ascii="Times New Roman" w:hAnsi="Times New Roman"/>
+          <w:sz w:val="24"/>
+        </w:rPr>
+        <w:t xml:space="preserve">, </w:t>
+      </w:r>
+      <w:r>
+        <w:rPr>
+          <w:rFonts w:ascii="Times New Roman" w:hAnsi="Times New Roman"/>
+          <w:sz w:val="24"/>
+        </w:rPr>
+        <w:t>І́мени</w:t>
+      </w:r>
+      <w:r>
+        <w:rPr>
+          <w:rFonts w:ascii="Times New Roman" w:hAnsi="Times New Roman"/>
+          <w:sz w:val="24"/>
+        </w:rPr>
+        <w:t xml:space="preserve"> Твого́ </w:t>
+      </w:r>
+      <w:r>
+        <w:rPr>
+          <w:rFonts w:ascii="Times New Roman" w:hAnsi="Times New Roman"/>
+          <w:sz w:val="24"/>
+        </w:rPr>
+        <w:t>ра́ди</w:t>
+      </w:r>
+      <w:r>
+        <w:rPr>
+          <w:rFonts w:ascii="Times New Roman" w:hAnsi="Times New Roman"/>
+          <w:sz w:val="24"/>
+        </w:rPr>
+        <w:t>.</w:t>
+      </w:r>
+    </w:p>
+    <w:p>
+      <w:pPr>
+        <w:pStyle w:val="a"/>
+        <w:spacing w:after="120"/>
+      </w:pPr>
+      <w:r>
+        <w:rPr>
+          <w:rFonts w:ascii="Times New Roman" w:hAnsi="Times New Roman"/>
+          <w:sz w:val="24"/>
+        </w:rPr>
+        <w:t>Го́споди</w:t>
+      </w:r>
+      <w:r>
+        <w:rPr>
+          <w:rFonts w:ascii="Times New Roman" w:hAnsi="Times New Roman"/>
+          <w:sz w:val="24"/>
+        </w:rPr>
+        <w:t xml:space="preserve">, </w:t>
+      </w:r>
+      <w:r>
+        <w:rPr>
+          <w:rFonts w:ascii="Times New Roman" w:hAnsi="Times New Roman"/>
+          <w:sz w:val="24"/>
+        </w:rPr>
+        <w:t>поми́луй</w:t>
+      </w:r>
+      <w:r>
+        <w:rPr>
+          <w:rFonts w:ascii="Times New Roman" w:hAnsi="Times New Roman"/>
+          <w:sz w:val="24"/>
+        </w:rPr>
+        <w:t>. (3)</w:t>
+      </w:r>
+    </w:p>
+    <w:p>
+      <w:pPr>
+        <w:pStyle w:val="a"/>
+        <w:spacing w:after="120"/>
+      </w:pPr>
+      <w:r>
+        <w:rPr>
+          <w:rFonts w:ascii="Times New Roman" w:hAnsi="Times New Roman"/>
+          <w:sz w:val="24"/>
+        </w:rPr>
+        <w:t>Сла́ва</w:t>
+      </w:r>
+      <w:r>
+        <w:rPr>
+          <w:rFonts w:ascii="Times New Roman" w:hAnsi="Times New Roman"/>
+          <w:sz w:val="24"/>
+        </w:rPr>
+        <w:t xml:space="preserve"> Отцю́, і </w:t>
+      </w:r>
+      <w:r>
+        <w:rPr>
+          <w:rFonts w:ascii="Times New Roman" w:hAnsi="Times New Roman"/>
+          <w:sz w:val="24"/>
+        </w:rPr>
+        <w:t>Си́ну</w:t>
+      </w:r>
+      <w:r>
+        <w:rPr>
+          <w:rFonts w:ascii="Times New Roman" w:hAnsi="Times New Roman"/>
+          <w:sz w:val="24"/>
+        </w:rPr>
+        <w:t xml:space="preserve">, і </w:t>
+      </w:r>
+      <w:r>
+        <w:rPr>
+          <w:rFonts w:ascii="Times New Roman" w:hAnsi="Times New Roman"/>
+          <w:sz w:val="24"/>
+        </w:rPr>
+        <w:t>Свято́му</w:t>
+      </w:r>
+      <w:r>
+        <w:rPr>
+          <w:rFonts w:ascii="Times New Roman" w:hAnsi="Times New Roman"/>
+          <w:sz w:val="24"/>
+        </w:rPr>
+        <w:t xml:space="preserve"> </w:t>
+      </w:r>
+      <w:r>
+        <w:rPr>
+          <w:rFonts w:ascii="Times New Roman" w:hAnsi="Times New Roman"/>
+          <w:sz w:val="24"/>
+        </w:rPr>
+        <w:t>Ду́хові</w:t>
+      </w:r>
+      <w:r>
+        <w:rPr>
+          <w:rFonts w:ascii="Times New Roman" w:hAnsi="Times New Roman"/>
+          <w:sz w:val="24"/>
+        </w:rPr>
+        <w:t xml:space="preserve">,* і </w:t>
+      </w:r>
+      <w:r>
+        <w:rPr>
+          <w:rFonts w:ascii="Times New Roman" w:hAnsi="Times New Roman"/>
+          <w:sz w:val="24"/>
+        </w:rPr>
+        <w:t>ни́ні</w:t>
+      </w:r>
+      <w:r>
+        <w:rPr>
+          <w:rFonts w:ascii="Times New Roman" w:hAnsi="Times New Roman"/>
+          <w:sz w:val="24"/>
+        </w:rPr>
+        <w:t xml:space="preserve">, і </w:t>
+      </w:r>
+      <w:r>
+        <w:rPr>
+          <w:rFonts w:ascii="Times New Roman" w:hAnsi="Times New Roman"/>
+          <w:sz w:val="24"/>
+        </w:rPr>
+        <w:t>повсякча́с</w:t>
+      </w:r>
+      <w:r>
+        <w:rPr>
+          <w:rFonts w:ascii="Times New Roman" w:hAnsi="Times New Roman"/>
+          <w:sz w:val="24"/>
+        </w:rPr>
+        <w:t xml:space="preserve">, і на </w:t>
+      </w:r>
+      <w:r>
+        <w:rPr>
+          <w:rFonts w:ascii="Times New Roman" w:hAnsi="Times New Roman"/>
+          <w:sz w:val="24"/>
+        </w:rPr>
+        <w:t>ві́ки</w:t>
+      </w:r>
+      <w:r>
+        <w:rPr>
+          <w:rFonts w:ascii="Times New Roman" w:hAnsi="Times New Roman"/>
+          <w:sz w:val="24"/>
+        </w:rPr>
+        <w:t xml:space="preserve"> </w:t>
+      </w:r>
+      <w:r>
+        <w:rPr>
+          <w:rFonts w:ascii="Times New Roman" w:hAnsi="Times New Roman"/>
+          <w:sz w:val="24"/>
+        </w:rPr>
+        <w:t>вікі́в</w:t>
+      </w:r>
+      <w:r>
+        <w:rPr>
+          <w:rFonts w:ascii="Times New Roman" w:hAnsi="Times New Roman"/>
+          <w:sz w:val="24"/>
+        </w:rPr>
+        <w:t xml:space="preserve">. </w:t>
+      </w:r>
+      <w:r>
+        <w:rPr>
+          <w:rFonts w:ascii="Times New Roman" w:hAnsi="Times New Roman"/>
+          <w:sz w:val="24"/>
+        </w:rPr>
+        <w:t>Амі́нь</w:t>
+      </w:r>
+      <w:r>
+        <w:rPr>
+          <w:rFonts w:ascii="Times New Roman" w:hAnsi="Times New Roman"/>
+          <w:sz w:val="24"/>
+        </w:rPr>
+        <w:t>.</w:t>
+      </w:r>
+    </w:p>
+    <w:p>
+      <w:pPr>
+        <w:pStyle w:val="a"/>
+        <w:spacing w:after="120"/>
+      </w:pPr>
+      <w:r>
+        <w:rPr>
+          <w:rFonts w:ascii="Times New Roman" w:hAnsi="Times New Roman"/>
+          <w:sz w:val="24"/>
+        </w:rPr>
+        <w:t>О́тче</w:t>
+      </w:r>
+      <w:r>
+        <w:rPr>
+          <w:rFonts w:ascii="Times New Roman" w:hAnsi="Times New Roman"/>
+          <w:sz w:val="24"/>
+        </w:rPr>
+        <w:t xml:space="preserve"> наш, що єси́ на </w:t>
+      </w:r>
+      <w:r>
+        <w:rPr>
+          <w:rFonts w:ascii="Times New Roman" w:hAnsi="Times New Roman"/>
+          <w:sz w:val="24"/>
+        </w:rPr>
+        <w:t>небеса́х</w:t>
+      </w:r>
+      <w:r>
+        <w:rPr>
+          <w:rFonts w:ascii="Times New Roman" w:hAnsi="Times New Roman"/>
+          <w:sz w:val="24"/>
+        </w:rPr>
+        <w:t xml:space="preserve">,* </w:t>
+      </w:r>
+      <w:r>
+        <w:rPr>
+          <w:rFonts w:ascii="Times New Roman" w:hAnsi="Times New Roman"/>
+          <w:sz w:val="24"/>
+        </w:rPr>
+        <w:t>неха́й</w:t>
+      </w:r>
+      <w:r>
+        <w:rPr>
+          <w:rFonts w:ascii="Times New Roman" w:hAnsi="Times New Roman"/>
+          <w:sz w:val="24"/>
+        </w:rPr>
+        <w:t xml:space="preserve"> </w:t>
+      </w:r>
+      <w:r>
+        <w:rPr>
+          <w:rFonts w:ascii="Times New Roman" w:hAnsi="Times New Roman"/>
+          <w:sz w:val="24"/>
+        </w:rPr>
+        <w:t>святи́ться</w:t>
+      </w:r>
+      <w:r>
+        <w:rPr>
+          <w:rFonts w:ascii="Times New Roman" w:hAnsi="Times New Roman"/>
+          <w:sz w:val="24"/>
+        </w:rPr>
+        <w:t xml:space="preserve"> ім’я́ Твоє́,* </w:t>
+      </w:r>
+      <w:r>
+        <w:rPr>
+          <w:rFonts w:ascii="Times New Roman" w:hAnsi="Times New Roman"/>
+          <w:sz w:val="24"/>
+        </w:rPr>
+        <w:t>неха́й</w:t>
+      </w:r>
+      <w:r>
+        <w:rPr>
+          <w:rFonts w:ascii="Times New Roman" w:hAnsi="Times New Roman"/>
+          <w:sz w:val="24"/>
+        </w:rPr>
+        <w:t xml:space="preserve"> </w:t>
+      </w:r>
+      <w:r>
+        <w:rPr>
+          <w:rFonts w:ascii="Times New Roman" w:hAnsi="Times New Roman"/>
+          <w:sz w:val="24"/>
+        </w:rPr>
+        <w:t>при́йде</w:t>
+      </w:r>
+      <w:r>
+        <w:rPr>
+          <w:rFonts w:ascii="Times New Roman" w:hAnsi="Times New Roman"/>
+          <w:sz w:val="24"/>
+        </w:rPr>
+        <w:t xml:space="preserve"> </w:t>
+      </w:r>
+      <w:r>
+        <w:rPr>
+          <w:rFonts w:ascii="Times New Roman" w:hAnsi="Times New Roman"/>
+          <w:sz w:val="24"/>
+        </w:rPr>
+        <w:t>ца́рство</w:t>
+      </w:r>
+      <w:r>
+        <w:rPr>
+          <w:rFonts w:ascii="Times New Roman" w:hAnsi="Times New Roman"/>
+          <w:sz w:val="24"/>
+        </w:rPr>
+        <w:t xml:space="preserve"> Твоє́,* </w:t>
+      </w:r>
+      <w:r>
+        <w:rPr>
+          <w:rFonts w:ascii="Times New Roman" w:hAnsi="Times New Roman"/>
+          <w:sz w:val="24"/>
+        </w:rPr>
+        <w:t>неха́й</w:t>
+      </w:r>
+      <w:r>
+        <w:rPr>
+          <w:rFonts w:ascii="Times New Roman" w:hAnsi="Times New Roman"/>
+          <w:sz w:val="24"/>
+        </w:rPr>
+        <w:t xml:space="preserve"> </w:t>
+      </w:r>
+      <w:r>
+        <w:rPr>
+          <w:rFonts w:ascii="Times New Roman" w:hAnsi="Times New Roman"/>
+          <w:sz w:val="24"/>
+        </w:rPr>
+        <w:t>бу́де</w:t>
+      </w:r>
+      <w:r>
+        <w:rPr>
+          <w:rFonts w:ascii="Times New Roman" w:hAnsi="Times New Roman"/>
+          <w:sz w:val="24"/>
+        </w:rPr>
+        <w:t xml:space="preserve"> </w:t>
+      </w:r>
+      <w:r>
+        <w:rPr>
+          <w:rFonts w:ascii="Times New Roman" w:hAnsi="Times New Roman"/>
+          <w:sz w:val="24"/>
+        </w:rPr>
+        <w:t>во́ля</w:t>
+      </w:r>
+      <w:r>
+        <w:rPr>
+          <w:rFonts w:ascii="Times New Roman" w:hAnsi="Times New Roman"/>
+          <w:sz w:val="24"/>
+        </w:rPr>
+        <w:t xml:space="preserve"> Твоя́, як на </w:t>
+      </w:r>
+      <w:r>
+        <w:rPr>
+          <w:rFonts w:ascii="Times New Roman" w:hAnsi="Times New Roman"/>
+          <w:sz w:val="24"/>
+        </w:rPr>
+        <w:t>не́бі</w:t>
+      </w:r>
+      <w:r>
+        <w:rPr>
+          <w:rFonts w:ascii="Times New Roman" w:hAnsi="Times New Roman"/>
+          <w:sz w:val="24"/>
+        </w:rPr>
+        <w:t xml:space="preserve">, так і на землі́.* Хліб наш </w:t>
+      </w:r>
+      <w:r>
+        <w:rPr>
+          <w:rFonts w:ascii="Times New Roman" w:hAnsi="Times New Roman"/>
+          <w:sz w:val="24"/>
+        </w:rPr>
+        <w:t>насу́щний</w:t>
+      </w:r>
+      <w:r>
+        <w:rPr>
+          <w:rFonts w:ascii="Times New Roman" w:hAnsi="Times New Roman"/>
+          <w:sz w:val="24"/>
+        </w:rPr>
+        <w:t xml:space="preserve"> дай нам </w:t>
+      </w:r>
+      <w:r>
+        <w:rPr>
+          <w:rFonts w:ascii="Times New Roman" w:hAnsi="Times New Roman"/>
+          <w:sz w:val="24"/>
+        </w:rPr>
+        <w:t>сього́дні</w:t>
+      </w:r>
+      <w:r>
+        <w:rPr>
+          <w:rFonts w:ascii="Times New Roman" w:hAnsi="Times New Roman"/>
+          <w:sz w:val="24"/>
+        </w:rPr>
+        <w:t xml:space="preserve">;* і прости́ нам </w:t>
+      </w:r>
+      <w:r>
+        <w:rPr>
+          <w:rFonts w:ascii="Times New Roman" w:hAnsi="Times New Roman"/>
+          <w:sz w:val="24"/>
+        </w:rPr>
+        <w:t>прови́ни</w:t>
+      </w:r>
+      <w:r>
+        <w:rPr>
+          <w:rFonts w:ascii="Times New Roman" w:hAnsi="Times New Roman"/>
+          <w:sz w:val="24"/>
+        </w:rPr>
+        <w:t xml:space="preserve"> </w:t>
+      </w:r>
+      <w:r>
+        <w:rPr>
+          <w:rFonts w:ascii="Times New Roman" w:hAnsi="Times New Roman"/>
+          <w:sz w:val="24"/>
+        </w:rPr>
+        <w:t>на́ші</w:t>
+      </w:r>
+      <w:r>
+        <w:rPr>
+          <w:rFonts w:ascii="Times New Roman" w:hAnsi="Times New Roman"/>
+          <w:sz w:val="24"/>
+        </w:rPr>
+        <w:t xml:space="preserve">,* як і ми </w:t>
+      </w:r>
+      <w:r>
+        <w:rPr>
+          <w:rFonts w:ascii="Times New Roman" w:hAnsi="Times New Roman"/>
+          <w:sz w:val="24"/>
+        </w:rPr>
+        <w:t>проща́ємо</w:t>
+      </w:r>
+      <w:r>
+        <w:rPr>
+          <w:rFonts w:ascii="Times New Roman" w:hAnsi="Times New Roman"/>
+          <w:sz w:val="24"/>
+        </w:rPr>
+        <w:t xml:space="preserve"> </w:t>
+      </w:r>
+      <w:r>
+        <w:rPr>
+          <w:rFonts w:ascii="Times New Roman" w:hAnsi="Times New Roman"/>
+          <w:sz w:val="24"/>
+        </w:rPr>
+        <w:t>винува́тцям</w:t>
+      </w:r>
+      <w:r>
+        <w:rPr>
+          <w:rFonts w:ascii="Times New Roman" w:hAnsi="Times New Roman"/>
+          <w:sz w:val="24"/>
+        </w:rPr>
+        <w:t xml:space="preserve"> </w:t>
+      </w:r>
+      <w:r>
+        <w:rPr>
+          <w:rFonts w:ascii="Times New Roman" w:hAnsi="Times New Roman"/>
+          <w:sz w:val="24"/>
+        </w:rPr>
+        <w:t>на́шим</w:t>
+      </w:r>
+      <w:r>
+        <w:rPr>
+          <w:rFonts w:ascii="Times New Roman" w:hAnsi="Times New Roman"/>
+          <w:sz w:val="24"/>
+        </w:rPr>
+        <w:t xml:space="preserve">;* і не введи́ нас у </w:t>
+      </w:r>
+      <w:r>
+        <w:rPr>
+          <w:rFonts w:ascii="Times New Roman" w:hAnsi="Times New Roman"/>
+          <w:sz w:val="24"/>
+        </w:rPr>
+        <w:t>споку́су</w:t>
+      </w:r>
+      <w:r>
+        <w:rPr>
+          <w:rFonts w:ascii="Times New Roman" w:hAnsi="Times New Roman"/>
+          <w:sz w:val="24"/>
+        </w:rPr>
+        <w:t xml:space="preserve">,* але́ </w:t>
+      </w:r>
+      <w:r>
+        <w:rPr>
+          <w:rFonts w:ascii="Times New Roman" w:hAnsi="Times New Roman"/>
+          <w:sz w:val="24"/>
+        </w:rPr>
+        <w:t>ви́зволи</w:t>
+      </w:r>
+      <w:r>
+        <w:rPr>
+          <w:rFonts w:ascii="Times New Roman" w:hAnsi="Times New Roman"/>
+          <w:sz w:val="24"/>
+        </w:rPr>
+        <w:t xml:space="preserve"> нас від </w:t>
+      </w:r>
+      <w:r>
+        <w:rPr>
+          <w:rFonts w:ascii="Times New Roman" w:hAnsi="Times New Roman"/>
+          <w:sz w:val="24"/>
+        </w:rPr>
+        <w:t>лука́вого</w:t>
+      </w:r>
+      <w:r>
+        <w:rPr>
+          <w:rFonts w:ascii="Times New Roman" w:hAnsi="Times New Roman"/>
+          <w:sz w:val="24"/>
+        </w:rPr>
+        <w:t>.</w:t>
       </w:r>
     </w:p>
     <w:p>
@@ -14243,7 +16682,7 @@
           <w:sz w:val="24"/>
           <w:szCs w:val="24"/>
         </w:rPr>
-        <w:t>(г. 8):</w:t>
+        <w:t>(г. 8):</w:t>
       </w:r>
       <w:r>
         <w:rPr>
@@ -14549,7 +16988,7 @@
           <w:sz w:val="24"/>
           <w:szCs w:val="24"/>
         </w:rPr>
-        <w:t>(3 р.)</w:t>
+        <w:t>(3 р.)</w:t>
       </w:r>
       <w:r>
         <w:rPr>
@@ -14584,23 +17023,7 @@
           <w:rFonts w:ascii="Times New Roman" w:hAnsi="Times New Roman"/>
           <w:sz w:val="24"/>
         </w:rPr>
-        <w:t xml:space="preserve"> Христос, істинний Бог наш - молитвами пречистої Своєї Матері, якої чесного пояса положення сьогодні пам'ять світло звершуємо, силою чесного і животворчого Хреста, заступництвом чесних небесних сил безтілесних, чесного і славного пророка, предтечі і хрестителя Йоана, святих славних і всехвальних апостолів, святого отця нашого Миколая, архиєпископа Мир Ликійських, чудотворця, святих славних і переможних мучеників, преподобних і богоносних отців наших, святих і праведних богоотців Йоакима й Анни, святого, </w:t>
-      </w:r>
-      <w:r>
-        <w:rPr>
-          <w:rFonts w:ascii="Times New Roman" w:hAnsi="Times New Roman"/>
-          <w:i/>
-          <w:color w:val="FF4400"/>
-          <w:sz w:val="24"/>
-        </w:rPr>
-        <w:t>якого є храм</w:t>
-      </w:r>
-      <w:r>
-        <w:rPr>
-          <w:rFonts w:ascii="Times New Roman" w:hAnsi="Times New Roman"/>
-          <w:sz w:val="24"/>
-        </w:rPr>
-        <w:t>, положення чесного пояса Пресвятої Владичиці нашої Богородиці і всіх святих - помилує і спасе нас як благий і людинолюбний.</w:t>
+        <w:t xml:space="preserve"> Христос, істинний Бог наш - молитвами пречистої Своєї Матері, Пресвятої Владичиці нашої Богородиці, що її чесного пояса положення сьогодні пам'ять світло звершуємо, святих славних і всехвальних апостолів, і всіх святих - помилує і спасе нас як благий і людинолюбний.</w:t>
       </w:r>
     </w:p>
     <w:p>
@@ -14850,7 +17273,7 @@
           <w:sz w:val="24"/>
           <w:szCs w:val="24"/>
         </w:rPr>
-        <w:t>(3 р.)</w:t>
+        <w:t>(3 р.)</w:t>
       </w:r>
       <w:r>
         <w:rPr>
@@ -14898,7 +17321,7 @@
           <w:sz w:val="24"/>
           <w:szCs w:val="24"/>
         </w:rPr>
-        <w:t>(2 р.)</w:t>
+        <w:t>(2 р.)</w:t>
       </w:r>
       <w:r>
         <w:rPr>
@@ -17290,7 +19713,7 @@
           <w:sz w:val="24"/>
           <w:szCs w:val="24"/>
         </w:rPr>
-        <w:t>(3 р.)</w:t>
+        <w:t>(3 р.)</w:t>
       </w:r>
     </w:p>
     <w:p>
@@ -17368,7 +19791,7 @@
           <w:sz w:val="24"/>
           <w:szCs w:val="24"/>
         </w:rPr>
-        <w:t>1. </w:t>
+        <w:t xml:space="preserve">1. </w:t>
       </w:r>
       <w:r>
         <w:rPr>
@@ -17416,7 +19839,7 @@
           <w:sz w:val="24"/>
           <w:szCs w:val="24"/>
         </w:rPr>
-        <w:t>2. </w:t>
+        <w:t xml:space="preserve">2. </w:t>
       </w:r>
       <w:r>
         <w:rPr>
@@ -17473,7 +19896,7 @@
           <w:sz w:val="24"/>
           <w:szCs w:val="24"/>
         </w:rPr>
-        <w:t xml:space="preserve"> Від ночі лине дух наш до тебе, Боже, бо світлом є повеління твої. Навчи нас, Боже, правди твоєї, заповідей твоїх і виправдань твоїх. Просвіти наші духовні очі, щоб ми не заснули в гріхах на </w:t>
+        <w:t xml:space="preserve"> Від ночі лине дух наш до тебе, Боже, бо світлом є повеління твої. Навчи нас, Боже, правди твоєї, заповідей твоїх і виправдань твоїх. Просвіти наші духовні очі, щоб ми не заснули в гріхах на </w:t>
       </w:r>
       <w:r>
         <w:rPr>
@@ -17521,7 +19944,7 @@
           <w:sz w:val="24"/>
           <w:szCs w:val="24"/>
         </w:rPr>
-        <w:t xml:space="preserve"> Владико, Боже святий і неосяжний, що казав із темряви світлові засіяти, що заспокоїв нас у нічному сні й підвів до величання і моління твоєї </w:t>
+        <w:t xml:space="preserve"> Владико, Боже святий і неосяжний, що казав із темряви світлові засіяти, що заспокоїв нас у нічному сні й підвів до величання і моління твоєї </w:t>
       </w:r>
       <w:r>
         <w:rPr>
@@ -17578,7 +20001,7 @@
           <w:sz w:val="24"/>
           <w:szCs w:val="24"/>
         </w:rPr>
-        <w:t> Скарбе добра, джерело невисихаюче, Отче святий, чудотворче всесильний і в</w:t>
+        <w:t xml:space="preserve"> Скарбе добра, джерело невисихаюче, Отче святий, чудотворче всесильний і в</w:t>
       </w:r>
       <w:r>
         <w:rPr>
@@ -17626,7 +20049,7 @@
           <w:sz w:val="24"/>
           <w:szCs w:val="24"/>
         </w:rPr>
-        <w:t>6. </w:t>
+        <w:t xml:space="preserve">6. </w:t>
       </w:r>
       <w:r>
         <w:rPr>
@@ -17692,7 +20115,7 @@
           <w:sz w:val="24"/>
           <w:szCs w:val="24"/>
         </w:rPr>
-        <w:t> Боже й Отче Господа нашого Ісуса Христа! Ти підніс нас з постелі нашої і зібрав на годину молитви. Дай нам ласку відкрити уста наші і прийми наші подяки, що в наших силах, і навчи нас установ твоїх.</w:t>
+        <w:t xml:space="preserve"> Боже й Отче Господа нашого Ісуса Христа! Ти підніс нас з постелі нашої і зібрав на годину молитви. Дай нам ласку відкрити уста наші і прийми наші подяки, що в наших силах, і навчи нас установ твоїх.</w:t>
       </w:r>
       <w:r>
         <w:rPr>
@@ -17740,7 +20163,7 @@
           <w:sz w:val="24"/>
           <w:szCs w:val="24"/>
         </w:rPr>
-        <w:t>8. </w:t>
+        <w:t xml:space="preserve">8. </w:t>
       </w:r>
       <w:r>
         <w:rPr>
@@ -17797,7 +20220,7 @@
           <w:sz w:val="24"/>
           <w:szCs w:val="24"/>
         </w:rPr>
-        <w:t> Господи, Боже наш! Ти за покаяння дарував людям відпущення, нам же, як образ пізнання і визнання гріхів, показав пок</w:t>
+        <w:t xml:space="preserve"> Господи, Боже наш! Ти за покаяння дарував людям відпущення, нам же, як образ пізнання і визнання гріхів, показав пок</w:t>
       </w:r>
       <w:r>
         <w:rPr>
@@ -17871,7 +20294,7 @@
           <w:sz w:val="24"/>
           <w:szCs w:val="24"/>
         </w:rPr>
-        <w:t> Боже, Боже наш! Ти сотворив р</w:t>
+        <w:t xml:space="preserve"> Боже, Боже наш! Ти сотворив р</w:t>
       </w:r>
       <w:r>
         <w:rPr>
@@ -17910,7 +20333,7 @@
           <w:sz w:val="24"/>
           <w:szCs w:val="24"/>
         </w:rPr>
-        <w:t>11. </w:t>
+        <w:t xml:space="preserve">11. </w:t>
       </w:r>
       <w:r>
         <w:rPr>
@@ -19132,7 +21555,7 @@
           <w:sz w:val="24"/>
           <w:szCs w:val="24"/>
         </w:rPr>
-        <w:t>(г. 8):</w:t>
+        <w:t>(г. 8):</w:t>
       </w:r>
       <w:r>
         <w:rPr>
@@ -19189,7 +21612,7 @@
           <w:sz w:val="24"/>
           <w:szCs w:val="24"/>
         </w:rPr>
-        <w:t>(г. 8):</w:t>
+        <w:t>(г. 8):</w:t>
       </w:r>
       <w:r>
         <w:rPr>
@@ -19537,7 +21960,7 @@
           <w:sz w:val="24"/>
           <w:szCs w:val="24"/>
         </w:rPr>
-        <w:t>(г. 4):</w:t>
+        <w:t>(г. 4):</w:t>
       </w:r>
       <w:r>
         <w:rPr>
@@ -19910,7 +22333,7 @@
           <w:sz w:val="24"/>
           <w:szCs w:val="24"/>
         </w:rPr>
-        <w:t>(г. 4, подібний: Здивувався Йосиф):</w:t>
+        <w:t>(г. 4, подібний: Здивувався Йосиф):</w:t>
       </w:r>
       <w:r>
         <w:rPr>
@@ -20041,7 +22464,7 @@
           <w:sz w:val="24"/>
           <w:szCs w:val="24"/>
         </w:rPr>
-        <w:t>(3 р.)</w:t>
+        <w:t>(3 р.)</w:t>
       </w:r>
       <w:r>
         <w:rPr>
@@ -20079,7 +22502,7 @@
           <w:sz w:val="24"/>
           <w:szCs w:val="24"/>
         </w:rPr>
-        <w:t>(3 р.)</w:t>
+        <w:t>(3 р.)</w:t>
       </w:r>
       <w:r>
         <w:rPr>
@@ -20117,7 +22540,7 @@
           <w:sz w:val="24"/>
           <w:szCs w:val="24"/>
         </w:rPr>
-        <w:t>(3 р.)</w:t>
+        <w:t>(3 р.)</w:t>
       </w:r>
       <w:r>
         <w:rPr>
@@ -20155,7 +22578,7 @@
           <w:sz w:val="24"/>
           <w:szCs w:val="24"/>
         </w:rPr>
-        <w:t>(3 р.)</w:t>
+        <w:t>(3 р.)</w:t>
       </w:r>
       <w:r>
         <w:rPr>
@@ -20193,7 +22616,7 @@
           <w:sz w:val="24"/>
           <w:szCs w:val="24"/>
         </w:rPr>
-        <w:t>(3 р.)</w:t>
+        <w:t>(3 р.)</w:t>
       </w:r>
       <w:r>
         <w:rPr>
@@ -20239,7 +22662,7 @@
           <w:sz w:val="24"/>
           <w:szCs w:val="24"/>
         </w:rPr>
-        <w:t>(3 р.)</w:t>
+        <w:t>(3 р.)</w:t>
       </w:r>
       <w:r>
         <w:rPr>
@@ -20278,7 +22701,7 @@
           <w:sz w:val="24"/>
           <w:szCs w:val="24"/>
         </w:rPr>
-        <w:t>(3 р.)</w:t>
+        <w:t>(3 р.)</w:t>
       </w:r>
       <w:r>
         <w:rPr>
@@ -20317,7 +22740,7 @@
           <w:sz w:val="24"/>
           <w:szCs w:val="24"/>
         </w:rPr>
-        <w:t>(3 р.)</w:t>
+        <w:t>(3 р.)</w:t>
       </w:r>
       <w:r>
         <w:rPr>
@@ -20634,7 +23057,7 @@
           <w:sz w:val="24"/>
           <w:szCs w:val="24"/>
         </w:rPr>
-        <w:t>(3 р.)</w:t>
+        <w:t>(3 р.)</w:t>
       </w:r>
     </w:p>
     <w:p>
@@ -20866,7 +23289,7 @@
           <w:rFonts w:ascii="Times New Roman" w:hAnsi="Times New Roman"/>
           <w:sz w:val="24"/>
         </w:rPr>
-        <w:t xml:space="preserve"> Бо благословилося і прославилося ім’я Твоє Отця, і Сина, і Святого Духа, нині і повсякчас, і на віки віків.</w:t>
+        <w:t xml:space="preserve"> Бо благословилося і прославилося ім’я Твоє Отця, і Сина, і Святого Духа, нині і повсякчас, і на віки віків.</w:t>
       </w:r>
     </w:p>
     <w:p>
@@ -20958,7 +23381,7 @@
           <w:sz w:val="24"/>
           <w:szCs w:val="24"/>
         </w:rPr>
-        <w:t>(г. 1):</w:t>
+        <w:t>(г. 1):</w:t>
       </w:r>
       <w:r>
         <w:rPr>
@@ -21488,7 +23911,7 @@
         <w:rPr>
           <w:rFonts w:ascii="Times New Roman" w:hAnsi="Times New Roman"/>
           <w:i/>
-          <w:color w:val="FF4400"/>
+          <w:color w:val="FF0000"/>
           <w:sz w:val="24"/>
         </w:rPr>
         <w:t>Священик:</w:t>
@@ -21496,6 +23919,7 @@
       <w:r>
         <w:rPr>
           <w:rFonts w:ascii="Times New Roman" w:hAnsi="Times New Roman"/>
+          <w:color w:val="000000"/>
           <w:sz w:val="24"/>
         </w:rPr>
         <w:t xml:space="preserve"> Бо Ти святий єси, Боже наш, і в святині перебуваєш, і ми Тобі славу віддаємо: Отцю, і Сину, і Святому Духові, нині і повсякчас, і на віки віків.</w:t>
@@ -21750,7 +24174,7 @@
           <w:sz w:val="24"/>
           <w:szCs w:val="24"/>
         </w:rPr>
-        <w:t>(3 р.)</w:t>
+        <w:t>(3 р.)</w:t>
       </w:r>
       <w:r>
         <w:rPr>
@@ -22559,7 +24983,7 @@
           <w:sz w:val="24"/>
           <w:szCs w:val="24"/>
         </w:rPr>
-        <w:t>(г. 6):</w:t>
+        <w:t>(г. 6):</w:t>
       </w:r>
       <w:r>
         <w:rPr>
@@ -22834,7 +25258,7 @@
           <w:sz w:val="24"/>
           <w:szCs w:val="24"/>
         </w:rPr>
-        <w:t>(12 р.)</w:t>
+        <w:t>(12 р.)</w:t>
       </w:r>
       <w:r>
         <w:rPr>
@@ -23801,7 +26225,7 @@
           <w:sz w:val="24"/>
           <w:szCs w:val="24"/>
         </w:rPr>
-        <w:t>нник: </w:t>
+        <w:t xml:space="preserve">нник: </w:t>
       </w:r>
       <w:r>
         <w:rPr>
@@ -24965,7 +27389,7 @@
           <w:sz w:val="24"/>
           <w:szCs w:val="24"/>
         </w:rPr>
-        <w:t>Священник: </w:t>
+        <w:t xml:space="preserve">Священник: </w:t>
       </w:r>
       <w:r>
         <w:rPr>
@@ -25055,7 +27479,7 @@
           <w:sz w:val="24"/>
           <w:szCs w:val="24"/>
         </w:rPr>
-        <w:t>Кондак: (г. 4):</w:t>
+        <w:t>Кондак: (г. 4):</w:t>
       </w:r>
       <w:r>
         <w:rPr>
@@ -25939,7 +28363,7 @@
           <w:sz w:val="24"/>
           <w:szCs w:val="24"/>
         </w:rPr>
-        <w:t>Ірмос (г. 8):</w:t>
+        <w:t>Ірмос (г. 8):</w:t>
       </w:r>
       <w:r>
         <w:rPr>
@@ -26366,7 +28790,7 @@
           <w:rFonts w:ascii="Times New Roman" w:hAnsi="Times New Roman"/>
           <w:sz w:val="24"/>
         </w:rPr>
-        <w:t xml:space="preserve"> Бо Тебе хвалять усі сили небесні і Тобі славу возсилаємо: Отцю, і Сину, і Святому Духові, нині і повсякчас, і на віки віків.</w:t>
+        <w:t xml:space="preserve"> Бо Тебе хвалять усі сили небесні і Тобі славу возсилаємо: Отцю, і Сину, і Святому Духові, нині і повсякчас, і на віки віків.</w:t>
       </w:r>
     </w:p>
     <w:p>
@@ -27165,7 +29589,7 @@
           <w:sz w:val="24"/>
           <w:szCs w:val="24"/>
         </w:rPr>
-        <w:t>(г. 1):</w:t>
+        <w:t>(г. 1):</w:t>
       </w:r>
       <w:r>
         <w:rPr>
@@ -27393,7 +29817,7 @@
           <w:sz w:val="24"/>
           <w:szCs w:val="24"/>
         </w:rPr>
-        <w:t>(г. 8):</w:t>
+        <w:t>(г. 8):</w:t>
       </w:r>
       <w:r>
         <w:rPr>
@@ -27975,7 +30399,7 @@
           <w:sz w:val="24"/>
           <w:szCs w:val="24"/>
         </w:rPr>
-        <w:t>(3 р.).</w:t>
+        <w:t>(3 р.).</w:t>
       </w:r>
     </w:p>
     <w:p>
@@ -28088,7 +30512,7 @@
           <w:sz w:val="24"/>
           <w:szCs w:val="24"/>
         </w:rPr>
-        <w:t>(г. 8):</w:t>
+        <w:t>(г. 8):</w:t>
       </w:r>
       <w:r>
         <w:rPr>
@@ -28465,206 +30889,251 @@
     </w:p>
     <w:p>
       <w:pPr>
-        <w:spacing w:after="120"/>
-        <w:jc w:val="both"/>
-        <w:rPr>
-          <w:rFonts w:ascii="Times New Roman" w:hAnsi="Times New Roman" w:cs="Times New Roman"/>
-          <w:sz w:val="24"/>
-          <w:szCs w:val="24"/>
-        </w:rPr>
-      </w:pPr>
-      <w:r>
-        <w:rPr>
-          <w:rFonts w:ascii="Times New Roman" w:hAnsi="Times New Roman" w:cs="Times New Roman"/>
-          <w:i/>
-          <w:color w:val="FF0000"/>
-          <w:sz w:val="24"/>
-          <w:szCs w:val="24"/>
+        <w:pStyle w:val="a"/>
+        <w:spacing w:after="120"/>
+      </w:pPr>
+      <w:r>
+        <w:rPr>
+          <w:rFonts w:ascii="Times New Roman" w:hAnsi="Times New Roman"/>
+          <w:i/>
+          <w:color w:val="FF0000"/>
+          <w:sz w:val="24"/>
         </w:rPr>
         <w:t>Вірні:</w:t>
       </w:r>
       <w:r>
         <w:rPr>
-          <w:rFonts w:ascii="Times New Roman" w:hAnsi="Times New Roman" w:cs="Times New Roman"/>
-          <w:sz w:val="24"/>
-          <w:szCs w:val="24"/>
-        </w:rPr>
-        <w:t xml:space="preserve"> Амінь.</w:t>
-      </w:r>
-    </w:p>
-    <w:p>
-      <w:pPr>
-        <w:spacing w:after="120"/>
-        <w:jc w:val="both"/>
-        <w:rPr>
-          <w:rFonts w:ascii="Times New Roman" w:hAnsi="Times New Roman" w:cs="Times New Roman"/>
-          <w:sz w:val="24"/>
-          <w:szCs w:val="24"/>
-        </w:rPr>
+          <w:rFonts w:ascii="Times New Roman" w:hAnsi="Times New Roman"/>
+          <w:color w:val="000000"/>
+          <w:sz w:val="24"/>
+        </w:rPr>
+        <w:t xml:space="preserve"> </w:t>
+      </w:r>
+      <w:r>
+        <w:rPr>
+          <w:rFonts w:ascii="Times New Roman" w:hAnsi="Times New Roman"/>
+          <w:color w:val="000000"/>
+          <w:sz w:val="24"/>
+        </w:rPr>
+        <w:t>Амі</w:t>
+      </w:r>
+      <w:r>
+        <w:rPr>
+          <w:rFonts w:ascii="Times New Roman" w:hAnsi="Times New Roman"/>
+          <w:sz w:val="24"/>
+        </w:rPr>
+        <w:t>́</w:t>
+      </w:r>
+      <w:r>
+        <w:rPr>
+          <w:rFonts w:ascii="Times New Roman" w:hAnsi="Times New Roman"/>
+          <w:color w:val="000000"/>
+          <w:sz w:val="24"/>
+        </w:rPr>
+        <w:t>нь</w:t>
+      </w:r>
+      <w:r>
+        <w:rPr>
+          <w:rFonts w:ascii="Times New Roman" w:hAnsi="Times New Roman"/>
+          <w:color w:val="000000"/>
+          <w:sz w:val="24"/>
+        </w:rPr>
+        <w:t>.</w:t>
+      </w:r>
+    </w:p>
+    <w:p>
+      <w:pPr>
+        <w:pStyle w:val="a"/>
+        <w:spacing w:after="120"/>
       </w:pPr>
     </w:p>
     <w:p>
       <w:pPr>
         <w:pStyle w:val="3"/>
-        <w:spacing w:before="0" w:after="120"/>
-        <w:jc w:val="center"/>
-        <w:rPr>
-          <w:rFonts w:ascii="Times New Roman" w:eastAsia="Times New Roman" w:hAnsi="Times New Roman" w:cs="Times New Roman"/>
-          <w:b/>
-          <w:i/>
-          <w:color w:val="FF0000"/>
-        </w:rPr>
-      </w:pPr>
-      <w:r>
-        <w:rPr>
-          <w:rFonts w:ascii="Times New Roman" w:eastAsia="Times New Roman" w:hAnsi="Times New Roman" w:cs="Times New Roman"/>
-          <w:b/>
-          <w:i/>
-          <w:color w:val="FF0000"/>
+        <w:spacing w:after="120"/>
+      </w:pPr>
+      <w:r>
+        <w:rPr>
+          <w:rFonts w:ascii="Times New Roman" w:hAnsi="Times New Roman"/>
+          <w:i/>
+          <w:color w:val="FF0000"/>
+          <w:sz w:val="24"/>
         </w:rPr>
         <w:t>Прохальна єктенія</w:t>
       </w:r>
     </w:p>
     <w:p>
       <w:pPr>
-        <w:spacing w:after="120"/>
-        <w:jc w:val="both"/>
-        <w:rPr>
-          <w:rFonts w:ascii="Times New Roman" w:hAnsi="Times New Roman" w:cs="Times New Roman"/>
-          <w:sz w:val="24"/>
-          <w:szCs w:val="24"/>
-        </w:rPr>
-      </w:pPr>
-      <w:bookmarkStart w:id="5" w:name="_heading=h.3znysh7" w:colFirst="0" w:colLast="0"/>
-      <w:bookmarkEnd w:id="5"/>
-      <w:r>
-        <w:rPr>
-          <w:rFonts w:ascii="Times New Roman" w:hAnsi="Times New Roman" w:cs="Times New Roman"/>
-          <w:sz w:val="24"/>
-          <w:szCs w:val="24"/>
-        </w:rPr>
-        <w:t>Сповнім вечірню молитву нашу Господеві.</w:t>
-      </w:r>
-    </w:p>
-    <w:p>
-      <w:pPr>
-        <w:spacing w:after="120"/>
-        <w:jc w:val="both"/>
-        <w:rPr>
-          <w:rFonts w:ascii="Times New Roman" w:hAnsi="Times New Roman" w:cs="Times New Roman"/>
-          <w:sz w:val="24"/>
-          <w:szCs w:val="24"/>
-        </w:rPr>
-      </w:pPr>
-      <w:r>
-        <w:rPr>
-          <w:rFonts w:ascii="Times New Roman" w:hAnsi="Times New Roman" w:cs="Times New Roman"/>
-          <w:i/>
-          <w:color w:val="FF0000"/>
-          <w:sz w:val="24"/>
-          <w:szCs w:val="24"/>
+        <w:pStyle w:val="a4"/>
+        <w:spacing w:after="120"/>
+      </w:pPr>
+      <w:r>
+        <w:rPr>
+          <w:rFonts w:ascii="Times New Roman" w:hAnsi="Times New Roman"/>
+          <w:color w:val="000000"/>
+          <w:sz w:val="24"/>
+        </w:rPr>
+        <w:t xml:space="preserve">Сповнім </w:t>
+      </w:r>
+      <w:r>
+        <w:rPr>
+          <w:rFonts w:ascii="Times New Roman" w:hAnsi="Times New Roman"/>
+          <w:color w:val="000000"/>
+          <w:sz w:val="24"/>
+        </w:rPr>
+        <w:t>ранішню</w:t>
+      </w:r>
+      <w:r>
+        <w:rPr>
+          <w:rFonts w:ascii="Times New Roman" w:hAnsi="Times New Roman"/>
+          <w:color w:val="000000"/>
+          <w:sz w:val="24"/>
+        </w:rPr>
+        <w:t xml:space="preserve"> </w:t>
+      </w:r>
+      <w:r>
+        <w:rPr>
+          <w:rFonts w:ascii="Times New Roman" w:hAnsi="Times New Roman"/>
+          <w:color w:val="000000"/>
+          <w:sz w:val="24"/>
+        </w:rPr>
+        <w:t>молитву нашу Господеві.</w:t>
+      </w:r>
+    </w:p>
+    <w:p>
+      <w:pPr>
+        <w:pStyle w:val="a"/>
+        <w:spacing w:after="120"/>
+      </w:pPr>
+      <w:r>
+        <w:rPr>
+          <w:rFonts w:ascii="Times New Roman" w:hAnsi="Times New Roman"/>
+          <w:i/>
+          <w:color w:val="FF0000"/>
+          <w:sz w:val="24"/>
         </w:rPr>
         <w:t>Вірні:</w:t>
       </w:r>
       <w:r>
         <w:rPr>
-          <w:rFonts w:ascii="Times New Roman" w:hAnsi="Times New Roman" w:cs="Times New Roman"/>
-          <w:color w:val="FF0000"/>
-          <w:sz w:val="24"/>
-          <w:szCs w:val="24"/>
+          <w:rFonts w:ascii="Times New Roman" w:hAnsi="Times New Roman"/>
+          <w:color w:val="FF0000"/>
+          <w:sz w:val="24"/>
         </w:rPr>
         <w:t xml:space="preserve"> </w:t>
       </w:r>
       <w:r>
         <w:rPr>
-          <w:rFonts w:ascii="Times New Roman" w:hAnsi="Times New Roman" w:cs="Times New Roman"/>
-          <w:sz w:val="24"/>
-          <w:szCs w:val="24"/>
-        </w:rPr>
-        <w:t>Господи, помилуй.</w:t>
-      </w:r>
-    </w:p>
-    <w:p>
-      <w:pPr>
-        <w:spacing w:after="120"/>
-        <w:rPr>
-          <w:rFonts w:ascii="Times New Roman" w:hAnsi="Times New Roman" w:cs="Times New Roman"/>
-          <w:sz w:val="24"/>
-          <w:szCs w:val="24"/>
-        </w:rPr>
-      </w:pPr>
-      <w:r>
-        <w:rPr>
-          <w:rFonts w:ascii="Times New Roman" w:hAnsi="Times New Roman" w:cs="Times New Roman"/>
-          <w:sz w:val="24"/>
-          <w:szCs w:val="24"/>
-        </w:rPr>
-        <w:t>Заступи, спаси, помилуй і о</w:t>
-      </w:r>
-      <w:r>
-        <w:rPr>
-          <w:rFonts w:ascii="Times New Roman" w:hAnsi="Times New Roman" w:cs="Times New Roman"/>
-          <w:sz w:val="24"/>
-          <w:szCs w:val="24"/>
-        </w:rPr>
-        <w:t>хорони нас, Боже, Твоєю благодаттю</w:t>
-      </w:r>
-    </w:p>
-    <w:p>
-      <w:pPr>
-        <w:spacing w:after="120"/>
-        <w:jc w:val="both"/>
-        <w:rPr>
-          <w:rFonts w:ascii="Times New Roman" w:hAnsi="Times New Roman" w:cs="Times New Roman"/>
-          <w:sz w:val="24"/>
-          <w:szCs w:val="24"/>
-        </w:rPr>
-      </w:pPr>
-      <w:r>
-        <w:rPr>
-          <w:rFonts w:ascii="Times New Roman" w:hAnsi="Times New Roman" w:cs="Times New Roman"/>
-          <w:i/>
-          <w:color w:val="FF0000"/>
-          <w:sz w:val="24"/>
-          <w:szCs w:val="24"/>
+          <w:rFonts w:ascii="Times New Roman" w:hAnsi="Times New Roman"/>
+          <w:color w:val="000000"/>
+          <w:sz w:val="24"/>
+        </w:rPr>
+        <w:t>Го</w:t>
+      </w:r>
+      <w:r>
+        <w:rPr>
+          <w:rFonts w:ascii="Times New Roman" w:hAnsi="Times New Roman"/>
+          <w:color w:val="000000"/>
+          <w:sz w:val="24"/>
+        </w:rPr>
+        <w:t>́</w:t>
+      </w:r>
+      <w:r>
+        <w:rPr>
+          <w:rFonts w:ascii="Times New Roman" w:hAnsi="Times New Roman"/>
+          <w:color w:val="000000"/>
+          <w:sz w:val="24"/>
+        </w:rPr>
+        <w:t>споди, помилуй.</w:t>
+      </w:r>
+    </w:p>
+    <w:p>
+      <w:pPr>
+        <w:pStyle w:val="a"/>
+        <w:spacing w:after="120"/>
+      </w:pPr>
+      <w:r>
+        <w:rPr>
+          <w:rFonts w:ascii="Times New Roman" w:hAnsi="Times New Roman"/>
+          <w:sz w:val="24"/>
+        </w:rPr>
+        <w:t>Заступи, спаси, помилуй і охорони нас, Боже, Твоєю благодаттю</w:t>
+      </w:r>
+    </w:p>
+    <w:p>
+      <w:pPr>
+        <w:pStyle w:val="a"/>
+        <w:spacing w:after="120"/>
+      </w:pPr>
+      <w:r>
+        <w:rPr>
+          <w:rFonts w:ascii="Times New Roman" w:hAnsi="Times New Roman"/>
+          <w:i/>
+          <w:color w:val="FF0000"/>
+          <w:sz w:val="24"/>
         </w:rPr>
         <w:t>Вірні:</w:t>
       </w:r>
       <w:r>
         <w:rPr>
-          <w:rFonts w:ascii="Times New Roman" w:hAnsi="Times New Roman" w:cs="Times New Roman"/>
-          <w:color w:val="FF0000"/>
-          <w:sz w:val="24"/>
-          <w:szCs w:val="24"/>
+          <w:rFonts w:ascii="Times New Roman" w:hAnsi="Times New Roman"/>
+          <w:color w:val="FF0000"/>
+          <w:sz w:val="24"/>
         </w:rPr>
         <w:t xml:space="preserve"> </w:t>
       </w:r>
       <w:r>
         <w:rPr>
-          <w:rFonts w:ascii="Times New Roman" w:hAnsi="Times New Roman" w:cs="Times New Roman"/>
-          <w:sz w:val="24"/>
-          <w:szCs w:val="24"/>
-        </w:rPr>
-        <w:t>Господи, помилуй.</w:t>
-      </w:r>
-    </w:p>
-    <w:p>
-      <w:pPr>
-        <w:spacing w:after="120"/>
-        <w:jc w:val="both"/>
-        <w:rPr>
-          <w:rFonts w:ascii="Times New Roman" w:hAnsi="Times New Roman" w:cs="Times New Roman"/>
-          <w:sz w:val="24"/>
-          <w:szCs w:val="24"/>
-        </w:rPr>
-      </w:pPr>
-      <w:r>
-        <w:rPr>
-          <w:rFonts w:ascii="Times New Roman" w:hAnsi="Times New Roman" w:cs="Times New Roman"/>
-          <w:sz w:val="24"/>
-          <w:szCs w:val="24"/>
-        </w:rPr>
-        <w:t>Вечора всього досконалого, святого, мирного і безгрішного у Господа просім.</w:t>
+          <w:rFonts w:ascii="Times New Roman" w:hAnsi="Times New Roman"/>
+          <w:color w:val="000000"/>
+          <w:sz w:val="24"/>
+        </w:rPr>
+        <w:t>Го</w:t>
+      </w:r>
+      <w:r>
+        <w:rPr>
+          <w:rFonts w:ascii="Times New Roman" w:hAnsi="Times New Roman"/>
+          <w:sz w:val="24"/>
+        </w:rPr>
+        <w:t>́</w:t>
+      </w:r>
+      <w:r>
+        <w:rPr>
+          <w:rFonts w:ascii="Times New Roman" w:hAnsi="Times New Roman"/>
+          <w:color w:val="000000"/>
+          <w:sz w:val="24"/>
+        </w:rPr>
+        <w:t>споди, помилуй.</w:t>
+      </w:r>
+    </w:p>
+    <w:p>
+      <w:pPr>
+        <w:pStyle w:val="a4"/>
+        <w:spacing w:after="120"/>
+      </w:pPr>
+      <w:r>
+        <w:rPr>
+          <w:rFonts w:ascii="Times New Roman" w:hAnsi="Times New Roman"/>
+          <w:color w:val="000000"/>
+          <w:sz w:val="24"/>
+        </w:rPr>
+        <w:t>Дня</w:t>
+      </w:r>
+      <w:r>
+        <w:rPr>
+          <w:rFonts w:ascii="Times New Roman" w:hAnsi="Times New Roman"/>
+          <w:color w:val="000000"/>
+          <w:sz w:val="24"/>
+        </w:rPr>
+        <w:t xml:space="preserve"> </w:t>
+      </w:r>
+      <w:r>
+        <w:rPr>
+          <w:rFonts w:ascii="Times New Roman" w:hAnsi="Times New Roman"/>
+          <w:color w:val="000000"/>
+          <w:sz w:val="24"/>
+        </w:rPr>
+        <w:t>всього досконалого, святого, мирного і безгрішного у Господа просім.</w:t>
       </w:r>
     </w:p>
     <w:p>
@@ -29058,7 +31527,7 @@
           <w:rFonts w:ascii="Times New Roman" w:hAnsi="Times New Roman"/>
           <w:sz w:val="24"/>
         </w:rPr>
-        <w:t xml:space="preserve"> Бо Ти – Бог милости, ласк і людинолюбности, і Тобі славу віддаємо, Отцю, і Сину, і Святому Духові, нині, і повсякчас, і на віки віків.</w:t>
+        <w:t xml:space="preserve"> Бо Ти – Бог милости, ласк і людинолюбности, і Тобі славу віддаємо, Отцю, і Сину, і Святому Духові, нині, і повсякчас, і на віки віків.</w:t>
       </w:r>
     </w:p>
     <w:p>
@@ -29626,7 +32095,7 @@
           <w:sz w:val="24"/>
           <w:szCs w:val="24"/>
         </w:rPr>
-        <w:t>(3 р.)</w:t>
+        <w:t>(3 р.)</w:t>
       </w:r>
       <w:r>
         <w:rPr>
@@ -29661,23 +32130,7 @@
           <w:rFonts w:ascii="Times New Roman" w:hAnsi="Times New Roman"/>
           <w:sz w:val="24"/>
         </w:rPr>
-        <w:t xml:space="preserve"> Христос, істинний Бог наш - молитвами пречистої Своєї Матері, якої чесного пояса положення сьогодні пам'ять світло звершуємо, силою чесного і животворчого Хреста, заступництвом чесних небесних сил безтілесних, чесного і славного пророка, предтечі і хрестителя Йоана, святих славних і всехвальних апостолів, святого отця нашого Миколая, архиєпископа Мир Ликійських, чудотворця, святих славних і переможних мучеників, преподобних і богоносних отців наших, святих і праведних богоотців Йоакима й Анни, святого, </w:t>
-      </w:r>
-      <w:r>
-        <w:rPr>
-          <w:rFonts w:ascii="Times New Roman" w:hAnsi="Times New Roman"/>
-          <w:i/>
-          <w:color w:val="FF4400"/>
-          <w:sz w:val="24"/>
-        </w:rPr>
-        <w:t>якого є храм</w:t>
-      </w:r>
-      <w:r>
-        <w:rPr>
-          <w:rFonts w:ascii="Times New Roman" w:hAnsi="Times New Roman"/>
-          <w:sz w:val="24"/>
-        </w:rPr>
-        <w:t>, положення чесного пояса Пресвятої Владичиці нашої Богородиці і всіх святих - помилує і спасе нас як благий і людинолюбний.</w:t>
+        <w:t xml:space="preserve"> Христос, істинний Бог наш - молитвами пречистої Своєї Матері, Пресвятої Владичиці нашої Богородиці, що її чесного пояса положення сьогодні пам'ять світло звершуємо, святих славних і всехвальних апостолів, і всіх святих - помилує і спасе нас як благий і людинолюбний.</w:t>
       </w:r>
     </w:p>
     <w:p>
